--- a/Explicatii proiect.docx
+++ b/Explicatii proiect.docx
@@ -19,7 +19,7 @@
       <w:pPr>
         <w:numPr>
           <w:ilvl w:val="0"/>
-          <w:numId w:val="2"/>
+          <w:numId w:val="5"/>
         </w:numPr>
         <w:spacing w:after="0" w:afterAutospacing="0" w:before="240" w:lineRule="auto"/>
         <w:ind w:left="720" w:hanging="360"/>
@@ -37,7 +37,7 @@
       <w:pPr>
         <w:numPr>
           <w:ilvl w:val="1"/>
-          <w:numId w:val="2"/>
+          <w:numId w:val="5"/>
         </w:numPr>
         <w:spacing w:after="0" w:afterAutospacing="0" w:before="0" w:beforeAutospacing="0" w:lineRule="auto"/>
         <w:ind w:left="1440" w:hanging="360"/>
@@ -53,7 +53,7 @@
       <w:pPr>
         <w:numPr>
           <w:ilvl w:val="0"/>
-          <w:numId w:val="2"/>
+          <w:numId w:val="5"/>
         </w:numPr>
         <w:spacing w:after="0" w:afterAutospacing="0" w:before="0" w:beforeAutospacing="0" w:lineRule="auto"/>
         <w:ind w:left="720" w:hanging="360"/>
@@ -71,7 +71,7 @@
       <w:pPr>
         <w:numPr>
           <w:ilvl w:val="1"/>
-          <w:numId w:val="2"/>
+          <w:numId w:val="5"/>
         </w:numPr>
         <w:spacing w:after="0" w:afterAutospacing="0" w:before="0" w:beforeAutospacing="0" w:lineRule="auto"/>
         <w:ind w:left="1440" w:hanging="360"/>
@@ -87,7 +87,7 @@
       <w:pPr>
         <w:numPr>
           <w:ilvl w:val="0"/>
-          <w:numId w:val="2"/>
+          <w:numId w:val="5"/>
         </w:numPr>
         <w:spacing w:after="0" w:afterAutospacing="0" w:before="0" w:beforeAutospacing="0" w:lineRule="auto"/>
         <w:ind w:left="720" w:hanging="360"/>
@@ -105,7 +105,7 @@
       <w:pPr>
         <w:numPr>
           <w:ilvl w:val="1"/>
-          <w:numId w:val="2"/>
+          <w:numId w:val="5"/>
         </w:numPr>
         <w:spacing w:after="0" w:afterAutospacing="0" w:before="0" w:beforeAutospacing="0" w:lineRule="auto"/>
         <w:ind w:left="1440" w:hanging="360"/>
@@ -121,7 +121,7 @@
       <w:pPr>
         <w:numPr>
           <w:ilvl w:val="0"/>
-          <w:numId w:val="2"/>
+          <w:numId w:val="5"/>
         </w:numPr>
         <w:spacing w:after="0" w:afterAutospacing="0" w:before="0" w:beforeAutospacing="0" w:lineRule="auto"/>
         <w:ind w:left="720" w:hanging="360"/>
@@ -139,7 +139,7 @@
       <w:pPr>
         <w:numPr>
           <w:ilvl w:val="1"/>
-          <w:numId w:val="2"/>
+          <w:numId w:val="5"/>
         </w:numPr>
         <w:spacing w:after="0" w:afterAutospacing="0" w:before="0" w:beforeAutospacing="0" w:lineRule="auto"/>
         <w:ind w:left="1440" w:hanging="360"/>
@@ -155,7 +155,7 @@
       <w:pPr>
         <w:numPr>
           <w:ilvl w:val="0"/>
-          <w:numId w:val="2"/>
+          <w:numId w:val="5"/>
         </w:numPr>
         <w:spacing w:after="0" w:afterAutospacing="0" w:before="0" w:beforeAutospacing="0" w:lineRule="auto"/>
         <w:ind w:left="720" w:hanging="360"/>
@@ -173,7 +173,7 @@
       <w:pPr>
         <w:numPr>
           <w:ilvl w:val="1"/>
-          <w:numId w:val="2"/>
+          <w:numId w:val="5"/>
         </w:numPr>
         <w:spacing w:after="0" w:afterAutospacing="0" w:before="0" w:beforeAutospacing="0" w:lineRule="auto"/>
         <w:ind w:left="1440" w:hanging="360"/>
@@ -189,7 +189,7 @@
       <w:pPr>
         <w:numPr>
           <w:ilvl w:val="0"/>
-          <w:numId w:val="2"/>
+          <w:numId w:val="5"/>
         </w:numPr>
         <w:spacing w:after="0" w:afterAutospacing="0" w:before="0" w:beforeAutospacing="0" w:lineRule="auto"/>
         <w:ind w:left="720" w:hanging="360"/>
@@ -207,7 +207,7 @@
       <w:pPr>
         <w:numPr>
           <w:ilvl w:val="1"/>
-          <w:numId w:val="2"/>
+          <w:numId w:val="5"/>
         </w:numPr>
         <w:spacing w:after="0" w:afterAutospacing="0" w:before="0" w:beforeAutospacing="0" w:lineRule="auto"/>
         <w:ind w:left="1440" w:hanging="360"/>
@@ -223,7 +223,7 @@
       <w:pPr>
         <w:numPr>
           <w:ilvl w:val="0"/>
-          <w:numId w:val="2"/>
+          <w:numId w:val="5"/>
         </w:numPr>
         <w:spacing w:after="0" w:afterAutospacing="0" w:before="0" w:beforeAutospacing="0" w:lineRule="auto"/>
         <w:ind w:left="720" w:hanging="360"/>
@@ -241,7 +241,7 @@
       <w:pPr>
         <w:numPr>
           <w:ilvl w:val="1"/>
-          <w:numId w:val="2"/>
+          <w:numId w:val="5"/>
         </w:numPr>
         <w:spacing w:after="0" w:afterAutospacing="0" w:before="0" w:beforeAutospacing="0" w:lineRule="auto"/>
         <w:ind w:left="1440" w:hanging="360"/>
@@ -257,7 +257,7 @@
       <w:pPr>
         <w:numPr>
           <w:ilvl w:val="0"/>
-          <w:numId w:val="2"/>
+          <w:numId w:val="5"/>
         </w:numPr>
         <w:spacing w:after="0" w:afterAutospacing="0" w:before="0" w:beforeAutospacing="0" w:lineRule="auto"/>
         <w:ind w:left="720" w:hanging="360"/>
@@ -275,7 +275,7 @@
       <w:pPr>
         <w:numPr>
           <w:ilvl w:val="1"/>
-          <w:numId w:val="2"/>
+          <w:numId w:val="5"/>
         </w:numPr>
         <w:spacing w:after="0" w:afterAutospacing="0" w:before="0" w:beforeAutospacing="0" w:lineRule="auto"/>
         <w:ind w:left="1440" w:hanging="360"/>
@@ -291,7 +291,7 @@
       <w:pPr>
         <w:numPr>
           <w:ilvl w:val="0"/>
-          <w:numId w:val="2"/>
+          <w:numId w:val="5"/>
         </w:numPr>
         <w:spacing w:after="0" w:afterAutospacing="0" w:before="0" w:beforeAutospacing="0" w:lineRule="auto"/>
         <w:ind w:left="720" w:hanging="360"/>
@@ -309,7 +309,7 @@
       <w:pPr>
         <w:numPr>
           <w:ilvl w:val="1"/>
-          <w:numId w:val="2"/>
+          <w:numId w:val="5"/>
         </w:numPr>
         <w:spacing w:after="0" w:afterAutospacing="0" w:before="0" w:beforeAutospacing="0" w:lineRule="auto"/>
         <w:ind w:left="1440" w:hanging="360"/>
@@ -325,7 +325,7 @@
       <w:pPr>
         <w:numPr>
           <w:ilvl w:val="0"/>
-          <w:numId w:val="2"/>
+          <w:numId w:val="5"/>
         </w:numPr>
         <w:spacing w:after="0" w:afterAutospacing="0" w:before="0" w:beforeAutospacing="0" w:lineRule="auto"/>
         <w:ind w:left="720" w:hanging="360"/>
@@ -343,7 +343,7 @@
       <w:pPr>
         <w:numPr>
           <w:ilvl w:val="1"/>
-          <w:numId w:val="2"/>
+          <w:numId w:val="5"/>
         </w:numPr>
         <w:spacing w:after="0" w:afterAutospacing="0" w:before="0" w:beforeAutospacing="0" w:lineRule="auto"/>
         <w:ind w:left="1440" w:hanging="360"/>
@@ -359,7 +359,7 @@
       <w:pPr>
         <w:numPr>
           <w:ilvl w:val="0"/>
-          <w:numId w:val="2"/>
+          <w:numId w:val="5"/>
         </w:numPr>
         <w:spacing w:after="0" w:afterAutospacing="0" w:before="0" w:beforeAutospacing="0" w:lineRule="auto"/>
         <w:ind w:left="720" w:hanging="360"/>
@@ -377,7 +377,7 @@
       <w:pPr>
         <w:numPr>
           <w:ilvl w:val="1"/>
-          <w:numId w:val="2"/>
+          <w:numId w:val="5"/>
         </w:numPr>
         <w:spacing w:after="0" w:afterAutospacing="0" w:before="0" w:beforeAutospacing="0" w:lineRule="auto"/>
         <w:ind w:left="1440" w:hanging="360"/>
@@ -393,7 +393,7 @@
       <w:pPr>
         <w:numPr>
           <w:ilvl w:val="0"/>
-          <w:numId w:val="2"/>
+          <w:numId w:val="5"/>
         </w:numPr>
         <w:spacing w:after="0" w:afterAutospacing="0" w:before="0" w:beforeAutospacing="0" w:lineRule="auto"/>
         <w:ind w:left="720" w:hanging="360"/>
@@ -411,7 +411,7 @@
       <w:pPr>
         <w:numPr>
           <w:ilvl w:val="1"/>
-          <w:numId w:val="2"/>
+          <w:numId w:val="5"/>
         </w:numPr>
         <w:spacing w:after="0" w:afterAutospacing="0" w:before="0" w:beforeAutospacing="0" w:lineRule="auto"/>
         <w:ind w:left="1440" w:hanging="360"/>
@@ -427,7 +427,7 @@
       <w:pPr>
         <w:numPr>
           <w:ilvl w:val="0"/>
-          <w:numId w:val="2"/>
+          <w:numId w:val="5"/>
         </w:numPr>
         <w:spacing w:after="0" w:afterAutospacing="0" w:before="0" w:beforeAutospacing="0" w:lineRule="auto"/>
         <w:ind w:left="720" w:hanging="360"/>
@@ -445,7 +445,7 @@
       <w:pPr>
         <w:numPr>
           <w:ilvl w:val="1"/>
-          <w:numId w:val="2"/>
+          <w:numId w:val="5"/>
         </w:numPr>
         <w:spacing w:after="0" w:afterAutospacing="0" w:before="0" w:beforeAutospacing="0" w:lineRule="auto"/>
         <w:ind w:left="1440" w:hanging="360"/>
@@ -461,7 +461,7 @@
       <w:pPr>
         <w:numPr>
           <w:ilvl w:val="0"/>
-          <w:numId w:val="2"/>
+          <w:numId w:val="5"/>
         </w:numPr>
         <w:spacing w:after="0" w:afterAutospacing="0" w:before="0" w:beforeAutospacing="0" w:lineRule="auto"/>
         <w:ind w:left="720" w:hanging="360"/>
@@ -479,7 +479,7 @@
       <w:pPr>
         <w:numPr>
           <w:ilvl w:val="1"/>
-          <w:numId w:val="2"/>
+          <w:numId w:val="5"/>
         </w:numPr>
         <w:spacing w:after="0" w:afterAutospacing="0" w:before="0" w:beforeAutospacing="0" w:lineRule="auto"/>
         <w:ind w:left="1440" w:hanging="360"/>
@@ -495,7 +495,7 @@
       <w:pPr>
         <w:numPr>
           <w:ilvl w:val="0"/>
-          <w:numId w:val="2"/>
+          <w:numId w:val="5"/>
         </w:numPr>
         <w:spacing w:after="0" w:afterAutospacing="0" w:before="0" w:beforeAutospacing="0" w:lineRule="auto"/>
         <w:ind w:left="720" w:hanging="360"/>
@@ -513,7 +513,7 @@
       <w:pPr>
         <w:numPr>
           <w:ilvl w:val="1"/>
-          <w:numId w:val="2"/>
+          <w:numId w:val="5"/>
         </w:numPr>
         <w:spacing w:after="0" w:afterAutospacing="0" w:before="0" w:beforeAutospacing="0" w:lineRule="auto"/>
         <w:ind w:left="1440" w:hanging="360"/>
@@ -529,7 +529,7 @@
       <w:pPr>
         <w:numPr>
           <w:ilvl w:val="0"/>
-          <w:numId w:val="2"/>
+          <w:numId w:val="5"/>
         </w:numPr>
         <w:spacing w:after="0" w:afterAutospacing="0" w:before="0" w:beforeAutospacing="0" w:lineRule="auto"/>
         <w:ind w:left="720" w:hanging="360"/>
@@ -547,7 +547,7 @@
       <w:pPr>
         <w:numPr>
           <w:ilvl w:val="1"/>
-          <w:numId w:val="2"/>
+          <w:numId w:val="5"/>
         </w:numPr>
         <w:spacing w:after="0" w:afterAutospacing="0" w:before="0" w:beforeAutospacing="0" w:lineRule="auto"/>
         <w:ind w:left="1440" w:hanging="360"/>
@@ -563,7 +563,7 @@
       <w:pPr>
         <w:numPr>
           <w:ilvl w:val="0"/>
-          <w:numId w:val="2"/>
+          <w:numId w:val="5"/>
         </w:numPr>
         <w:spacing w:after="0" w:afterAutospacing="0" w:before="0" w:beforeAutospacing="0" w:lineRule="auto"/>
         <w:ind w:left="720" w:hanging="360"/>
@@ -581,7 +581,7 @@
       <w:pPr>
         <w:numPr>
           <w:ilvl w:val="1"/>
-          <w:numId w:val="2"/>
+          <w:numId w:val="5"/>
         </w:numPr>
         <w:spacing w:after="0" w:afterAutospacing="0" w:before="0" w:beforeAutospacing="0" w:lineRule="auto"/>
         <w:ind w:left="1440" w:hanging="360"/>
@@ -597,7 +597,7 @@
       <w:pPr>
         <w:numPr>
           <w:ilvl w:val="0"/>
-          <w:numId w:val="2"/>
+          <w:numId w:val="5"/>
         </w:numPr>
         <w:spacing w:after="0" w:afterAutospacing="0" w:before="0" w:beforeAutospacing="0" w:lineRule="auto"/>
         <w:ind w:left="720" w:hanging="360"/>
@@ -615,7 +615,7 @@
       <w:pPr>
         <w:numPr>
           <w:ilvl w:val="1"/>
-          <w:numId w:val="2"/>
+          <w:numId w:val="5"/>
         </w:numPr>
         <w:spacing w:after="240" w:before="0" w:beforeAutospacing="0" w:lineRule="auto"/>
         <w:ind w:left="1440" w:hanging="360"/>
@@ -655,7 +655,7 @@
       <w:pPr>
         <w:numPr>
           <w:ilvl w:val="0"/>
-          <w:numId w:val="7"/>
+          <w:numId w:val="12"/>
         </w:numPr>
         <w:spacing w:after="0" w:afterAutospacing="0" w:before="240" w:lineRule="auto"/>
         <w:ind w:left="720" w:hanging="360"/>
@@ -679,7 +679,7 @@
       <w:pPr>
         <w:numPr>
           <w:ilvl w:val="0"/>
-          <w:numId w:val="7"/>
+          <w:numId w:val="12"/>
         </w:numPr>
         <w:spacing w:after="0" w:afterAutospacing="0" w:before="0" w:beforeAutospacing="0" w:lineRule="auto"/>
         <w:ind w:left="720" w:hanging="360"/>
@@ -753,7 +753,7 @@
       <w:pPr>
         <w:numPr>
           <w:ilvl w:val="0"/>
-          <w:numId w:val="7"/>
+          <w:numId w:val="12"/>
         </w:numPr>
         <w:spacing w:after="0" w:afterAutospacing="0" w:before="0" w:beforeAutospacing="0" w:lineRule="auto"/>
         <w:ind w:left="720" w:hanging="360"/>
@@ -925,7 +925,7 @@
       <w:pPr>
         <w:numPr>
           <w:ilvl w:val="0"/>
-          <w:numId w:val="7"/>
+          <w:numId w:val="12"/>
         </w:numPr>
         <w:spacing w:after="0" w:afterAutospacing="0" w:before="0" w:beforeAutospacing="0" w:lineRule="auto"/>
         <w:ind w:left="720" w:hanging="360"/>
@@ -963,7 +963,7 @@
       <w:pPr>
         <w:numPr>
           <w:ilvl w:val="0"/>
-          <w:numId w:val="7"/>
+          <w:numId w:val="12"/>
         </w:numPr>
         <w:spacing w:after="240" w:before="0" w:beforeAutospacing="0" w:lineRule="auto"/>
         <w:ind w:left="720" w:hanging="360"/>
@@ -1278,7 +1278,7 @@
       <w:pPr>
         <w:numPr>
           <w:ilvl w:val="0"/>
-          <w:numId w:val="11"/>
+          <w:numId w:val="19"/>
         </w:numPr>
         <w:spacing w:after="0" w:afterAutospacing="0" w:before="240" w:lineRule="auto"/>
         <w:ind w:left="720" w:hanging="360"/>
@@ -1347,7 +1347,7 @@
       <w:pPr>
         <w:numPr>
           <w:ilvl w:val="0"/>
-          <w:numId w:val="11"/>
+          <w:numId w:val="19"/>
         </w:numPr>
         <w:spacing w:after="0" w:afterAutospacing="0" w:before="0" w:beforeAutospacing="0" w:lineRule="auto"/>
         <w:ind w:left="720" w:hanging="360"/>
@@ -1388,7 +1388,7 @@
       <w:pPr>
         <w:numPr>
           <w:ilvl w:val="0"/>
-          <w:numId w:val="11"/>
+          <w:numId w:val="19"/>
         </w:numPr>
         <w:spacing w:after="240" w:before="0" w:beforeAutospacing="0" w:lineRule="auto"/>
         <w:ind w:left="720" w:hanging="360"/>
@@ -1471,88 +1471,186 @@
       <w:pPr>
         <w:numPr>
           <w:ilvl w:val="0"/>
+          <w:numId w:val="6"/>
+        </w:numPr>
+        <w:spacing w:after="0" w:afterAutospacing="0" w:before="240" w:lineRule="auto"/>
+        <w:ind w:left="720" w:hanging="360"/>
+      </w:pPr>
+      <w:r>
+        <w:rPr>
+          <w:rFonts w:ascii="Roboto Mono" w:cs="Roboto Mono" w:eastAsia="Roboto Mono" w:hAnsi="Roboto Mono"/>
+          <w:color w:val="188038"/>
+          <w:rtl w:val="0"/>
+        </w:rPr>
+        <w:t xml:space="preserve">conditions_allergies_patient</w:t>
+      </w:r>
+    </w:p>
+    <w:p>
+      <w:pPr>
+        <w:numPr>
+          <w:ilvl w:val="0"/>
+          <w:numId w:val="20"/>
+        </w:numPr>
+        <w:spacing w:after="0" w:afterAutospacing="0" w:before="0" w:beforeAutospacing="0" w:lineRule="auto"/>
+        <w:ind w:left="720" w:hanging="360"/>
+      </w:pPr>
+      <w:r>
+        <w:rPr>
+          <w:rtl w:val="0"/>
+        </w:rPr>
+        <w:t xml:space="preserve">root-ul este pacientul</w:t>
+      </w:r>
+    </w:p>
+    <w:p>
+      <w:pPr>
+        <w:numPr>
+          <w:ilvl w:val="0"/>
+          <w:numId w:val="20"/>
+        </w:numPr>
+        <w:spacing w:after="0" w:afterAutospacing="0" w:before="0" w:beforeAutospacing="0" w:lineRule="auto"/>
+        <w:ind w:left="720" w:hanging="360"/>
+      </w:pPr>
+      <w:r>
+        <w:rPr>
+          <w:rFonts w:ascii="Roboto Mono" w:cs="Roboto Mono" w:eastAsia="Roboto Mono" w:hAnsi="Roboto Mono"/>
+          <w:color w:val="188038"/>
+          <w:rtl w:val="0"/>
+        </w:rPr>
+        <w:t xml:space="preserve">conditions[]</w:t>
+      </w:r>
+      <w:r>
+        <w:rPr>
+          <w:rtl w:val="0"/>
+        </w:rPr>
+        <w:t xml:space="preserve"> si </w:t>
+      </w:r>
+      <w:r>
+        <w:rPr>
+          <w:rFonts w:ascii="Roboto Mono" w:cs="Roboto Mono" w:eastAsia="Roboto Mono" w:hAnsi="Roboto Mono"/>
+          <w:color w:val="188038"/>
+          <w:rtl w:val="0"/>
+        </w:rPr>
+        <w:t xml:space="preserve">allergies[]</w:t>
+      </w:r>
+      <w:r>
+        <w:rPr>
+          <w:rtl w:val="0"/>
+        </w:rPr>
+        <w:t xml:space="preserve"> sunt natural patient-centric</w:t>
+      </w:r>
+    </w:p>
+    <w:p>
+      <w:pPr>
+        <w:numPr>
+          <w:ilvl w:val="0"/>
+          <w:numId w:val="20"/>
+        </w:numPr>
+        <w:spacing w:after="0" w:afterAutospacing="0" w:before="0" w:beforeAutospacing="0" w:lineRule="auto"/>
+        <w:ind w:left="720" w:hanging="360"/>
+      </w:pPr>
+      <w:r>
+        <w:rPr>
+          <w:rtl w:val="0"/>
+        </w:rPr>
+        <w:t xml:space="preserve">sunt relativ usor de explicat si query-abile cu </w:t>
+      </w:r>
+      <w:r>
+        <w:rPr>
+          <w:rFonts w:ascii="Roboto Mono" w:cs="Roboto Mono" w:eastAsia="Roboto Mono" w:hAnsi="Roboto Mono"/>
+          <w:color w:val="188038"/>
+          <w:rtl w:val="0"/>
+        </w:rPr>
+        <w:t xml:space="preserve">$unwind</w:t>
+      </w:r>
+    </w:p>
+    <w:p>
+      <w:pPr>
+        <w:numPr>
+          <w:ilvl w:val="0"/>
+          <w:numId w:val="7"/>
+        </w:numPr>
+        <w:spacing w:after="0" w:afterAutospacing="0" w:before="0" w:beforeAutospacing="0" w:lineRule="auto"/>
+        <w:ind w:left="720" w:hanging="360"/>
+      </w:pPr>
+      <w:r>
+        <w:rPr>
+          <w:rFonts w:ascii="Roboto Mono" w:cs="Roboto Mono" w:eastAsia="Roboto Mono" w:hAnsi="Roboto Mono"/>
+          <w:color w:val="188038"/>
+          <w:rtl w:val="0"/>
+        </w:rPr>
+        <w:t xml:space="preserve">Observations_procedures_encounter </w:t>
+      </w:r>
+      <w:r>
+        <w:rPr>
+          <w:rFonts w:ascii="Roboto Mono" w:cs="Roboto Mono" w:eastAsia="Roboto Mono" w:hAnsi="Roboto Mono"/>
+          <w:color w:val="ff9900"/>
+          <w:rtl w:val="0"/>
+        </w:rPr>
+        <w:t xml:space="preserve">(SHARDED, cu sharding_key: encounter_id: “hashed”)</w:t>
+      </w:r>
+    </w:p>
+    <w:p>
+      <w:pPr>
+        <w:numPr>
+          <w:ilvl w:val="0"/>
           <w:numId w:val="3"/>
         </w:numPr>
-        <w:spacing w:after="0" w:afterAutospacing="0" w:before="240" w:lineRule="auto"/>
-        <w:ind w:left="720" w:hanging="360"/>
-      </w:pPr>
-      <w:r>
-        <w:rPr>
-          <w:rFonts w:ascii="Roboto Mono" w:cs="Roboto Mono" w:eastAsia="Roboto Mono" w:hAnsi="Roboto Mono"/>
-          <w:color w:val="188038"/>
-          <w:rtl w:val="0"/>
-        </w:rPr>
-        <w:t xml:space="preserve">conditions_allergies_patient</w:t>
-      </w:r>
-    </w:p>
-    <w:p>
-      <w:pPr>
-        <w:numPr>
-          <w:ilvl w:val="0"/>
-          <w:numId w:val="12"/>
-        </w:numPr>
-        <w:spacing w:after="0" w:afterAutospacing="0" w:before="0" w:beforeAutospacing="0" w:lineRule="auto"/>
-        <w:ind w:left="720" w:hanging="360"/>
-      </w:pPr>
-      <w:r>
-        <w:rPr>
-          <w:rtl w:val="0"/>
-        </w:rPr>
-        <w:t xml:space="preserve">root-ul este pacientul</w:t>
-      </w:r>
-    </w:p>
-    <w:p>
-      <w:pPr>
-        <w:numPr>
-          <w:ilvl w:val="0"/>
-          <w:numId w:val="12"/>
-        </w:numPr>
-        <w:spacing w:after="0" w:afterAutospacing="0" w:before="0" w:beforeAutospacing="0" w:lineRule="auto"/>
-        <w:ind w:left="720" w:hanging="360"/>
-      </w:pPr>
-      <w:r>
-        <w:rPr>
-          <w:rFonts w:ascii="Roboto Mono" w:cs="Roboto Mono" w:eastAsia="Roboto Mono" w:hAnsi="Roboto Mono"/>
-          <w:color w:val="188038"/>
-          <w:rtl w:val="0"/>
-        </w:rPr>
-        <w:t xml:space="preserve">conditions[]</w:t>
-      </w:r>
-      <w:r>
-        <w:rPr>
-          <w:rtl w:val="0"/>
-        </w:rPr>
-        <w:t xml:space="preserve"> si </w:t>
-      </w:r>
-      <w:r>
-        <w:rPr>
-          <w:rFonts w:ascii="Roboto Mono" w:cs="Roboto Mono" w:eastAsia="Roboto Mono" w:hAnsi="Roboto Mono"/>
-          <w:color w:val="188038"/>
-          <w:rtl w:val="0"/>
-        </w:rPr>
-        <w:t xml:space="preserve">allergies[]</w:t>
-      </w:r>
-      <w:r>
-        <w:rPr>
-          <w:rtl w:val="0"/>
-        </w:rPr>
-        <w:t xml:space="preserve"> sunt natural patient-centric</w:t>
-      </w:r>
-    </w:p>
-    <w:p>
-      <w:pPr>
-        <w:numPr>
-          <w:ilvl w:val="0"/>
-          <w:numId w:val="12"/>
-        </w:numPr>
-        <w:spacing w:after="0" w:afterAutospacing="0" w:before="0" w:beforeAutospacing="0" w:lineRule="auto"/>
-        <w:ind w:left="720" w:hanging="360"/>
-      </w:pPr>
-      <w:r>
-        <w:rPr>
-          <w:rtl w:val="0"/>
-        </w:rPr>
-        <w:t xml:space="preserve">sunt relativ usor de explicat si query-abile cu </w:t>
+        <w:spacing w:after="0" w:afterAutospacing="0" w:before="0" w:beforeAutospacing="0" w:lineRule="auto"/>
+        <w:ind w:left="720" w:hanging="360"/>
+      </w:pPr>
+      <w:r>
+        <w:rPr>
+          <w:rtl w:val="0"/>
+        </w:rPr>
+        <w:t xml:space="preserve">root-ul este encounter-ul</w:t>
+      </w:r>
+    </w:p>
+    <w:p>
+      <w:pPr>
+        <w:numPr>
+          <w:ilvl w:val="0"/>
+          <w:numId w:val="3"/>
+        </w:numPr>
+        <w:spacing w:after="0" w:afterAutospacing="0" w:before="0" w:beforeAutospacing="0" w:lineRule="auto"/>
+        <w:ind w:left="720" w:hanging="360"/>
+      </w:pPr>
+      <w:r>
+        <w:rPr>
+          <w:rtl w:val="0"/>
+        </w:rPr>
+        <w:t xml:space="preserve">asta este documentul principal de lucru</w:t>
+      </w:r>
+    </w:p>
+    <w:p>
+      <w:pPr>
+        <w:numPr>
+          <w:ilvl w:val="0"/>
+          <w:numId w:val="3"/>
+        </w:numPr>
+        <w:spacing w:after="0" w:afterAutospacing="0" w:before="0" w:beforeAutospacing="0" w:lineRule="auto"/>
+        <w:ind w:left="720" w:hanging="360"/>
+      </w:pPr>
+      <w:r>
+        <w:rPr>
+          <w:rtl w:val="0"/>
+        </w:rPr>
+        <w:t xml:space="preserve">toate cele 3 seturi embedded (observation, procedures) sunt "event data" care se nasc aproape natural in jurul encounter-ului</w:t>
+      </w:r>
+    </w:p>
+    <w:p>
+      <w:pPr>
+        <w:numPr>
+          <w:ilvl w:val="0"/>
+          <w:numId w:val="3"/>
+        </w:numPr>
+        <w:spacing w:after="0" w:afterAutospacing="0" w:before="0" w:beforeAutospacing="0" w:lineRule="auto"/>
+        <w:ind w:left="720" w:hanging="360"/>
+      </w:pPr>
+      <w:r>
+        <w:rPr>
+          <w:rtl w:val="0"/>
+        </w:rPr>
+        <w:t xml:space="preserve">query-urile AF ies foarte curat cu </w:t>
       </w:r>
       <w:r>
         <w:rPr>
@@ -1562,104 +1660,6 @@
         </w:rPr>
         <w:t xml:space="preserve">$unwind</w:t>
       </w:r>
-    </w:p>
-    <w:p>
-      <w:pPr>
-        <w:numPr>
-          <w:ilvl w:val="0"/>
-          <w:numId w:val="4"/>
-        </w:numPr>
-        <w:spacing w:after="0" w:afterAutospacing="0" w:before="0" w:beforeAutospacing="0" w:lineRule="auto"/>
-        <w:ind w:left="720" w:hanging="360"/>
-      </w:pPr>
-      <w:r>
-        <w:rPr>
-          <w:rFonts w:ascii="Roboto Mono" w:cs="Roboto Mono" w:eastAsia="Roboto Mono" w:hAnsi="Roboto Mono"/>
-          <w:color w:val="188038"/>
-          <w:rtl w:val="0"/>
-        </w:rPr>
-        <w:t xml:space="preserve">Observations_procedures_medications_encounter </w:t>
-      </w:r>
-      <w:r>
-        <w:rPr>
-          <w:rFonts w:ascii="Roboto Mono" w:cs="Roboto Mono" w:eastAsia="Roboto Mono" w:hAnsi="Roboto Mono"/>
-          <w:color w:val="ff9900"/>
-          <w:rtl w:val="0"/>
-        </w:rPr>
-        <w:t xml:space="preserve">(SHARDED, cu sharding_key: encounter_id: “hashed”)</w:t>
-      </w:r>
-    </w:p>
-    <w:p>
-      <w:pPr>
-        <w:numPr>
-          <w:ilvl w:val="0"/>
-          <w:numId w:val="1"/>
-        </w:numPr>
-        <w:spacing w:after="0" w:afterAutospacing="0" w:before="0" w:beforeAutospacing="0" w:lineRule="auto"/>
-        <w:ind w:left="720" w:hanging="360"/>
-      </w:pPr>
-      <w:r>
-        <w:rPr>
-          <w:rtl w:val="0"/>
-        </w:rPr>
-        <w:t xml:space="preserve">root-ul este encounter-ul</w:t>
-      </w:r>
-    </w:p>
-    <w:p>
-      <w:pPr>
-        <w:numPr>
-          <w:ilvl w:val="0"/>
-          <w:numId w:val="1"/>
-        </w:numPr>
-        <w:spacing w:after="0" w:afterAutospacing="0" w:before="0" w:beforeAutospacing="0" w:lineRule="auto"/>
-        <w:ind w:left="720" w:hanging="360"/>
-      </w:pPr>
-      <w:r>
-        <w:rPr>
-          <w:rtl w:val="0"/>
-        </w:rPr>
-        <w:t xml:space="preserve">asta este documentul principal de lucru</w:t>
-      </w:r>
-    </w:p>
-    <w:p>
-      <w:pPr>
-        <w:numPr>
-          <w:ilvl w:val="0"/>
-          <w:numId w:val="1"/>
-        </w:numPr>
-        <w:spacing w:after="0" w:afterAutospacing="0" w:before="0" w:beforeAutospacing="0" w:lineRule="auto"/>
-        <w:ind w:left="720" w:hanging="360"/>
-      </w:pPr>
-      <w:r>
-        <w:rPr>
-          <w:rtl w:val="0"/>
-        </w:rPr>
-        <w:t xml:space="preserve">toate cele 3 seturi embedded (observation, procedures, medications) sunt "event data" care se nasc aproape natural in jurul encounter-ului</w:t>
-      </w:r>
-    </w:p>
-    <w:p>
-      <w:pPr>
-        <w:numPr>
-          <w:ilvl w:val="0"/>
-          <w:numId w:val="1"/>
-        </w:numPr>
-        <w:spacing w:after="0" w:afterAutospacing="0" w:before="0" w:beforeAutospacing="0" w:lineRule="auto"/>
-        <w:ind w:left="720" w:hanging="360"/>
-      </w:pPr>
-      <w:r>
-        <w:rPr>
-          <w:rtl w:val="0"/>
-        </w:rPr>
-        <w:t xml:space="preserve">query-urile AF ies foarte curat cu </w:t>
-      </w:r>
-      <w:r>
-        <w:rPr>
-          <w:rFonts w:ascii="Roboto Mono" w:cs="Roboto Mono" w:eastAsia="Roboto Mono" w:hAnsi="Roboto Mono"/>
-          <w:color w:val="188038"/>
-          <w:rtl w:val="0"/>
-        </w:rPr>
-        <w:t xml:space="preserve">$unwind</w:t>
-      </w:r>
       <w:r>
         <w:rPr>
           <w:rtl w:val="0"/>
@@ -1707,7 +1707,7 @@
       <w:pPr>
         <w:numPr>
           <w:ilvl w:val="0"/>
-          <w:numId w:val="6"/>
+          <w:numId w:val="11"/>
         </w:numPr>
         <w:spacing w:after="0" w:afterAutospacing="0" w:before="0" w:beforeAutospacing="0" w:lineRule="auto"/>
         <w:ind w:left="720" w:hanging="360"/>
@@ -1725,23 +1725,23 @@
       <w:pPr>
         <w:numPr>
           <w:ilvl w:val="0"/>
-          <w:numId w:val="8"/>
-        </w:numPr>
-        <w:spacing w:after="0" w:afterAutospacing="0" w:before="0" w:beforeAutospacing="0" w:lineRule="auto"/>
-        <w:ind w:left="720" w:hanging="360"/>
-      </w:pPr>
-      <w:r>
-        <w:rPr>
-          <w:rtl w:val="0"/>
-        </w:rPr>
-        <w:t xml:space="preserve">providerul cu organizations embedded</w:t>
-      </w:r>
-    </w:p>
-    <w:p>
-      <w:pPr>
-        <w:numPr>
-          <w:ilvl w:val="0"/>
-          <w:numId w:val="8"/>
+          <w:numId w:val="13"/>
+        </w:numPr>
+        <w:spacing w:after="0" w:afterAutospacing="0" w:before="0" w:beforeAutospacing="0" w:lineRule="auto"/>
+        <w:ind w:left="720" w:hanging="360"/>
+      </w:pPr>
+      <w:r>
+        <w:rPr>
+          <w:rtl w:val="0"/>
+        </w:rPr>
+        <w:t xml:space="preserve">providerul cu organizations  embedded</w:t>
+      </w:r>
+    </w:p>
+    <w:p>
+      <w:pPr>
+        <w:numPr>
+          <w:ilvl w:val="0"/>
+          <w:numId w:val="13"/>
         </w:numPr>
         <w:spacing w:after="0" w:afterAutospacing="0" w:before="0" w:beforeAutospacing="0" w:lineRule="auto"/>
         <w:ind w:left="720" w:hanging="360"/>
@@ -1757,7 +1757,7 @@
       <w:pPr>
         <w:numPr>
           <w:ilvl w:val="0"/>
-          <w:numId w:val="9"/>
+          <w:numId w:val="14"/>
         </w:numPr>
         <w:spacing w:after="0" w:afterAutospacing="0" w:before="0" w:beforeAutospacing="0" w:lineRule="auto"/>
         <w:ind w:left="720" w:hanging="360"/>
@@ -1775,7 +1775,7 @@
       <w:pPr>
         <w:numPr>
           <w:ilvl w:val="0"/>
-          <w:numId w:val="10"/>
+          <w:numId w:val="16"/>
         </w:numPr>
         <w:spacing w:after="0" w:afterAutospacing="0" w:before="0" w:beforeAutospacing="0" w:lineRule="auto"/>
         <w:ind w:left="720" w:hanging="360"/>
@@ -1791,7 +1791,7 @@
       <w:pPr>
         <w:numPr>
           <w:ilvl w:val="0"/>
-          <w:numId w:val="10"/>
+          <w:numId w:val="16"/>
         </w:numPr>
         <w:spacing w:after="0" w:afterAutospacing="0" w:before="0" w:beforeAutospacing="0" w:lineRule="auto"/>
         <w:ind w:left="720" w:hanging="360"/>
@@ -1807,7 +1807,7 @@
       <w:pPr>
         <w:numPr>
           <w:ilvl w:val="0"/>
-          <w:numId w:val="10"/>
+          <w:numId w:val="16"/>
         </w:numPr>
         <w:spacing w:after="240" w:before="0" w:beforeAutospacing="0" w:lineRule="auto"/>
         <w:ind w:left="720" w:hanging="360"/>
@@ -1835,7 +1835,7 @@
       <w:pPr>
         <w:numPr>
           <w:ilvl w:val="0"/>
-          <w:numId w:val="5"/>
+          <w:numId w:val="10"/>
         </w:numPr>
         <w:spacing w:after="0" w:afterAutospacing="0" w:before="240" w:lineRule="auto"/>
         <w:ind w:left="720" w:hanging="360"/>
@@ -1854,7 +1854,7 @@
       <w:pPr>
         <w:numPr>
           <w:ilvl w:val="0"/>
-          <w:numId w:val="5"/>
+          <w:numId w:val="10"/>
         </w:numPr>
         <w:spacing w:after="0" w:afterAutospacing="0" w:before="0" w:beforeAutospacing="0" w:lineRule="auto"/>
         <w:ind w:left="720" w:hanging="360"/>
@@ -1873,7 +1873,7 @@
       <w:pPr>
         <w:numPr>
           <w:ilvl w:val="0"/>
-          <w:numId w:val="5"/>
+          <w:numId w:val="10"/>
         </w:numPr>
         <w:spacing w:after="0" w:afterAutospacing="0" w:before="0" w:beforeAutospacing="0" w:lineRule="auto"/>
         <w:ind w:left="720" w:hanging="360"/>
@@ -1892,7 +1892,7 @@
       <w:pPr>
         <w:numPr>
           <w:ilvl w:val="0"/>
-          <w:numId w:val="5"/>
+          <w:numId w:val="10"/>
         </w:numPr>
         <w:spacing w:after="240" w:before="0" w:beforeAutospacing="0" w:lineRule="auto"/>
         <w:ind w:left="720" w:hanging="360"/>
@@ -1905,6 +1905,1866 @@
           <w:rtl w:val="0"/>
         </w:rPr>
         <w:t xml:space="preserve">Top provideri dupa volum de proceduri si cost total al procedurilor.</w:t>
+      </w:r>
+    </w:p>
+    <w:p>
+      <w:pPr>
+        <w:spacing w:after="240" w:before="240" w:lineRule="auto"/>
+        <w:rPr/>
+      </w:pPr>
+      <w:r>
+        <w:rPr>
+          <w:rtl w:val="0"/>
+        </w:rPr>
+        <w:t xml:space="preserve">Final schema:</w:t>
+      </w:r>
+    </w:p>
+    <w:p>
+      <w:pPr>
+        <w:numPr>
+          <w:ilvl w:val="0"/>
+          <w:numId w:val="8"/>
+        </w:numPr>
+        <w:spacing w:after="0" w:afterAutospacing="0" w:before="240" w:lineRule="auto"/>
+        <w:ind w:left="720" w:hanging="360"/>
+      </w:pPr>
+      <w:r>
+        <w:rPr>
+          <w:rFonts w:ascii="Roboto Mono" w:cs="Roboto Mono" w:eastAsia="Roboto Mono" w:hAnsi="Roboto Mono"/>
+          <w:color w:val="188038"/>
+          <w:rtl w:val="0"/>
+        </w:rPr>
+        <w:t xml:space="preserve">conditions_allergies_patient</w:t>
+      </w:r>
+    </w:p>
+    <w:p>
+      <w:pPr>
+        <w:numPr>
+          <w:ilvl w:val="0"/>
+          <w:numId w:val="18"/>
+        </w:numPr>
+        <w:spacing w:after="0" w:afterAutospacing="0" w:before="0" w:beforeAutospacing="0" w:lineRule="auto"/>
+        <w:ind w:left="720" w:hanging="360"/>
+      </w:pPr>
+      <w:r>
+        <w:rPr>
+          <w:rFonts w:ascii="Roboto Mono" w:cs="Roboto Mono" w:eastAsia="Roboto Mono" w:hAnsi="Roboto Mono"/>
+          <w:color w:val="188038"/>
+          <w:rtl w:val="0"/>
+        </w:rPr>
+        <w:t xml:space="preserve">patient_id</w:t>
+      </w:r>
+    </w:p>
+    <w:p>
+      <w:pPr>
+        <w:numPr>
+          <w:ilvl w:val="0"/>
+          <w:numId w:val="18"/>
+        </w:numPr>
+        <w:spacing w:after="0" w:afterAutospacing="0" w:before="0" w:beforeAutospacing="0" w:lineRule="auto"/>
+        <w:ind w:left="720" w:hanging="360"/>
+      </w:pPr>
+      <w:r>
+        <w:rPr>
+          <w:rFonts w:ascii="Roboto Mono" w:cs="Roboto Mono" w:eastAsia="Roboto Mono" w:hAnsi="Roboto Mono"/>
+          <w:color w:val="188038"/>
+          <w:rtl w:val="0"/>
+        </w:rPr>
+        <w:t xml:space="preserve">first</w:t>
+      </w:r>
+    </w:p>
+    <w:p>
+      <w:pPr>
+        <w:numPr>
+          <w:ilvl w:val="0"/>
+          <w:numId w:val="18"/>
+        </w:numPr>
+        <w:spacing w:after="0" w:afterAutospacing="0" w:before="0" w:beforeAutospacing="0" w:lineRule="auto"/>
+        <w:ind w:left="720" w:hanging="360"/>
+      </w:pPr>
+      <w:r>
+        <w:rPr>
+          <w:rFonts w:ascii="Roboto Mono" w:cs="Roboto Mono" w:eastAsia="Roboto Mono" w:hAnsi="Roboto Mono"/>
+          <w:color w:val="188038"/>
+          <w:rtl w:val="0"/>
+        </w:rPr>
+        <w:t xml:space="preserve">last</w:t>
+      </w:r>
+    </w:p>
+    <w:p>
+      <w:pPr>
+        <w:numPr>
+          <w:ilvl w:val="0"/>
+          <w:numId w:val="18"/>
+        </w:numPr>
+        <w:spacing w:after="0" w:afterAutospacing="0" w:before="0" w:beforeAutospacing="0" w:lineRule="auto"/>
+        <w:ind w:left="720" w:hanging="360"/>
+      </w:pPr>
+      <w:r>
+        <w:rPr>
+          <w:rFonts w:ascii="Roboto Mono" w:cs="Roboto Mono" w:eastAsia="Roboto Mono" w:hAnsi="Roboto Mono"/>
+          <w:color w:val="188038"/>
+          <w:rtl w:val="0"/>
+        </w:rPr>
+        <w:t xml:space="preserve">birthdate</w:t>
+      </w:r>
+      <w:r>
+        <w:rPr>
+          <w:rtl w:val="0"/>
+        </w:rPr>
+        <w:t xml:space="preserve"> as Mongo Date</w:t>
+      </w:r>
+    </w:p>
+    <w:p>
+      <w:pPr>
+        <w:numPr>
+          <w:ilvl w:val="0"/>
+          <w:numId w:val="18"/>
+        </w:numPr>
+        <w:spacing w:after="0" w:afterAutospacing="0" w:before="0" w:beforeAutospacing="0" w:lineRule="auto"/>
+        <w:ind w:left="720" w:hanging="360"/>
+      </w:pPr>
+      <w:r>
+        <w:rPr>
+          <w:rFonts w:ascii="Roboto Mono" w:cs="Roboto Mono" w:eastAsia="Roboto Mono" w:hAnsi="Roboto Mono"/>
+          <w:color w:val="188038"/>
+          <w:rtl w:val="0"/>
+        </w:rPr>
+        <w:t xml:space="preserve">deathdate</w:t>
+      </w:r>
+      <w:r>
+        <w:rPr>
+          <w:rtl w:val="0"/>
+        </w:rPr>
+        <w:t xml:space="preserve"> as Mongo Date or null</w:t>
+      </w:r>
+    </w:p>
+    <w:p>
+      <w:pPr>
+        <w:numPr>
+          <w:ilvl w:val="0"/>
+          <w:numId w:val="18"/>
+        </w:numPr>
+        <w:spacing w:after="0" w:afterAutospacing="0" w:before="0" w:beforeAutospacing="0" w:lineRule="auto"/>
+        <w:ind w:left="720" w:hanging="360"/>
+      </w:pPr>
+      <w:r>
+        <w:rPr>
+          <w:rFonts w:ascii="Roboto Mono" w:cs="Roboto Mono" w:eastAsia="Roboto Mono" w:hAnsi="Roboto Mono"/>
+          <w:color w:val="188038"/>
+          <w:rtl w:val="0"/>
+        </w:rPr>
+        <w:t xml:space="preserve">gender</w:t>
+      </w:r>
+    </w:p>
+    <w:p>
+      <w:pPr>
+        <w:numPr>
+          <w:ilvl w:val="0"/>
+          <w:numId w:val="18"/>
+        </w:numPr>
+        <w:spacing w:after="0" w:afterAutospacing="0" w:before="0" w:beforeAutospacing="0" w:lineRule="auto"/>
+        <w:ind w:left="720" w:hanging="360"/>
+      </w:pPr>
+      <w:r>
+        <w:rPr>
+          <w:rFonts w:ascii="Roboto Mono" w:cs="Roboto Mono" w:eastAsia="Roboto Mono" w:hAnsi="Roboto Mono"/>
+          <w:color w:val="188038"/>
+          <w:rtl w:val="0"/>
+        </w:rPr>
+        <w:t xml:space="preserve">race</w:t>
+      </w:r>
+    </w:p>
+    <w:p>
+      <w:pPr>
+        <w:numPr>
+          <w:ilvl w:val="0"/>
+          <w:numId w:val="18"/>
+        </w:numPr>
+        <w:spacing w:after="0" w:afterAutospacing="0" w:before="0" w:beforeAutospacing="0" w:lineRule="auto"/>
+        <w:ind w:left="720" w:hanging="360"/>
+      </w:pPr>
+      <w:r>
+        <w:rPr>
+          <w:rFonts w:ascii="Roboto Mono" w:cs="Roboto Mono" w:eastAsia="Roboto Mono" w:hAnsi="Roboto Mono"/>
+          <w:color w:val="188038"/>
+          <w:rtl w:val="0"/>
+        </w:rPr>
+        <w:t xml:space="preserve">ethnicity</w:t>
+      </w:r>
+    </w:p>
+    <w:p>
+      <w:pPr>
+        <w:numPr>
+          <w:ilvl w:val="0"/>
+          <w:numId w:val="18"/>
+        </w:numPr>
+        <w:spacing w:after="0" w:afterAutospacing="0" w:before="0" w:beforeAutospacing="0" w:lineRule="auto"/>
+        <w:ind w:left="720" w:hanging="360"/>
+      </w:pPr>
+      <w:r>
+        <w:rPr>
+          <w:rFonts w:ascii="Roboto Mono" w:cs="Roboto Mono" w:eastAsia="Roboto Mono" w:hAnsi="Roboto Mono"/>
+          <w:color w:val="188038"/>
+          <w:rtl w:val="0"/>
+        </w:rPr>
+        <w:t xml:space="preserve">marital</w:t>
+      </w:r>
+    </w:p>
+    <w:p>
+      <w:pPr>
+        <w:numPr>
+          <w:ilvl w:val="0"/>
+          <w:numId w:val="18"/>
+        </w:numPr>
+        <w:spacing w:after="0" w:afterAutospacing="0" w:before="0" w:beforeAutospacing="0" w:lineRule="auto"/>
+        <w:ind w:left="720" w:hanging="360"/>
+      </w:pPr>
+      <w:r>
+        <w:rPr>
+          <w:rFonts w:ascii="Roboto Mono" w:cs="Roboto Mono" w:eastAsia="Roboto Mono" w:hAnsi="Roboto Mono"/>
+          <w:color w:val="188038"/>
+          <w:rtl w:val="0"/>
+        </w:rPr>
+        <w:t xml:space="preserve">city</w:t>
+      </w:r>
+    </w:p>
+    <w:p>
+      <w:pPr>
+        <w:numPr>
+          <w:ilvl w:val="0"/>
+          <w:numId w:val="18"/>
+        </w:numPr>
+        <w:spacing w:after="0" w:afterAutospacing="0" w:before="0" w:beforeAutospacing="0" w:lineRule="auto"/>
+        <w:ind w:left="720" w:hanging="360"/>
+      </w:pPr>
+      <w:r>
+        <w:rPr>
+          <w:rFonts w:ascii="Roboto Mono" w:cs="Roboto Mono" w:eastAsia="Roboto Mono" w:hAnsi="Roboto Mono"/>
+          <w:color w:val="188038"/>
+          <w:rtl w:val="0"/>
+        </w:rPr>
+        <w:t xml:space="preserve">state</w:t>
+      </w:r>
+    </w:p>
+    <w:p>
+      <w:pPr>
+        <w:numPr>
+          <w:ilvl w:val="0"/>
+          <w:numId w:val="18"/>
+        </w:numPr>
+        <w:spacing w:after="0" w:afterAutospacing="0" w:before="0" w:beforeAutospacing="0" w:lineRule="auto"/>
+        <w:ind w:left="720" w:hanging="360"/>
+      </w:pPr>
+      <w:r>
+        <w:rPr>
+          <w:rFonts w:ascii="Roboto Mono" w:cs="Roboto Mono" w:eastAsia="Roboto Mono" w:hAnsi="Roboto Mono"/>
+          <w:color w:val="188038"/>
+          <w:rtl w:val="0"/>
+        </w:rPr>
+        <w:t xml:space="preserve">healthcare_expenses</w:t>
+      </w:r>
+    </w:p>
+    <w:p>
+      <w:pPr>
+        <w:numPr>
+          <w:ilvl w:val="0"/>
+          <w:numId w:val="18"/>
+        </w:numPr>
+        <w:spacing w:after="0" w:afterAutospacing="0" w:before="0" w:beforeAutospacing="0" w:lineRule="auto"/>
+        <w:ind w:left="720" w:hanging="360"/>
+      </w:pPr>
+      <w:r>
+        <w:rPr>
+          <w:rFonts w:ascii="Roboto Mono" w:cs="Roboto Mono" w:eastAsia="Roboto Mono" w:hAnsi="Roboto Mono"/>
+          <w:color w:val="188038"/>
+          <w:rtl w:val="0"/>
+        </w:rPr>
+        <w:t xml:space="preserve">healthcare_coverage</w:t>
+      </w:r>
+    </w:p>
+    <w:p>
+      <w:pPr>
+        <w:numPr>
+          <w:ilvl w:val="0"/>
+          <w:numId w:val="18"/>
+        </w:numPr>
+        <w:spacing w:after="0" w:afterAutospacing="0" w:before="0" w:beforeAutospacing="0" w:lineRule="auto"/>
+        <w:ind w:left="720" w:hanging="360"/>
+      </w:pPr>
+      <w:r>
+        <w:rPr>
+          <w:rFonts w:ascii="Roboto Mono" w:cs="Roboto Mono" w:eastAsia="Roboto Mono" w:hAnsi="Roboto Mono"/>
+          <w:color w:val="188038"/>
+          <w:rtl w:val="0"/>
+        </w:rPr>
+        <w:t xml:space="preserve">income</w:t>
+      </w:r>
+    </w:p>
+    <w:p>
+      <w:pPr>
+        <w:numPr>
+          <w:ilvl w:val="0"/>
+          <w:numId w:val="18"/>
+        </w:numPr>
+        <w:spacing w:after="0" w:afterAutospacing="0" w:before="0" w:beforeAutospacing="0" w:lineRule="auto"/>
+        <w:ind w:left="720" w:hanging="360"/>
+      </w:pPr>
+      <w:r>
+        <w:rPr>
+          <w:rFonts w:ascii="Roboto Mono" w:cs="Roboto Mono" w:eastAsia="Roboto Mono" w:hAnsi="Roboto Mono"/>
+          <w:color w:val="188038"/>
+          <w:rtl w:val="0"/>
+        </w:rPr>
+        <w:t xml:space="preserve">conditions[]</w:t>
+      </w:r>
+    </w:p>
+    <w:p>
+      <w:pPr>
+        <w:numPr>
+          <w:ilvl w:val="1"/>
+          <w:numId w:val="18"/>
+        </w:numPr>
+        <w:spacing w:after="0" w:afterAutospacing="0" w:before="0" w:beforeAutospacing="0" w:lineRule="auto"/>
+        <w:ind w:left="1440" w:hanging="360"/>
+      </w:pPr>
+      <w:r>
+        <w:rPr>
+          <w:rFonts w:ascii="Roboto Mono" w:cs="Roboto Mono" w:eastAsia="Roboto Mono" w:hAnsi="Roboto Mono"/>
+          <w:color w:val="188038"/>
+          <w:rtl w:val="0"/>
+        </w:rPr>
+        <w:t xml:space="preserve">condition_id</w:t>
+      </w:r>
+    </w:p>
+    <w:p>
+      <w:pPr>
+        <w:numPr>
+          <w:ilvl w:val="1"/>
+          <w:numId w:val="18"/>
+        </w:numPr>
+        <w:spacing w:after="0" w:afterAutospacing="0" w:before="0" w:beforeAutospacing="0" w:lineRule="auto"/>
+        <w:ind w:left="1440" w:hanging="360"/>
+      </w:pPr>
+      <w:r>
+        <w:rPr>
+          <w:rFonts w:ascii="Roboto Mono" w:cs="Roboto Mono" w:eastAsia="Roboto Mono" w:hAnsi="Roboto Mono"/>
+          <w:color w:val="188038"/>
+          <w:rtl w:val="0"/>
+        </w:rPr>
+        <w:t xml:space="preserve">start_date</w:t>
+      </w:r>
+      <w:r>
+        <w:rPr>
+          <w:rtl w:val="0"/>
+        </w:rPr>
+        <w:t xml:space="preserve"> as Mongo Date</w:t>
+      </w:r>
+    </w:p>
+    <w:p>
+      <w:pPr>
+        <w:numPr>
+          <w:ilvl w:val="1"/>
+          <w:numId w:val="18"/>
+        </w:numPr>
+        <w:spacing w:after="0" w:afterAutospacing="0" w:before="0" w:beforeAutospacing="0" w:lineRule="auto"/>
+        <w:ind w:left="1440" w:hanging="360"/>
+      </w:pPr>
+      <w:r>
+        <w:rPr>
+          <w:rFonts w:ascii="Roboto Mono" w:cs="Roboto Mono" w:eastAsia="Roboto Mono" w:hAnsi="Roboto Mono"/>
+          <w:color w:val="188038"/>
+          <w:rtl w:val="0"/>
+        </w:rPr>
+        <w:t xml:space="preserve">stop_date</w:t>
+      </w:r>
+      <w:r>
+        <w:rPr>
+          <w:rtl w:val="0"/>
+        </w:rPr>
+        <w:t xml:space="preserve"> as Mongo Date</w:t>
+      </w:r>
+    </w:p>
+    <w:p>
+      <w:pPr>
+        <w:numPr>
+          <w:ilvl w:val="1"/>
+          <w:numId w:val="18"/>
+        </w:numPr>
+        <w:spacing w:after="0" w:afterAutospacing="0" w:before="0" w:beforeAutospacing="0" w:lineRule="auto"/>
+        <w:ind w:left="1440" w:hanging="360"/>
+      </w:pPr>
+      <w:r>
+        <w:rPr>
+          <w:rFonts w:ascii="Roboto Mono" w:cs="Roboto Mono" w:eastAsia="Roboto Mono" w:hAnsi="Roboto Mono"/>
+          <w:color w:val="188038"/>
+          <w:rtl w:val="0"/>
+        </w:rPr>
+        <w:t xml:space="preserve">encounter_id</w:t>
+      </w:r>
+    </w:p>
+    <w:p>
+      <w:pPr>
+        <w:numPr>
+          <w:ilvl w:val="1"/>
+          <w:numId w:val="18"/>
+        </w:numPr>
+        <w:spacing w:after="0" w:afterAutospacing="0" w:before="0" w:beforeAutospacing="0" w:lineRule="auto"/>
+        <w:ind w:left="1440" w:hanging="360"/>
+      </w:pPr>
+      <w:r>
+        <w:rPr>
+          <w:rFonts w:ascii="Roboto Mono" w:cs="Roboto Mono" w:eastAsia="Roboto Mono" w:hAnsi="Roboto Mono"/>
+          <w:color w:val="188038"/>
+          <w:rtl w:val="0"/>
+        </w:rPr>
+        <w:t xml:space="preserve">code</w:t>
+      </w:r>
+    </w:p>
+    <w:p>
+      <w:pPr>
+        <w:numPr>
+          <w:ilvl w:val="1"/>
+          <w:numId w:val="18"/>
+        </w:numPr>
+        <w:spacing w:after="0" w:afterAutospacing="0" w:before="0" w:beforeAutospacing="0" w:lineRule="auto"/>
+        <w:ind w:left="1440" w:hanging="360"/>
+      </w:pPr>
+      <w:r>
+        <w:rPr>
+          <w:rFonts w:ascii="Roboto Mono" w:cs="Roboto Mono" w:eastAsia="Roboto Mono" w:hAnsi="Roboto Mono"/>
+          <w:color w:val="188038"/>
+          <w:rtl w:val="0"/>
+        </w:rPr>
+        <w:t xml:space="preserve">system</w:t>
+      </w:r>
+    </w:p>
+    <w:p>
+      <w:pPr>
+        <w:numPr>
+          <w:ilvl w:val="1"/>
+          <w:numId w:val="18"/>
+        </w:numPr>
+        <w:spacing w:after="0" w:afterAutospacing="0" w:before="0" w:beforeAutospacing="0" w:lineRule="auto"/>
+        <w:ind w:left="1440" w:hanging="360"/>
+      </w:pPr>
+      <w:r>
+        <w:rPr>
+          <w:rFonts w:ascii="Roboto Mono" w:cs="Roboto Mono" w:eastAsia="Roboto Mono" w:hAnsi="Roboto Mono"/>
+          <w:color w:val="188038"/>
+          <w:rtl w:val="0"/>
+        </w:rPr>
+        <w:t xml:space="preserve">description</w:t>
+      </w:r>
+    </w:p>
+    <w:p>
+      <w:pPr>
+        <w:numPr>
+          <w:ilvl w:val="0"/>
+          <w:numId w:val="18"/>
+        </w:numPr>
+        <w:spacing w:after="0" w:afterAutospacing="0" w:before="0" w:beforeAutospacing="0" w:lineRule="auto"/>
+        <w:ind w:left="720" w:hanging="360"/>
+      </w:pPr>
+      <w:r>
+        <w:rPr>
+          <w:rFonts w:ascii="Roboto Mono" w:cs="Roboto Mono" w:eastAsia="Roboto Mono" w:hAnsi="Roboto Mono"/>
+          <w:color w:val="188038"/>
+          <w:rtl w:val="0"/>
+        </w:rPr>
+        <w:t xml:space="preserve">allergies[]</w:t>
+      </w:r>
+    </w:p>
+    <w:p>
+      <w:pPr>
+        <w:numPr>
+          <w:ilvl w:val="1"/>
+          <w:numId w:val="18"/>
+        </w:numPr>
+        <w:spacing w:after="0" w:afterAutospacing="0" w:before="0" w:beforeAutospacing="0" w:lineRule="auto"/>
+        <w:ind w:left="1440" w:hanging="360"/>
+      </w:pPr>
+      <w:r>
+        <w:rPr>
+          <w:rFonts w:ascii="Roboto Mono" w:cs="Roboto Mono" w:eastAsia="Roboto Mono" w:hAnsi="Roboto Mono"/>
+          <w:color w:val="188038"/>
+          <w:rtl w:val="0"/>
+        </w:rPr>
+        <w:t xml:space="preserve">allergy_id</w:t>
+      </w:r>
+    </w:p>
+    <w:p>
+      <w:pPr>
+        <w:numPr>
+          <w:ilvl w:val="1"/>
+          <w:numId w:val="18"/>
+        </w:numPr>
+        <w:spacing w:after="0" w:afterAutospacing="0" w:before="0" w:beforeAutospacing="0" w:lineRule="auto"/>
+        <w:ind w:left="1440" w:hanging="360"/>
+      </w:pPr>
+      <w:r>
+        <w:rPr>
+          <w:rFonts w:ascii="Roboto Mono" w:cs="Roboto Mono" w:eastAsia="Roboto Mono" w:hAnsi="Roboto Mono"/>
+          <w:color w:val="188038"/>
+          <w:rtl w:val="0"/>
+        </w:rPr>
+        <w:t xml:space="preserve">start_date</w:t>
+      </w:r>
+      <w:r>
+        <w:rPr>
+          <w:rtl w:val="0"/>
+        </w:rPr>
+        <w:t xml:space="preserve"> as Mongo Date</w:t>
+      </w:r>
+    </w:p>
+    <w:p>
+      <w:pPr>
+        <w:numPr>
+          <w:ilvl w:val="1"/>
+          <w:numId w:val="18"/>
+        </w:numPr>
+        <w:spacing w:after="0" w:afterAutospacing="0" w:before="0" w:beforeAutospacing="0" w:lineRule="auto"/>
+        <w:ind w:left="1440" w:hanging="360"/>
+      </w:pPr>
+      <w:r>
+        <w:rPr>
+          <w:rFonts w:ascii="Roboto Mono" w:cs="Roboto Mono" w:eastAsia="Roboto Mono" w:hAnsi="Roboto Mono"/>
+          <w:color w:val="188038"/>
+          <w:rtl w:val="0"/>
+        </w:rPr>
+        <w:t xml:space="preserve">stop_date</w:t>
+      </w:r>
+      <w:r>
+        <w:rPr>
+          <w:rtl w:val="0"/>
+        </w:rPr>
+        <w:t xml:space="preserve"> as Mongo Date</w:t>
+      </w:r>
+    </w:p>
+    <w:p>
+      <w:pPr>
+        <w:numPr>
+          <w:ilvl w:val="1"/>
+          <w:numId w:val="18"/>
+        </w:numPr>
+        <w:spacing w:after="0" w:afterAutospacing="0" w:before="0" w:beforeAutospacing="0" w:lineRule="auto"/>
+        <w:ind w:left="1440" w:hanging="360"/>
+      </w:pPr>
+      <w:r>
+        <w:rPr>
+          <w:rFonts w:ascii="Roboto Mono" w:cs="Roboto Mono" w:eastAsia="Roboto Mono" w:hAnsi="Roboto Mono"/>
+          <w:color w:val="188038"/>
+          <w:rtl w:val="0"/>
+        </w:rPr>
+        <w:t xml:space="preserve">encounter_id</w:t>
+      </w:r>
+    </w:p>
+    <w:p>
+      <w:pPr>
+        <w:numPr>
+          <w:ilvl w:val="1"/>
+          <w:numId w:val="18"/>
+        </w:numPr>
+        <w:spacing w:after="0" w:afterAutospacing="0" w:before="0" w:beforeAutospacing="0" w:lineRule="auto"/>
+        <w:ind w:left="1440" w:hanging="360"/>
+      </w:pPr>
+      <w:r>
+        <w:rPr>
+          <w:rFonts w:ascii="Roboto Mono" w:cs="Roboto Mono" w:eastAsia="Roboto Mono" w:hAnsi="Roboto Mono"/>
+          <w:color w:val="188038"/>
+          <w:rtl w:val="0"/>
+        </w:rPr>
+        <w:t xml:space="preserve">code</w:t>
+      </w:r>
+    </w:p>
+    <w:p>
+      <w:pPr>
+        <w:numPr>
+          <w:ilvl w:val="1"/>
+          <w:numId w:val="18"/>
+        </w:numPr>
+        <w:spacing w:after="0" w:afterAutospacing="0" w:before="0" w:beforeAutospacing="0" w:lineRule="auto"/>
+        <w:ind w:left="1440" w:hanging="360"/>
+      </w:pPr>
+      <w:r>
+        <w:rPr>
+          <w:rFonts w:ascii="Roboto Mono" w:cs="Roboto Mono" w:eastAsia="Roboto Mono" w:hAnsi="Roboto Mono"/>
+          <w:color w:val="188038"/>
+          <w:rtl w:val="0"/>
+        </w:rPr>
+        <w:t xml:space="preserve">system</w:t>
+      </w:r>
+    </w:p>
+    <w:p>
+      <w:pPr>
+        <w:numPr>
+          <w:ilvl w:val="1"/>
+          <w:numId w:val="18"/>
+        </w:numPr>
+        <w:spacing w:after="0" w:afterAutospacing="0" w:before="0" w:beforeAutospacing="0" w:lineRule="auto"/>
+        <w:ind w:left="1440" w:hanging="360"/>
+      </w:pPr>
+      <w:r>
+        <w:rPr>
+          <w:rFonts w:ascii="Roboto Mono" w:cs="Roboto Mono" w:eastAsia="Roboto Mono" w:hAnsi="Roboto Mono"/>
+          <w:color w:val="188038"/>
+          <w:rtl w:val="0"/>
+        </w:rPr>
+        <w:t xml:space="preserve">description</w:t>
+      </w:r>
+    </w:p>
+    <w:p>
+      <w:pPr>
+        <w:numPr>
+          <w:ilvl w:val="1"/>
+          <w:numId w:val="18"/>
+        </w:numPr>
+        <w:spacing w:after="0" w:afterAutospacing="0" w:before="0" w:beforeAutospacing="0" w:lineRule="auto"/>
+        <w:ind w:left="1440" w:hanging="360"/>
+      </w:pPr>
+      <w:r>
+        <w:rPr>
+          <w:rFonts w:ascii="Roboto Mono" w:cs="Roboto Mono" w:eastAsia="Roboto Mono" w:hAnsi="Roboto Mono"/>
+          <w:color w:val="188038"/>
+          <w:rtl w:val="0"/>
+        </w:rPr>
+        <w:t xml:space="preserve">type</w:t>
+      </w:r>
+    </w:p>
+    <w:p>
+      <w:pPr>
+        <w:numPr>
+          <w:ilvl w:val="1"/>
+          <w:numId w:val="18"/>
+        </w:numPr>
+        <w:spacing w:after="0" w:afterAutospacing="0" w:before="0" w:beforeAutospacing="0" w:lineRule="auto"/>
+        <w:ind w:left="1440" w:hanging="360"/>
+      </w:pPr>
+      <w:r>
+        <w:rPr>
+          <w:rFonts w:ascii="Roboto Mono" w:cs="Roboto Mono" w:eastAsia="Roboto Mono" w:hAnsi="Roboto Mono"/>
+          <w:color w:val="188038"/>
+          <w:rtl w:val="0"/>
+        </w:rPr>
+        <w:t xml:space="preserve">category</w:t>
+      </w:r>
+    </w:p>
+    <w:p>
+      <w:pPr>
+        <w:numPr>
+          <w:ilvl w:val="1"/>
+          <w:numId w:val="18"/>
+        </w:numPr>
+        <w:spacing w:after="0" w:afterAutospacing="0" w:before="0" w:beforeAutospacing="0" w:lineRule="auto"/>
+        <w:ind w:left="1440" w:hanging="360"/>
+      </w:pPr>
+      <w:r>
+        <w:rPr>
+          <w:rFonts w:ascii="Roboto Mono" w:cs="Roboto Mono" w:eastAsia="Roboto Mono" w:hAnsi="Roboto Mono"/>
+          <w:color w:val="188038"/>
+          <w:rtl w:val="0"/>
+        </w:rPr>
+        <w:t xml:space="preserve">reaction1</w:t>
+      </w:r>
+    </w:p>
+    <w:p>
+      <w:pPr>
+        <w:numPr>
+          <w:ilvl w:val="1"/>
+          <w:numId w:val="18"/>
+        </w:numPr>
+        <w:spacing w:after="0" w:afterAutospacing="0" w:before="0" w:beforeAutospacing="0" w:lineRule="auto"/>
+        <w:ind w:left="1440" w:hanging="360"/>
+      </w:pPr>
+      <w:r>
+        <w:rPr>
+          <w:rFonts w:ascii="Roboto Mono" w:cs="Roboto Mono" w:eastAsia="Roboto Mono" w:hAnsi="Roboto Mono"/>
+          <w:color w:val="188038"/>
+          <w:rtl w:val="0"/>
+        </w:rPr>
+        <w:t xml:space="preserve">severity1</w:t>
+      </w:r>
+    </w:p>
+    <w:p>
+      <w:pPr>
+        <w:numPr>
+          <w:ilvl w:val="0"/>
+          <w:numId w:val="1"/>
+        </w:numPr>
+        <w:spacing w:after="0" w:afterAutospacing="0" w:before="0" w:beforeAutospacing="0" w:lineRule="auto"/>
+        <w:ind w:left="720" w:hanging="360"/>
+      </w:pPr>
+      <w:r>
+        <w:rPr>
+          <w:rFonts w:ascii="Roboto Mono" w:cs="Roboto Mono" w:eastAsia="Roboto Mono" w:hAnsi="Roboto Mono"/>
+          <w:color w:val="188038"/>
+          <w:rtl w:val="0"/>
+        </w:rPr>
+        <w:t xml:space="preserve">observations_procedures_encounter</w:t>
+      </w:r>
+    </w:p>
+    <w:p>
+      <w:pPr>
+        <w:numPr>
+          <w:ilvl w:val="0"/>
+          <w:numId w:val="9"/>
+        </w:numPr>
+        <w:spacing w:after="0" w:afterAutospacing="0" w:before="0" w:beforeAutospacing="0" w:lineRule="auto"/>
+        <w:ind w:left="720" w:hanging="360"/>
+      </w:pPr>
+      <w:r>
+        <w:rPr>
+          <w:rFonts w:ascii="Roboto Mono" w:cs="Roboto Mono" w:eastAsia="Roboto Mono" w:hAnsi="Roboto Mono"/>
+          <w:color w:val="188038"/>
+          <w:rtl w:val="0"/>
+        </w:rPr>
+        <w:t xml:space="preserve">encounter_id</w:t>
+      </w:r>
+    </w:p>
+    <w:p>
+      <w:pPr>
+        <w:numPr>
+          <w:ilvl w:val="0"/>
+          <w:numId w:val="9"/>
+        </w:numPr>
+        <w:spacing w:after="0" w:afterAutospacing="0" w:before="0" w:beforeAutospacing="0" w:lineRule="auto"/>
+        <w:ind w:left="720" w:hanging="360"/>
+      </w:pPr>
+      <w:r>
+        <w:rPr>
+          <w:rFonts w:ascii="Roboto Mono" w:cs="Roboto Mono" w:eastAsia="Roboto Mono" w:hAnsi="Roboto Mono"/>
+          <w:color w:val="188038"/>
+          <w:rtl w:val="0"/>
+        </w:rPr>
+        <w:t xml:space="preserve">start_ts</w:t>
+      </w:r>
+      <w:r>
+        <w:rPr>
+          <w:rtl w:val="0"/>
+        </w:rPr>
+        <w:t xml:space="preserve"> as Mongo Date</w:t>
+      </w:r>
+    </w:p>
+    <w:p>
+      <w:pPr>
+        <w:numPr>
+          <w:ilvl w:val="0"/>
+          <w:numId w:val="9"/>
+        </w:numPr>
+        <w:spacing w:after="0" w:afterAutospacing="0" w:before="0" w:beforeAutospacing="0" w:lineRule="auto"/>
+        <w:ind w:left="720" w:hanging="360"/>
+      </w:pPr>
+      <w:r>
+        <w:rPr>
+          <w:rFonts w:ascii="Roboto Mono" w:cs="Roboto Mono" w:eastAsia="Roboto Mono" w:hAnsi="Roboto Mono"/>
+          <w:color w:val="188038"/>
+          <w:rtl w:val="0"/>
+        </w:rPr>
+        <w:t xml:space="preserve">stop_ts</w:t>
+      </w:r>
+      <w:r>
+        <w:rPr>
+          <w:rtl w:val="0"/>
+        </w:rPr>
+        <w:t xml:space="preserve"> as Mongo Date</w:t>
+      </w:r>
+    </w:p>
+    <w:p>
+      <w:pPr>
+        <w:numPr>
+          <w:ilvl w:val="0"/>
+          <w:numId w:val="9"/>
+        </w:numPr>
+        <w:spacing w:after="0" w:afterAutospacing="0" w:before="0" w:beforeAutospacing="0" w:lineRule="auto"/>
+        <w:ind w:left="720" w:hanging="360"/>
+      </w:pPr>
+      <w:r>
+        <w:rPr>
+          <w:rFonts w:ascii="Roboto Mono" w:cs="Roboto Mono" w:eastAsia="Roboto Mono" w:hAnsi="Roboto Mono"/>
+          <w:color w:val="188038"/>
+          <w:rtl w:val="0"/>
+        </w:rPr>
+        <w:t xml:space="preserve">patient_id</w:t>
+      </w:r>
+    </w:p>
+    <w:p>
+      <w:pPr>
+        <w:numPr>
+          <w:ilvl w:val="0"/>
+          <w:numId w:val="9"/>
+        </w:numPr>
+        <w:spacing w:after="0" w:afterAutospacing="0" w:before="0" w:beforeAutospacing="0" w:lineRule="auto"/>
+        <w:ind w:left="720" w:hanging="360"/>
+      </w:pPr>
+      <w:r>
+        <w:rPr>
+          <w:rFonts w:ascii="Roboto Mono" w:cs="Roboto Mono" w:eastAsia="Roboto Mono" w:hAnsi="Roboto Mono"/>
+          <w:color w:val="188038"/>
+          <w:rtl w:val="0"/>
+        </w:rPr>
+        <w:t xml:space="preserve">provider_id</w:t>
+      </w:r>
+    </w:p>
+    <w:p>
+      <w:pPr>
+        <w:numPr>
+          <w:ilvl w:val="0"/>
+          <w:numId w:val="9"/>
+        </w:numPr>
+        <w:spacing w:after="0" w:afterAutospacing="0" w:before="0" w:beforeAutospacing="0" w:lineRule="auto"/>
+        <w:ind w:left="720" w:hanging="360"/>
+      </w:pPr>
+      <w:r>
+        <w:rPr>
+          <w:rFonts w:ascii="Roboto Mono" w:cs="Roboto Mono" w:eastAsia="Roboto Mono" w:hAnsi="Roboto Mono"/>
+          <w:color w:val="188038"/>
+          <w:rtl w:val="0"/>
+        </w:rPr>
+        <w:t xml:space="preserve">organization_id</w:t>
+      </w:r>
+    </w:p>
+    <w:p>
+      <w:pPr>
+        <w:numPr>
+          <w:ilvl w:val="0"/>
+          <w:numId w:val="9"/>
+        </w:numPr>
+        <w:spacing w:after="0" w:afterAutospacing="0" w:before="0" w:beforeAutospacing="0" w:lineRule="auto"/>
+        <w:ind w:left="720" w:hanging="360"/>
+      </w:pPr>
+      <w:r>
+        <w:rPr>
+          <w:rFonts w:ascii="Roboto Mono" w:cs="Roboto Mono" w:eastAsia="Roboto Mono" w:hAnsi="Roboto Mono"/>
+          <w:color w:val="188038"/>
+          <w:rtl w:val="0"/>
+        </w:rPr>
+        <w:t xml:space="preserve">payer_id</w:t>
+      </w:r>
+    </w:p>
+    <w:p>
+      <w:pPr>
+        <w:numPr>
+          <w:ilvl w:val="0"/>
+          <w:numId w:val="9"/>
+        </w:numPr>
+        <w:spacing w:after="0" w:afterAutospacing="0" w:before="0" w:beforeAutospacing="0" w:lineRule="auto"/>
+        <w:ind w:left="720" w:hanging="360"/>
+      </w:pPr>
+      <w:r>
+        <w:rPr>
+          <w:rFonts w:ascii="Roboto Mono" w:cs="Roboto Mono" w:eastAsia="Roboto Mono" w:hAnsi="Roboto Mono"/>
+          <w:color w:val="188038"/>
+          <w:rtl w:val="0"/>
+        </w:rPr>
+        <w:t xml:space="preserve">encounter_class</w:t>
+      </w:r>
+    </w:p>
+    <w:p>
+      <w:pPr>
+        <w:numPr>
+          <w:ilvl w:val="0"/>
+          <w:numId w:val="9"/>
+        </w:numPr>
+        <w:spacing w:after="0" w:afterAutospacing="0" w:before="0" w:beforeAutospacing="0" w:lineRule="auto"/>
+        <w:ind w:left="720" w:hanging="360"/>
+      </w:pPr>
+      <w:r>
+        <w:rPr>
+          <w:rFonts w:ascii="Roboto Mono" w:cs="Roboto Mono" w:eastAsia="Roboto Mono" w:hAnsi="Roboto Mono"/>
+          <w:color w:val="188038"/>
+          <w:rtl w:val="0"/>
+        </w:rPr>
+        <w:t xml:space="preserve">code</w:t>
+      </w:r>
+    </w:p>
+    <w:p>
+      <w:pPr>
+        <w:numPr>
+          <w:ilvl w:val="0"/>
+          <w:numId w:val="9"/>
+        </w:numPr>
+        <w:spacing w:after="0" w:afterAutospacing="0" w:before="0" w:beforeAutospacing="0" w:lineRule="auto"/>
+        <w:ind w:left="720" w:hanging="360"/>
+      </w:pPr>
+      <w:r>
+        <w:rPr>
+          <w:rFonts w:ascii="Roboto Mono" w:cs="Roboto Mono" w:eastAsia="Roboto Mono" w:hAnsi="Roboto Mono"/>
+          <w:color w:val="188038"/>
+          <w:rtl w:val="0"/>
+        </w:rPr>
+        <w:t xml:space="preserve">description</w:t>
+      </w:r>
+    </w:p>
+    <w:p>
+      <w:pPr>
+        <w:numPr>
+          <w:ilvl w:val="0"/>
+          <w:numId w:val="9"/>
+        </w:numPr>
+        <w:spacing w:after="0" w:afterAutospacing="0" w:before="0" w:beforeAutospacing="0" w:lineRule="auto"/>
+        <w:ind w:left="720" w:hanging="360"/>
+      </w:pPr>
+      <w:r>
+        <w:rPr>
+          <w:rFonts w:ascii="Roboto Mono" w:cs="Roboto Mono" w:eastAsia="Roboto Mono" w:hAnsi="Roboto Mono"/>
+          <w:color w:val="188038"/>
+          <w:rtl w:val="0"/>
+        </w:rPr>
+        <w:t xml:space="preserve">base_encounter_cost</w:t>
+      </w:r>
+    </w:p>
+    <w:p>
+      <w:pPr>
+        <w:numPr>
+          <w:ilvl w:val="0"/>
+          <w:numId w:val="9"/>
+        </w:numPr>
+        <w:spacing w:after="0" w:afterAutospacing="0" w:before="0" w:beforeAutospacing="0" w:lineRule="auto"/>
+        <w:ind w:left="720" w:hanging="360"/>
+      </w:pPr>
+      <w:r>
+        <w:rPr>
+          <w:rFonts w:ascii="Roboto Mono" w:cs="Roboto Mono" w:eastAsia="Roboto Mono" w:hAnsi="Roboto Mono"/>
+          <w:color w:val="188038"/>
+          <w:rtl w:val="0"/>
+        </w:rPr>
+        <w:t xml:space="preserve">total_claim_cost</w:t>
+      </w:r>
+    </w:p>
+    <w:p>
+      <w:pPr>
+        <w:numPr>
+          <w:ilvl w:val="0"/>
+          <w:numId w:val="9"/>
+        </w:numPr>
+        <w:spacing w:after="0" w:afterAutospacing="0" w:before="0" w:beforeAutospacing="0" w:lineRule="auto"/>
+        <w:ind w:left="720" w:hanging="360"/>
+      </w:pPr>
+      <w:r>
+        <w:rPr>
+          <w:rFonts w:ascii="Roboto Mono" w:cs="Roboto Mono" w:eastAsia="Roboto Mono" w:hAnsi="Roboto Mono"/>
+          <w:color w:val="188038"/>
+          <w:rtl w:val="0"/>
+        </w:rPr>
+        <w:t xml:space="preserve">payer_coverage</w:t>
+      </w:r>
+    </w:p>
+    <w:p>
+      <w:pPr>
+        <w:numPr>
+          <w:ilvl w:val="0"/>
+          <w:numId w:val="9"/>
+        </w:numPr>
+        <w:spacing w:after="0" w:afterAutospacing="0" w:before="0" w:beforeAutospacing="0" w:lineRule="auto"/>
+        <w:ind w:left="720" w:hanging="360"/>
+      </w:pPr>
+      <w:r>
+        <w:rPr>
+          <w:rFonts w:ascii="Roboto Mono" w:cs="Roboto Mono" w:eastAsia="Roboto Mono" w:hAnsi="Roboto Mono"/>
+          <w:color w:val="188038"/>
+          <w:rtl w:val="0"/>
+        </w:rPr>
+        <w:t xml:space="preserve">observations[]</w:t>
+      </w:r>
+    </w:p>
+    <w:p>
+      <w:pPr>
+        <w:numPr>
+          <w:ilvl w:val="1"/>
+          <w:numId w:val="9"/>
+        </w:numPr>
+        <w:spacing w:after="0" w:afterAutospacing="0" w:before="0" w:beforeAutospacing="0" w:lineRule="auto"/>
+        <w:ind w:left="1440" w:hanging="360"/>
+      </w:pPr>
+      <w:r>
+        <w:rPr>
+          <w:rFonts w:ascii="Roboto Mono" w:cs="Roboto Mono" w:eastAsia="Roboto Mono" w:hAnsi="Roboto Mono"/>
+          <w:color w:val="188038"/>
+          <w:rtl w:val="0"/>
+        </w:rPr>
+        <w:t xml:space="preserve">observation_id</w:t>
+      </w:r>
+    </w:p>
+    <w:p>
+      <w:pPr>
+        <w:numPr>
+          <w:ilvl w:val="1"/>
+          <w:numId w:val="9"/>
+        </w:numPr>
+        <w:spacing w:after="0" w:afterAutospacing="0" w:before="0" w:beforeAutospacing="0" w:lineRule="auto"/>
+        <w:ind w:left="1440" w:hanging="360"/>
+      </w:pPr>
+      <w:r>
+        <w:rPr>
+          <w:rFonts w:ascii="Roboto Mono" w:cs="Roboto Mono" w:eastAsia="Roboto Mono" w:hAnsi="Roboto Mono"/>
+          <w:color w:val="188038"/>
+          <w:rtl w:val="0"/>
+        </w:rPr>
+        <w:t xml:space="preserve">date_ts</w:t>
+      </w:r>
+      <w:r>
+        <w:rPr>
+          <w:rtl w:val="0"/>
+        </w:rPr>
+        <w:t xml:space="preserve"> as Mongo Date</w:t>
+      </w:r>
+    </w:p>
+    <w:p>
+      <w:pPr>
+        <w:numPr>
+          <w:ilvl w:val="1"/>
+          <w:numId w:val="9"/>
+        </w:numPr>
+        <w:spacing w:after="0" w:afterAutospacing="0" w:before="0" w:beforeAutospacing="0" w:lineRule="auto"/>
+        <w:ind w:left="1440" w:hanging="360"/>
+      </w:pPr>
+      <w:r>
+        <w:rPr>
+          <w:rFonts w:ascii="Roboto Mono" w:cs="Roboto Mono" w:eastAsia="Roboto Mono" w:hAnsi="Roboto Mono"/>
+          <w:color w:val="188038"/>
+          <w:rtl w:val="0"/>
+        </w:rPr>
+        <w:t xml:space="preserve">category</w:t>
+      </w:r>
+    </w:p>
+    <w:p>
+      <w:pPr>
+        <w:numPr>
+          <w:ilvl w:val="1"/>
+          <w:numId w:val="9"/>
+        </w:numPr>
+        <w:spacing w:after="0" w:afterAutospacing="0" w:before="0" w:beforeAutospacing="0" w:lineRule="auto"/>
+        <w:ind w:left="1440" w:hanging="360"/>
+      </w:pPr>
+      <w:r>
+        <w:rPr>
+          <w:rFonts w:ascii="Roboto Mono" w:cs="Roboto Mono" w:eastAsia="Roboto Mono" w:hAnsi="Roboto Mono"/>
+          <w:color w:val="188038"/>
+          <w:rtl w:val="0"/>
+        </w:rPr>
+        <w:t xml:space="preserve">code</w:t>
+      </w:r>
+    </w:p>
+    <w:p>
+      <w:pPr>
+        <w:numPr>
+          <w:ilvl w:val="1"/>
+          <w:numId w:val="9"/>
+        </w:numPr>
+        <w:spacing w:after="0" w:afterAutospacing="0" w:before="0" w:beforeAutospacing="0" w:lineRule="auto"/>
+        <w:ind w:left="1440" w:hanging="360"/>
+      </w:pPr>
+      <w:r>
+        <w:rPr>
+          <w:rFonts w:ascii="Roboto Mono" w:cs="Roboto Mono" w:eastAsia="Roboto Mono" w:hAnsi="Roboto Mono"/>
+          <w:color w:val="188038"/>
+          <w:rtl w:val="0"/>
+        </w:rPr>
+        <w:t xml:space="preserve">description</w:t>
+      </w:r>
+    </w:p>
+    <w:p>
+      <w:pPr>
+        <w:numPr>
+          <w:ilvl w:val="1"/>
+          <w:numId w:val="9"/>
+        </w:numPr>
+        <w:spacing w:after="0" w:afterAutospacing="0" w:before="0" w:beforeAutospacing="0" w:lineRule="auto"/>
+        <w:ind w:left="1440" w:hanging="360"/>
+      </w:pPr>
+      <w:r>
+        <w:rPr>
+          <w:rFonts w:ascii="Roboto Mono" w:cs="Roboto Mono" w:eastAsia="Roboto Mono" w:hAnsi="Roboto Mono"/>
+          <w:color w:val="188038"/>
+          <w:rtl w:val="0"/>
+        </w:rPr>
+        <w:t xml:space="preserve">value</w:t>
+      </w:r>
+    </w:p>
+    <w:p>
+      <w:pPr>
+        <w:numPr>
+          <w:ilvl w:val="1"/>
+          <w:numId w:val="9"/>
+        </w:numPr>
+        <w:spacing w:after="0" w:afterAutospacing="0" w:before="0" w:beforeAutospacing="0" w:lineRule="auto"/>
+        <w:ind w:left="1440" w:hanging="360"/>
+      </w:pPr>
+      <w:r>
+        <w:rPr>
+          <w:rFonts w:ascii="Roboto Mono" w:cs="Roboto Mono" w:eastAsia="Roboto Mono" w:hAnsi="Roboto Mono"/>
+          <w:color w:val="188038"/>
+          <w:rtl w:val="0"/>
+        </w:rPr>
+        <w:t xml:space="preserve">units</w:t>
+      </w:r>
+    </w:p>
+    <w:p>
+      <w:pPr>
+        <w:numPr>
+          <w:ilvl w:val="1"/>
+          <w:numId w:val="9"/>
+        </w:numPr>
+        <w:spacing w:after="0" w:afterAutospacing="0" w:before="0" w:beforeAutospacing="0" w:lineRule="auto"/>
+        <w:ind w:left="1440" w:hanging="360"/>
+      </w:pPr>
+      <w:r>
+        <w:rPr>
+          <w:rFonts w:ascii="Roboto Mono" w:cs="Roboto Mono" w:eastAsia="Roboto Mono" w:hAnsi="Roboto Mono"/>
+          <w:color w:val="188038"/>
+          <w:rtl w:val="0"/>
+        </w:rPr>
+        <w:t xml:space="preserve">type</w:t>
+      </w:r>
+    </w:p>
+    <w:p>
+      <w:pPr>
+        <w:numPr>
+          <w:ilvl w:val="0"/>
+          <w:numId w:val="9"/>
+        </w:numPr>
+        <w:spacing w:after="0" w:afterAutospacing="0" w:before="0" w:beforeAutospacing="0" w:lineRule="auto"/>
+        <w:ind w:left="720" w:hanging="360"/>
+      </w:pPr>
+      <w:r>
+        <w:rPr>
+          <w:rFonts w:ascii="Roboto Mono" w:cs="Roboto Mono" w:eastAsia="Roboto Mono" w:hAnsi="Roboto Mono"/>
+          <w:color w:val="188038"/>
+          <w:rtl w:val="0"/>
+        </w:rPr>
+        <w:t xml:space="preserve">procedures[]</w:t>
+      </w:r>
+    </w:p>
+    <w:p>
+      <w:pPr>
+        <w:numPr>
+          <w:ilvl w:val="1"/>
+          <w:numId w:val="9"/>
+        </w:numPr>
+        <w:spacing w:after="0" w:afterAutospacing="0" w:before="0" w:beforeAutospacing="0" w:lineRule="auto"/>
+        <w:ind w:left="1440" w:hanging="360"/>
+      </w:pPr>
+      <w:r>
+        <w:rPr>
+          <w:rFonts w:ascii="Roboto Mono" w:cs="Roboto Mono" w:eastAsia="Roboto Mono" w:hAnsi="Roboto Mono"/>
+          <w:color w:val="188038"/>
+          <w:rtl w:val="0"/>
+        </w:rPr>
+        <w:t xml:space="preserve">procedure_id</w:t>
+      </w:r>
+    </w:p>
+    <w:p>
+      <w:pPr>
+        <w:numPr>
+          <w:ilvl w:val="1"/>
+          <w:numId w:val="9"/>
+        </w:numPr>
+        <w:spacing w:after="0" w:afterAutospacing="0" w:before="0" w:beforeAutospacing="0" w:lineRule="auto"/>
+        <w:ind w:left="1440" w:hanging="360"/>
+      </w:pPr>
+      <w:r>
+        <w:rPr>
+          <w:rFonts w:ascii="Roboto Mono" w:cs="Roboto Mono" w:eastAsia="Roboto Mono" w:hAnsi="Roboto Mono"/>
+          <w:color w:val="188038"/>
+          <w:rtl w:val="0"/>
+        </w:rPr>
+        <w:t xml:space="preserve">start_ts</w:t>
+      </w:r>
+      <w:r>
+        <w:rPr>
+          <w:rtl w:val="0"/>
+        </w:rPr>
+        <w:t xml:space="preserve"> as Mongo Date</w:t>
+      </w:r>
+    </w:p>
+    <w:p>
+      <w:pPr>
+        <w:numPr>
+          <w:ilvl w:val="1"/>
+          <w:numId w:val="9"/>
+        </w:numPr>
+        <w:spacing w:after="0" w:afterAutospacing="0" w:before="0" w:beforeAutospacing="0" w:lineRule="auto"/>
+        <w:ind w:left="1440" w:hanging="360"/>
+      </w:pPr>
+      <w:r>
+        <w:rPr>
+          <w:rFonts w:ascii="Roboto Mono" w:cs="Roboto Mono" w:eastAsia="Roboto Mono" w:hAnsi="Roboto Mono"/>
+          <w:color w:val="188038"/>
+          <w:rtl w:val="0"/>
+        </w:rPr>
+        <w:t xml:space="preserve">stop_ts</w:t>
+      </w:r>
+      <w:r>
+        <w:rPr>
+          <w:rtl w:val="0"/>
+        </w:rPr>
+        <w:t xml:space="preserve"> as Mongo Date</w:t>
+      </w:r>
+    </w:p>
+    <w:p>
+      <w:pPr>
+        <w:numPr>
+          <w:ilvl w:val="1"/>
+          <w:numId w:val="9"/>
+        </w:numPr>
+        <w:spacing w:after="0" w:afterAutospacing="0" w:before="0" w:beforeAutospacing="0" w:lineRule="auto"/>
+        <w:ind w:left="1440" w:hanging="360"/>
+      </w:pPr>
+      <w:r>
+        <w:rPr>
+          <w:rFonts w:ascii="Roboto Mono" w:cs="Roboto Mono" w:eastAsia="Roboto Mono" w:hAnsi="Roboto Mono"/>
+          <w:color w:val="188038"/>
+          <w:rtl w:val="0"/>
+        </w:rPr>
+        <w:t xml:space="preserve">code</w:t>
+      </w:r>
+    </w:p>
+    <w:p>
+      <w:pPr>
+        <w:numPr>
+          <w:ilvl w:val="1"/>
+          <w:numId w:val="9"/>
+        </w:numPr>
+        <w:spacing w:after="0" w:afterAutospacing="0" w:before="0" w:beforeAutospacing="0" w:lineRule="auto"/>
+        <w:ind w:left="1440" w:hanging="360"/>
+      </w:pPr>
+      <w:r>
+        <w:rPr>
+          <w:rFonts w:ascii="Roboto Mono" w:cs="Roboto Mono" w:eastAsia="Roboto Mono" w:hAnsi="Roboto Mono"/>
+          <w:color w:val="188038"/>
+          <w:rtl w:val="0"/>
+        </w:rPr>
+        <w:t xml:space="preserve">system</w:t>
+      </w:r>
+    </w:p>
+    <w:p>
+      <w:pPr>
+        <w:numPr>
+          <w:ilvl w:val="1"/>
+          <w:numId w:val="9"/>
+        </w:numPr>
+        <w:spacing w:after="0" w:afterAutospacing="0" w:before="0" w:beforeAutospacing="0" w:lineRule="auto"/>
+        <w:ind w:left="1440" w:hanging="360"/>
+      </w:pPr>
+      <w:r>
+        <w:rPr>
+          <w:rFonts w:ascii="Roboto Mono" w:cs="Roboto Mono" w:eastAsia="Roboto Mono" w:hAnsi="Roboto Mono"/>
+          <w:color w:val="188038"/>
+          <w:rtl w:val="0"/>
+        </w:rPr>
+        <w:t xml:space="preserve">description</w:t>
+      </w:r>
+    </w:p>
+    <w:p>
+      <w:pPr>
+        <w:numPr>
+          <w:ilvl w:val="1"/>
+          <w:numId w:val="9"/>
+        </w:numPr>
+        <w:spacing w:after="0" w:afterAutospacing="0" w:before="0" w:beforeAutospacing="0" w:lineRule="auto"/>
+        <w:ind w:left="1440" w:hanging="360"/>
+      </w:pPr>
+      <w:r>
+        <w:rPr>
+          <w:rFonts w:ascii="Roboto Mono" w:cs="Roboto Mono" w:eastAsia="Roboto Mono" w:hAnsi="Roboto Mono"/>
+          <w:color w:val="188038"/>
+          <w:rtl w:val="0"/>
+        </w:rPr>
+        <w:t xml:space="preserve">base_cost</w:t>
+      </w:r>
+    </w:p>
+    <w:p>
+      <w:pPr>
+        <w:numPr>
+          <w:ilvl w:val="0"/>
+          <w:numId w:val="4"/>
+        </w:numPr>
+        <w:spacing w:after="0" w:afterAutospacing="0" w:before="0" w:beforeAutospacing="0" w:lineRule="auto"/>
+        <w:ind w:left="720" w:hanging="360"/>
+      </w:pPr>
+      <w:r>
+        <w:rPr>
+          <w:rFonts w:ascii="Roboto Mono" w:cs="Roboto Mono" w:eastAsia="Roboto Mono" w:hAnsi="Roboto Mono"/>
+          <w:color w:val="188038"/>
+          <w:rtl w:val="0"/>
+        </w:rPr>
+        <w:t xml:space="preserve">organizations_provider</w:t>
+      </w:r>
+    </w:p>
+    <w:p>
+      <w:pPr>
+        <w:numPr>
+          <w:ilvl w:val="0"/>
+          <w:numId w:val="17"/>
+        </w:numPr>
+        <w:spacing w:after="0" w:afterAutospacing="0" w:before="0" w:beforeAutospacing="0" w:lineRule="auto"/>
+        <w:ind w:left="720" w:hanging="360"/>
+      </w:pPr>
+      <w:r>
+        <w:rPr>
+          <w:rFonts w:ascii="Roboto Mono" w:cs="Roboto Mono" w:eastAsia="Roboto Mono" w:hAnsi="Roboto Mono"/>
+          <w:color w:val="188038"/>
+          <w:rtl w:val="0"/>
+        </w:rPr>
+        <w:t xml:space="preserve">provider_id</w:t>
+      </w:r>
+    </w:p>
+    <w:p>
+      <w:pPr>
+        <w:numPr>
+          <w:ilvl w:val="0"/>
+          <w:numId w:val="17"/>
+        </w:numPr>
+        <w:spacing w:after="0" w:afterAutospacing="0" w:before="0" w:beforeAutospacing="0" w:lineRule="auto"/>
+        <w:ind w:left="720" w:hanging="360"/>
+      </w:pPr>
+      <w:r>
+        <w:rPr>
+          <w:rFonts w:ascii="Roboto Mono" w:cs="Roboto Mono" w:eastAsia="Roboto Mono" w:hAnsi="Roboto Mono"/>
+          <w:color w:val="188038"/>
+          <w:rtl w:val="0"/>
+        </w:rPr>
+        <w:t xml:space="preserve">name</w:t>
+      </w:r>
+    </w:p>
+    <w:p>
+      <w:pPr>
+        <w:numPr>
+          <w:ilvl w:val="0"/>
+          <w:numId w:val="17"/>
+        </w:numPr>
+        <w:spacing w:after="0" w:afterAutospacing="0" w:before="0" w:beforeAutospacing="0" w:lineRule="auto"/>
+        <w:ind w:left="720" w:hanging="360"/>
+      </w:pPr>
+      <w:r>
+        <w:rPr>
+          <w:rFonts w:ascii="Roboto Mono" w:cs="Roboto Mono" w:eastAsia="Roboto Mono" w:hAnsi="Roboto Mono"/>
+          <w:color w:val="188038"/>
+          <w:rtl w:val="0"/>
+        </w:rPr>
+        <w:t xml:space="preserve">gender</w:t>
+      </w:r>
+    </w:p>
+    <w:p>
+      <w:pPr>
+        <w:numPr>
+          <w:ilvl w:val="0"/>
+          <w:numId w:val="17"/>
+        </w:numPr>
+        <w:spacing w:after="0" w:afterAutospacing="0" w:before="0" w:beforeAutospacing="0" w:lineRule="auto"/>
+        <w:ind w:left="720" w:hanging="360"/>
+      </w:pPr>
+      <w:r>
+        <w:rPr>
+          <w:rFonts w:ascii="Roboto Mono" w:cs="Roboto Mono" w:eastAsia="Roboto Mono" w:hAnsi="Roboto Mono"/>
+          <w:color w:val="188038"/>
+          <w:rtl w:val="0"/>
+        </w:rPr>
+        <w:t xml:space="preserve">speciality</w:t>
+      </w:r>
+    </w:p>
+    <w:p>
+      <w:pPr>
+        <w:numPr>
+          <w:ilvl w:val="0"/>
+          <w:numId w:val="17"/>
+        </w:numPr>
+        <w:spacing w:after="0" w:afterAutospacing="0" w:before="0" w:beforeAutospacing="0" w:lineRule="auto"/>
+        <w:ind w:left="720" w:hanging="360"/>
+      </w:pPr>
+      <w:r>
+        <w:rPr>
+          <w:rFonts w:ascii="Roboto Mono" w:cs="Roboto Mono" w:eastAsia="Roboto Mono" w:hAnsi="Roboto Mono"/>
+          <w:color w:val="188038"/>
+          <w:rtl w:val="0"/>
+        </w:rPr>
+        <w:t xml:space="preserve">city</w:t>
+      </w:r>
+    </w:p>
+    <w:p>
+      <w:pPr>
+        <w:numPr>
+          <w:ilvl w:val="0"/>
+          <w:numId w:val="17"/>
+        </w:numPr>
+        <w:spacing w:after="0" w:afterAutospacing="0" w:before="0" w:beforeAutospacing="0" w:lineRule="auto"/>
+        <w:ind w:left="720" w:hanging="360"/>
+      </w:pPr>
+      <w:r>
+        <w:rPr>
+          <w:rFonts w:ascii="Roboto Mono" w:cs="Roboto Mono" w:eastAsia="Roboto Mono" w:hAnsi="Roboto Mono"/>
+          <w:color w:val="188038"/>
+          <w:rtl w:val="0"/>
+        </w:rPr>
+        <w:t xml:space="preserve">state</w:t>
+      </w:r>
+    </w:p>
+    <w:p>
+      <w:pPr>
+        <w:numPr>
+          <w:ilvl w:val="0"/>
+          <w:numId w:val="17"/>
+        </w:numPr>
+        <w:spacing w:after="0" w:afterAutospacing="0" w:before="0" w:beforeAutospacing="0" w:lineRule="auto"/>
+        <w:ind w:left="720" w:hanging="360"/>
+      </w:pPr>
+      <w:r>
+        <w:rPr>
+          <w:rFonts w:ascii="Roboto Mono" w:cs="Roboto Mono" w:eastAsia="Roboto Mono" w:hAnsi="Roboto Mono"/>
+          <w:color w:val="188038"/>
+          <w:rtl w:val="0"/>
+        </w:rPr>
+        <w:t xml:space="preserve">encounters</w:t>
+      </w:r>
+    </w:p>
+    <w:p>
+      <w:pPr>
+        <w:numPr>
+          <w:ilvl w:val="0"/>
+          <w:numId w:val="17"/>
+        </w:numPr>
+        <w:spacing w:after="0" w:afterAutospacing="0" w:before="0" w:beforeAutospacing="0" w:lineRule="auto"/>
+        <w:ind w:left="720" w:hanging="360"/>
+      </w:pPr>
+      <w:r>
+        <w:rPr>
+          <w:rFonts w:ascii="Roboto Mono" w:cs="Roboto Mono" w:eastAsia="Roboto Mono" w:hAnsi="Roboto Mono"/>
+          <w:color w:val="188038"/>
+          <w:rtl w:val="0"/>
+        </w:rPr>
+        <w:t xml:space="preserve">procedures</w:t>
+      </w:r>
+    </w:p>
+    <w:p>
+      <w:pPr>
+        <w:numPr>
+          <w:ilvl w:val="0"/>
+          <w:numId w:val="17"/>
+        </w:numPr>
+        <w:spacing w:after="0" w:afterAutospacing="0" w:before="0" w:beforeAutospacing="0" w:lineRule="auto"/>
+        <w:ind w:left="720" w:hanging="360"/>
+      </w:pPr>
+      <w:r>
+        <w:rPr>
+          <w:rFonts w:ascii="Roboto Mono" w:cs="Roboto Mono" w:eastAsia="Roboto Mono" w:hAnsi="Roboto Mono"/>
+          <w:color w:val="188038"/>
+          <w:rtl w:val="0"/>
+        </w:rPr>
+        <w:t xml:space="preserve">organization</w:t>
+      </w:r>
+    </w:p>
+    <w:p>
+      <w:pPr>
+        <w:numPr>
+          <w:ilvl w:val="1"/>
+          <w:numId w:val="17"/>
+        </w:numPr>
+        <w:spacing w:after="0" w:afterAutospacing="0" w:before="0" w:beforeAutospacing="0" w:lineRule="auto"/>
+        <w:ind w:left="1440" w:hanging="360"/>
+      </w:pPr>
+      <w:r>
+        <w:rPr>
+          <w:rFonts w:ascii="Roboto Mono" w:cs="Roboto Mono" w:eastAsia="Roboto Mono" w:hAnsi="Roboto Mono"/>
+          <w:color w:val="188038"/>
+          <w:rtl w:val="0"/>
+        </w:rPr>
+        <w:t xml:space="preserve">id</w:t>
+      </w:r>
+    </w:p>
+    <w:p>
+      <w:pPr>
+        <w:numPr>
+          <w:ilvl w:val="1"/>
+          <w:numId w:val="17"/>
+        </w:numPr>
+        <w:spacing w:after="0" w:afterAutospacing="0" w:before="0" w:beforeAutospacing="0" w:lineRule="auto"/>
+        <w:ind w:left="1440" w:hanging="360"/>
+      </w:pPr>
+      <w:r>
+        <w:rPr>
+          <w:rFonts w:ascii="Roboto Mono" w:cs="Roboto Mono" w:eastAsia="Roboto Mono" w:hAnsi="Roboto Mono"/>
+          <w:color w:val="188038"/>
+          <w:rtl w:val="0"/>
+        </w:rPr>
+        <w:t xml:space="preserve">name</w:t>
+      </w:r>
+    </w:p>
+    <w:p>
+      <w:pPr>
+        <w:numPr>
+          <w:ilvl w:val="1"/>
+          <w:numId w:val="17"/>
+        </w:numPr>
+        <w:spacing w:after="0" w:afterAutospacing="0" w:before="0" w:beforeAutospacing="0" w:lineRule="auto"/>
+        <w:ind w:left="1440" w:hanging="360"/>
+      </w:pPr>
+      <w:r>
+        <w:rPr>
+          <w:rFonts w:ascii="Roboto Mono" w:cs="Roboto Mono" w:eastAsia="Roboto Mono" w:hAnsi="Roboto Mono"/>
+          <w:color w:val="188038"/>
+          <w:rtl w:val="0"/>
+        </w:rPr>
+        <w:t xml:space="preserve">city</w:t>
+      </w:r>
+    </w:p>
+    <w:p>
+      <w:pPr>
+        <w:numPr>
+          <w:ilvl w:val="1"/>
+          <w:numId w:val="17"/>
+        </w:numPr>
+        <w:spacing w:after="0" w:afterAutospacing="0" w:before="0" w:beforeAutospacing="0" w:lineRule="auto"/>
+        <w:ind w:left="1440" w:hanging="360"/>
+      </w:pPr>
+      <w:r>
+        <w:rPr>
+          <w:rFonts w:ascii="Roboto Mono" w:cs="Roboto Mono" w:eastAsia="Roboto Mono" w:hAnsi="Roboto Mono"/>
+          <w:color w:val="188038"/>
+          <w:rtl w:val="0"/>
+        </w:rPr>
+        <w:t xml:space="preserve">state</w:t>
+      </w:r>
+    </w:p>
+    <w:p>
+      <w:pPr>
+        <w:numPr>
+          <w:ilvl w:val="1"/>
+          <w:numId w:val="17"/>
+        </w:numPr>
+        <w:spacing w:after="0" w:afterAutospacing="0" w:before="0" w:beforeAutospacing="0" w:lineRule="auto"/>
+        <w:ind w:left="1440" w:hanging="360"/>
+      </w:pPr>
+      <w:r>
+        <w:rPr>
+          <w:rFonts w:ascii="Roboto Mono" w:cs="Roboto Mono" w:eastAsia="Roboto Mono" w:hAnsi="Roboto Mono"/>
+          <w:color w:val="188038"/>
+          <w:rtl w:val="0"/>
+        </w:rPr>
+        <w:t xml:space="preserve">zip</w:t>
+      </w:r>
+    </w:p>
+    <w:p>
+      <w:pPr>
+        <w:numPr>
+          <w:ilvl w:val="1"/>
+          <w:numId w:val="17"/>
+        </w:numPr>
+        <w:spacing w:after="0" w:afterAutospacing="0" w:before="0" w:beforeAutospacing="0" w:lineRule="auto"/>
+        <w:ind w:left="1440" w:hanging="360"/>
+      </w:pPr>
+      <w:r>
+        <w:rPr>
+          <w:rFonts w:ascii="Roboto Mono" w:cs="Roboto Mono" w:eastAsia="Roboto Mono" w:hAnsi="Roboto Mono"/>
+          <w:color w:val="188038"/>
+          <w:rtl w:val="0"/>
+        </w:rPr>
+        <w:t xml:space="preserve">revenue</w:t>
+      </w:r>
+    </w:p>
+    <w:p>
+      <w:pPr>
+        <w:numPr>
+          <w:ilvl w:val="1"/>
+          <w:numId w:val="17"/>
+        </w:numPr>
+        <w:spacing w:after="0" w:afterAutospacing="0" w:before="0" w:beforeAutospacing="0" w:lineRule="auto"/>
+        <w:ind w:left="1440" w:hanging="360"/>
+      </w:pPr>
+      <w:r>
+        <w:rPr>
+          <w:rFonts w:ascii="Roboto Mono" w:cs="Roboto Mono" w:eastAsia="Roboto Mono" w:hAnsi="Roboto Mono"/>
+          <w:color w:val="188038"/>
+          <w:rtl w:val="0"/>
+        </w:rPr>
+        <w:t xml:space="preserve">utilization</w:t>
+      </w:r>
+    </w:p>
+    <w:p>
+      <w:pPr>
+        <w:numPr>
+          <w:ilvl w:val="0"/>
+          <w:numId w:val="2"/>
+        </w:numPr>
+        <w:spacing w:after="0" w:afterAutospacing="0" w:before="0" w:beforeAutospacing="0" w:lineRule="auto"/>
+        <w:ind w:left="720" w:hanging="360"/>
+      </w:pPr>
+      <w:r>
+        <w:rPr>
+          <w:rFonts w:ascii="Roboto Mono" w:cs="Roboto Mono" w:eastAsia="Roboto Mono" w:hAnsi="Roboto Mono"/>
+          <w:color w:val="188038"/>
+          <w:rtl w:val="0"/>
+        </w:rPr>
+        <w:t xml:space="preserve">payer</w:t>
+      </w:r>
+    </w:p>
+    <w:p>
+      <w:pPr>
+        <w:numPr>
+          <w:ilvl w:val="0"/>
+          <w:numId w:val="15"/>
+        </w:numPr>
+        <w:spacing w:after="0" w:afterAutospacing="0" w:before="0" w:beforeAutospacing="0" w:lineRule="auto"/>
+        <w:ind w:left="720" w:hanging="360"/>
+      </w:pPr>
+      <w:r>
+        <w:rPr>
+          <w:rFonts w:ascii="Roboto Mono" w:cs="Roboto Mono" w:eastAsia="Roboto Mono" w:hAnsi="Roboto Mono"/>
+          <w:color w:val="188038"/>
+          <w:rtl w:val="0"/>
+        </w:rPr>
+        <w:t xml:space="preserve">payer_id</w:t>
+      </w:r>
+    </w:p>
+    <w:p>
+      <w:pPr>
+        <w:numPr>
+          <w:ilvl w:val="0"/>
+          <w:numId w:val="15"/>
+        </w:numPr>
+        <w:spacing w:after="0" w:afterAutospacing="0" w:before="0" w:beforeAutospacing="0" w:lineRule="auto"/>
+        <w:ind w:left="720" w:hanging="360"/>
+      </w:pPr>
+      <w:r>
+        <w:rPr>
+          <w:rFonts w:ascii="Roboto Mono" w:cs="Roboto Mono" w:eastAsia="Roboto Mono" w:hAnsi="Roboto Mono"/>
+          <w:color w:val="188038"/>
+          <w:rtl w:val="0"/>
+        </w:rPr>
+        <w:t xml:space="preserve">name</w:t>
+      </w:r>
+    </w:p>
+    <w:p>
+      <w:pPr>
+        <w:numPr>
+          <w:ilvl w:val="0"/>
+          <w:numId w:val="15"/>
+        </w:numPr>
+        <w:spacing w:after="0" w:afterAutospacing="0" w:before="0" w:beforeAutospacing="0" w:lineRule="auto"/>
+        <w:ind w:left="720" w:hanging="360"/>
+      </w:pPr>
+      <w:r>
+        <w:rPr>
+          <w:rFonts w:ascii="Roboto Mono" w:cs="Roboto Mono" w:eastAsia="Roboto Mono" w:hAnsi="Roboto Mono"/>
+          <w:color w:val="188038"/>
+          <w:rtl w:val="0"/>
+        </w:rPr>
+        <w:t xml:space="preserve">city</w:t>
+      </w:r>
+    </w:p>
+    <w:p>
+      <w:pPr>
+        <w:numPr>
+          <w:ilvl w:val="0"/>
+          <w:numId w:val="15"/>
+        </w:numPr>
+        <w:spacing w:after="0" w:afterAutospacing="0" w:before="0" w:beforeAutospacing="0" w:lineRule="auto"/>
+        <w:ind w:left="720" w:hanging="360"/>
+      </w:pPr>
+      <w:r>
+        <w:rPr>
+          <w:rFonts w:ascii="Roboto Mono" w:cs="Roboto Mono" w:eastAsia="Roboto Mono" w:hAnsi="Roboto Mono"/>
+          <w:color w:val="188038"/>
+          <w:rtl w:val="0"/>
+        </w:rPr>
+        <w:t xml:space="preserve">state_headquartered</w:t>
+      </w:r>
+    </w:p>
+    <w:p>
+      <w:pPr>
+        <w:numPr>
+          <w:ilvl w:val="0"/>
+          <w:numId w:val="15"/>
+        </w:numPr>
+        <w:spacing w:after="0" w:afterAutospacing="0" w:before="0" w:beforeAutospacing="0" w:lineRule="auto"/>
+        <w:ind w:left="720" w:hanging="360"/>
+      </w:pPr>
+      <w:r>
+        <w:rPr>
+          <w:rFonts w:ascii="Roboto Mono" w:cs="Roboto Mono" w:eastAsia="Roboto Mono" w:hAnsi="Roboto Mono"/>
+          <w:color w:val="188038"/>
+          <w:rtl w:val="0"/>
+        </w:rPr>
+        <w:t xml:space="preserve">amount_covered</w:t>
+      </w:r>
+    </w:p>
+    <w:p>
+      <w:pPr>
+        <w:numPr>
+          <w:ilvl w:val="0"/>
+          <w:numId w:val="15"/>
+        </w:numPr>
+        <w:spacing w:after="0" w:afterAutospacing="0" w:before="0" w:beforeAutospacing="0" w:lineRule="auto"/>
+        <w:ind w:left="720" w:hanging="360"/>
+      </w:pPr>
+      <w:r>
+        <w:rPr>
+          <w:rFonts w:ascii="Roboto Mono" w:cs="Roboto Mono" w:eastAsia="Roboto Mono" w:hAnsi="Roboto Mono"/>
+          <w:color w:val="188038"/>
+          <w:rtl w:val="0"/>
+        </w:rPr>
+        <w:t xml:space="preserve">amount_uncovered</w:t>
+      </w:r>
+    </w:p>
+    <w:p>
+      <w:pPr>
+        <w:numPr>
+          <w:ilvl w:val="0"/>
+          <w:numId w:val="15"/>
+        </w:numPr>
+        <w:spacing w:after="0" w:afterAutospacing="0" w:before="0" w:beforeAutospacing="0" w:lineRule="auto"/>
+        <w:ind w:left="720" w:hanging="360"/>
+      </w:pPr>
+      <w:r>
+        <w:rPr>
+          <w:rFonts w:ascii="Roboto Mono" w:cs="Roboto Mono" w:eastAsia="Roboto Mono" w:hAnsi="Roboto Mono"/>
+          <w:color w:val="188038"/>
+          <w:rtl w:val="0"/>
+        </w:rPr>
+        <w:t xml:space="preserve">revenue</w:t>
+      </w:r>
+    </w:p>
+    <w:p>
+      <w:pPr>
+        <w:numPr>
+          <w:ilvl w:val="0"/>
+          <w:numId w:val="15"/>
+        </w:numPr>
+        <w:spacing w:after="0" w:afterAutospacing="0" w:before="0" w:beforeAutospacing="0" w:lineRule="auto"/>
+        <w:ind w:left="720" w:hanging="360"/>
+      </w:pPr>
+      <w:r>
+        <w:rPr>
+          <w:rFonts w:ascii="Roboto Mono" w:cs="Roboto Mono" w:eastAsia="Roboto Mono" w:hAnsi="Roboto Mono"/>
+          <w:color w:val="188038"/>
+          <w:rtl w:val="0"/>
+        </w:rPr>
+        <w:t xml:space="preserve">covered_encounters</w:t>
+      </w:r>
+    </w:p>
+    <w:p>
+      <w:pPr>
+        <w:numPr>
+          <w:ilvl w:val="0"/>
+          <w:numId w:val="15"/>
+        </w:numPr>
+        <w:spacing w:after="0" w:afterAutospacing="0" w:before="0" w:beforeAutospacing="0" w:lineRule="auto"/>
+        <w:ind w:left="720" w:hanging="360"/>
+      </w:pPr>
+      <w:r>
+        <w:rPr>
+          <w:rFonts w:ascii="Roboto Mono" w:cs="Roboto Mono" w:eastAsia="Roboto Mono" w:hAnsi="Roboto Mono"/>
+          <w:color w:val="188038"/>
+          <w:rtl w:val="0"/>
+        </w:rPr>
+        <w:t xml:space="preserve">uncovered_encounters</w:t>
+      </w:r>
+    </w:p>
+    <w:p>
+      <w:pPr>
+        <w:numPr>
+          <w:ilvl w:val="0"/>
+          <w:numId w:val="15"/>
+        </w:numPr>
+        <w:spacing w:after="0" w:afterAutospacing="0" w:before="0" w:beforeAutospacing="0" w:lineRule="auto"/>
+        <w:ind w:left="720" w:hanging="360"/>
+      </w:pPr>
+      <w:r>
+        <w:rPr>
+          <w:rFonts w:ascii="Roboto Mono" w:cs="Roboto Mono" w:eastAsia="Roboto Mono" w:hAnsi="Roboto Mono"/>
+          <w:color w:val="188038"/>
+          <w:rtl w:val="0"/>
+        </w:rPr>
+        <w:t xml:space="preserve">covered_medications</w:t>
+      </w:r>
+    </w:p>
+    <w:p>
+      <w:pPr>
+        <w:numPr>
+          <w:ilvl w:val="0"/>
+          <w:numId w:val="15"/>
+        </w:numPr>
+        <w:spacing w:after="0" w:afterAutospacing="0" w:before="0" w:beforeAutospacing="0" w:lineRule="auto"/>
+        <w:ind w:left="720" w:hanging="360"/>
+      </w:pPr>
+      <w:r>
+        <w:rPr>
+          <w:rFonts w:ascii="Roboto Mono" w:cs="Roboto Mono" w:eastAsia="Roboto Mono" w:hAnsi="Roboto Mono"/>
+          <w:color w:val="188038"/>
+          <w:rtl w:val="0"/>
+        </w:rPr>
+        <w:t xml:space="preserve">uncovered_medications</w:t>
+      </w:r>
+    </w:p>
+    <w:p>
+      <w:pPr>
+        <w:numPr>
+          <w:ilvl w:val="0"/>
+          <w:numId w:val="15"/>
+        </w:numPr>
+        <w:spacing w:after="0" w:afterAutospacing="0" w:before="0" w:beforeAutospacing="0" w:lineRule="auto"/>
+        <w:ind w:left="720" w:hanging="360"/>
+      </w:pPr>
+      <w:r>
+        <w:rPr>
+          <w:rFonts w:ascii="Roboto Mono" w:cs="Roboto Mono" w:eastAsia="Roboto Mono" w:hAnsi="Roboto Mono"/>
+          <w:color w:val="188038"/>
+          <w:rtl w:val="0"/>
+        </w:rPr>
+        <w:t xml:space="preserve">covered_procedures</w:t>
+      </w:r>
+    </w:p>
+    <w:p>
+      <w:pPr>
+        <w:numPr>
+          <w:ilvl w:val="0"/>
+          <w:numId w:val="15"/>
+        </w:numPr>
+        <w:spacing w:after="0" w:afterAutospacing="0" w:before="0" w:beforeAutospacing="0" w:lineRule="auto"/>
+        <w:ind w:left="720" w:hanging="360"/>
+      </w:pPr>
+      <w:r>
+        <w:rPr>
+          <w:rFonts w:ascii="Roboto Mono" w:cs="Roboto Mono" w:eastAsia="Roboto Mono" w:hAnsi="Roboto Mono"/>
+          <w:color w:val="188038"/>
+          <w:rtl w:val="0"/>
+        </w:rPr>
+        <w:t xml:space="preserve">uncovered_procedures</w:t>
+      </w:r>
+    </w:p>
+    <w:p>
+      <w:pPr>
+        <w:numPr>
+          <w:ilvl w:val="0"/>
+          <w:numId w:val="15"/>
+        </w:numPr>
+        <w:spacing w:after="0" w:afterAutospacing="0" w:before="0" w:beforeAutospacing="0" w:lineRule="auto"/>
+        <w:ind w:left="720" w:hanging="360"/>
+      </w:pPr>
+      <w:r>
+        <w:rPr>
+          <w:rFonts w:ascii="Roboto Mono" w:cs="Roboto Mono" w:eastAsia="Roboto Mono" w:hAnsi="Roboto Mono"/>
+          <w:color w:val="188038"/>
+          <w:rtl w:val="0"/>
+        </w:rPr>
+        <w:t xml:space="preserve">unique_customers</w:t>
+      </w:r>
+    </w:p>
+    <w:p>
+      <w:pPr>
+        <w:numPr>
+          <w:ilvl w:val="0"/>
+          <w:numId w:val="15"/>
+        </w:numPr>
+        <w:spacing w:after="240" w:before="0" w:beforeAutospacing="0" w:lineRule="auto"/>
+        <w:ind w:left="720" w:hanging="360"/>
+      </w:pPr>
+      <w:r>
+        <w:rPr>
+          <w:rFonts w:ascii="Roboto Mono" w:cs="Roboto Mono" w:eastAsia="Roboto Mono" w:hAnsi="Roboto Mono"/>
+          <w:color w:val="188038"/>
+          <w:rtl w:val="0"/>
+        </w:rPr>
+        <w:t xml:space="preserve">member_months</w:t>
       </w:r>
     </w:p>
     <w:p>
@@ -1916,1464 +3776,8 @@
       </w:pPr>
       <w:r>
         <w:rPr>
-          <w:b w:val="1"/>
-          <w:bCs w:val="1"/>
-          <w:rtl w:val="0"/>
-        </w:rPr>
-        <w:t xml:space="preserve">conditions_allergies_patient</w:t>
-      </w:r>
-    </w:p>
-    <w:p>
-      <w:pPr>
-        <w:rPr/>
-      </w:pPr>
-      <w:r>
-        <w:rPr>
-          <w:rtl w:val="0"/>
-        </w:rPr>
-        <w:t xml:space="preserve">{</w:t>
-      </w:r>
-    </w:p>
-    <w:p>
-      <w:pPr>
-        <w:rPr/>
-      </w:pPr>
-      <w:r>
-        <w:rPr>
-          <w:rtl w:val="0"/>
-        </w:rPr>
-        <w:t xml:space="preserve"> "patient_id": "uuid-as-string",</w:t>
-      </w:r>
-    </w:p>
-    <w:p>
-      <w:pPr>
-        <w:rPr/>
-      </w:pPr>
-      <w:r>
-        <w:rPr>
-          <w:rtl w:val="0"/>
-        </w:rPr>
-        <w:t xml:space="preserve"> "first": "Forest317",</w:t>
-      </w:r>
-    </w:p>
-    <w:p>
-      <w:pPr>
-        <w:rPr/>
-      </w:pPr>
-      <w:r>
-        <w:rPr>
-          <w:rtl w:val="0"/>
-        </w:rPr>
-        <w:t xml:space="preserve"> "last": "Cormier289",</w:t>
-      </w:r>
-    </w:p>
-    <w:p>
-      <w:pPr>
-        <w:rPr/>
-      </w:pPr>
-      <w:r>
-        <w:rPr>
-          <w:rtl w:val="0"/>
-        </w:rPr>
-        <w:t xml:space="preserve"> "birthdate": "date",</w:t>
-      </w:r>
-    </w:p>
-    <w:p>
-      <w:pPr>
-        <w:rPr/>
-      </w:pPr>
-      <w:r>
-        <w:rPr>
-          <w:rtl w:val="0"/>
-        </w:rPr>
-        <w:t xml:space="preserve"> "gender": "M-or-F",</w:t>
-      </w:r>
-    </w:p>
-    <w:p>
-      <w:pPr>
-        <w:rPr/>
-      </w:pPr>
-      <w:r>
-        <w:rPr>
-          <w:rtl w:val="0"/>
-        </w:rPr>
-        <w:t xml:space="preserve"> "race": "text",</w:t>
-      </w:r>
-    </w:p>
-    <w:p>
-      <w:pPr>
-        <w:rPr/>
-      </w:pPr>
-      <w:r>
-        <w:rPr>
-          <w:rtl w:val="0"/>
-        </w:rPr>
-        <w:t xml:space="preserve"> "ethnicity": "text",</w:t>
-      </w:r>
-    </w:p>
-    <w:p>
-      <w:pPr>
-        <w:rPr/>
-      </w:pPr>
-      <w:r>
-        <w:rPr>
-          <w:rtl w:val="0"/>
-        </w:rPr>
-        <w:t xml:space="preserve"> "city": "text",</w:t>
-      </w:r>
-    </w:p>
-    <w:p>
-      <w:pPr>
-        <w:rPr/>
-      </w:pPr>
-      <w:r>
-        <w:rPr>
-          <w:rtl w:val="0"/>
-        </w:rPr>
-        <w:t xml:space="preserve"> "state": "text",</w:t>
-      </w:r>
-    </w:p>
-    <w:p>
-      <w:pPr>
-        <w:rPr/>
-      </w:pPr>
-      <w:r>
-        <w:rPr>
-          <w:rtl w:val="0"/>
-        </w:rPr>
-        <w:t xml:space="preserve"> "healthcare_expenses": 12345.67,</w:t>
-      </w:r>
-    </w:p>
-    <w:p>
-      <w:pPr>
-        <w:rPr/>
-      </w:pPr>
-      <w:r>
-        <w:rPr>
-          <w:rtl w:val="0"/>
-        </w:rPr>
-        <w:t xml:space="preserve"> "healthcare_coverage": 8901.23,</w:t>
-      </w:r>
-    </w:p>
-    <w:p>
-      <w:pPr>
-        <w:rPr/>
-      </w:pPr>
-      <w:r>
-        <w:rPr>
-          <w:rtl w:val="0"/>
-        </w:rPr>
-        <w:t xml:space="preserve"> "income": 55000.00,</w:t>
-      </w:r>
-    </w:p>
-    <w:p>
-      <w:pPr>
-        <w:rPr/>
-      </w:pPr>
-      <w:r>
-        <w:rPr>
-          <w:rtl w:val="0"/>
-        </w:rPr>
-        <w:t xml:space="preserve"> "conditions": [</w:t>
-      </w:r>
-    </w:p>
-    <w:p>
-      <w:pPr>
-        <w:rPr/>
-      </w:pPr>
-      <w:r>
-        <w:rPr>
-          <w:rtl w:val="0"/>
-        </w:rPr>
-        <w:t xml:space="preserve">   {</w:t>
-      </w:r>
-    </w:p>
-    <w:p>
-      <w:pPr>
-        <w:rPr/>
-      </w:pPr>
-      <w:r>
-        <w:rPr>
-          <w:rtl w:val="0"/>
-        </w:rPr>
-        <w:t xml:space="preserve">     "condition_id": 1,</w:t>
-      </w:r>
-    </w:p>
-    <w:p>
-      <w:pPr>
-        <w:rPr/>
-      </w:pPr>
-      <w:r>
-        <w:rPr>
-          <w:rtl w:val="0"/>
-        </w:rPr>
-        <w:t xml:space="preserve">     "start_date": "date",</w:t>
-      </w:r>
-    </w:p>
-    <w:p>
-      <w:pPr>
-        <w:rPr/>
-      </w:pPr>
-      <w:r>
-        <w:rPr>
-          <w:rtl w:val="0"/>
-        </w:rPr>
-        <w:t xml:space="preserve">     "encounter_id": "uuid-as-string",</w:t>
-      </w:r>
-    </w:p>
-    <w:p>
-      <w:pPr>
-        <w:rPr/>
-      </w:pPr>
-      <w:r>
-        <w:rPr>
-          <w:rtl w:val="0"/>
-        </w:rPr>
-        <w:t xml:space="preserve">     "code": "44054006",</w:t>
-      </w:r>
-    </w:p>
-    <w:p>
-      <w:pPr>
-        <w:rPr/>
-      </w:pPr>
-      <w:r>
-        <w:rPr>
-          <w:rtl w:val="0"/>
-        </w:rPr>
-        <w:t xml:space="preserve">     "system": "SNOMED-CT",</w:t>
-      </w:r>
-    </w:p>
-    <w:p>
-      <w:pPr>
-        <w:rPr/>
-      </w:pPr>
-      <w:r>
-        <w:rPr>
-          <w:rtl w:val="0"/>
-        </w:rPr>
-        <w:t xml:space="preserve">     "description": "Diabetes"</w:t>
-      </w:r>
-    </w:p>
-    <w:p>
-      <w:pPr>
-        <w:rPr/>
-      </w:pPr>
-      <w:r>
-        <w:rPr>
-          <w:rtl w:val="0"/>
-        </w:rPr>
-        <w:t xml:space="preserve">   }</w:t>
-      </w:r>
-    </w:p>
-    <w:p>
-      <w:pPr>
-        <w:rPr/>
-      </w:pPr>
-      <w:r>
-        <w:rPr>
-          <w:rtl w:val="0"/>
-        </w:rPr>
-        <w:t xml:space="preserve"> ],</w:t>
-      </w:r>
-    </w:p>
-    <w:p>
-      <w:pPr>
-        <w:rPr/>
-      </w:pPr>
-      <w:r>
-        <w:rPr>
-          <w:rtl w:val="0"/>
-        </w:rPr>
-        <w:t xml:space="preserve"> "allergies": [</w:t>
-      </w:r>
-    </w:p>
-    <w:p>
-      <w:pPr>
-        <w:rPr/>
-      </w:pPr>
-      <w:r>
-        <w:rPr>
-          <w:rtl w:val="0"/>
-        </w:rPr>
-        <w:t xml:space="preserve">   {</w:t>
-      </w:r>
-    </w:p>
-    <w:p>
-      <w:pPr>
-        <w:rPr/>
-      </w:pPr>
-      <w:r>
-        <w:rPr>
-          <w:rtl w:val="0"/>
-        </w:rPr>
-        <w:t xml:space="preserve">     "allergy_id": 1,</w:t>
-      </w:r>
-    </w:p>
-    <w:p>
-      <w:pPr>
-        <w:rPr/>
-      </w:pPr>
-      <w:r>
-        <w:rPr>
-          <w:rtl w:val="0"/>
-        </w:rPr>
-        <w:t xml:space="preserve">     "start_date": "date",</w:t>
-      </w:r>
-    </w:p>
-    <w:p>
-      <w:pPr>
-        <w:rPr/>
-      </w:pPr>
-      <w:r>
-        <w:rPr>
-          <w:rtl w:val="0"/>
-        </w:rPr>
-        <w:t xml:space="preserve">     "encounter_id": "uuid-as-string",</w:t>
-      </w:r>
-    </w:p>
-    <w:p>
-      <w:pPr>
-        <w:rPr/>
-      </w:pPr>
-      <w:r>
-        <w:rPr>
-          <w:rtl w:val="0"/>
-        </w:rPr>
-        <w:t xml:space="preserve">     "code": "91936005",</w:t>
-      </w:r>
-    </w:p>
-    <w:p>
-      <w:pPr>
-        <w:rPr/>
-      </w:pPr>
-      <w:r>
-        <w:rPr>
-          <w:rtl w:val="0"/>
-        </w:rPr>
-        <w:t xml:space="preserve">     "system": "SNOMED-CT",</w:t>
-      </w:r>
-    </w:p>
-    <w:p>
-      <w:pPr>
-        <w:rPr/>
-      </w:pPr>
-      <w:r>
-        <w:rPr>
-          <w:rtl w:val="0"/>
-        </w:rPr>
-        <w:t xml:space="preserve">     "description": "Allergy to peanuts",</w:t>
-      </w:r>
-    </w:p>
-    <w:p>
-      <w:pPr>
-        <w:rPr/>
-      </w:pPr>
-      <w:r>
-        <w:rPr>
-          <w:rtl w:val="0"/>
-        </w:rPr>
-        <w:t xml:space="preserve">     "type": "allergy",</w:t>
-      </w:r>
-    </w:p>
-    <w:p>
-      <w:pPr>
-        <w:rPr/>
-      </w:pPr>
-      <w:r>
-        <w:rPr>
-          <w:rtl w:val="0"/>
-        </w:rPr>
-        <w:t xml:space="preserve">     "category": "food"</w:t>
-      </w:r>
-    </w:p>
-    <w:p>
-      <w:pPr>
-        <w:rPr/>
-      </w:pPr>
-      <w:r>
-        <w:rPr>
-          <w:rtl w:val="0"/>
-        </w:rPr>
-        <w:t xml:space="preserve">   }</w:t>
-      </w:r>
-    </w:p>
-    <w:p>
-      <w:pPr>
-        <w:rPr/>
-      </w:pPr>
-      <w:r>
-        <w:rPr>
-          <w:rtl w:val="0"/>
-        </w:rPr>
-        <w:t xml:space="preserve"> ]</w:t>
-      </w:r>
-    </w:p>
-    <w:p>
-      <w:pPr>
-        <w:rPr/>
-      </w:pPr>
-      <w:r>
-        <w:rPr>
-          <w:rtl w:val="0"/>
-        </w:rPr>
-        <w:t xml:space="preserve">}</w:t>
-      </w:r>
-    </w:p>
-    <w:p>
-      <w:pPr>
-        <w:rPr/>
-      </w:pPr>
-      <w:r>
-        <w:rPr>
-          <w:rtl w:val="0"/>
-        </w:rPr>
-      </w:r>
-    </w:p>
-    <w:p>
-      <w:pPr>
-        <w:rPr>
-          <w:b w:val="1"/>
-          <w:bCs w:val="1"/>
-        </w:rPr>
-      </w:pPr>
-      <w:r>
-        <w:rPr>
-          <w:b w:val="1"/>
-          <w:bCs w:val="1"/>
-          <w:rtl w:val="0"/>
-        </w:rPr>
-        <w:t xml:space="preserve">observations_procedures_medications_encounter</w:t>
-      </w:r>
-    </w:p>
-    <w:p>
-      <w:pPr>
-        <w:rPr/>
-      </w:pPr>
-      <w:r>
-        <w:rPr>
-          <w:rtl w:val="0"/>
-        </w:rPr>
-        <w:t xml:space="preserve">{</w:t>
-      </w:r>
-    </w:p>
-    <w:p>
-      <w:pPr>
-        <w:rPr/>
-      </w:pPr>
-      <w:r>
-        <w:rPr>
-          <w:rtl w:val="0"/>
-        </w:rPr>
-        <w:t xml:space="preserve"> "encounter_id": "uuid-as-string",</w:t>
-      </w:r>
-    </w:p>
-    <w:p>
-      <w:pPr>
-        <w:rPr/>
-      </w:pPr>
-      <w:r>
-        <w:rPr>
-          <w:rtl w:val="0"/>
-        </w:rPr>
-        <w:t xml:space="preserve"> "start_ts": "timestamp",</w:t>
-      </w:r>
-    </w:p>
-    <w:p>
-      <w:pPr>
-        <w:rPr/>
-      </w:pPr>
-      <w:r>
-        <w:rPr>
-          <w:rtl w:val="0"/>
-        </w:rPr>
-        <w:t xml:space="preserve"> "stop_ts": "timestamp-or-null",</w:t>
-      </w:r>
-    </w:p>
-    <w:p>
-      <w:pPr>
-        <w:rPr/>
-      </w:pPr>
-      <w:r>
-        <w:rPr>
-          <w:rtl w:val="0"/>
-        </w:rPr>
-        <w:t xml:space="preserve"> "patient_id": "uuid-as-string",</w:t>
-      </w:r>
-    </w:p>
-    <w:p>
-      <w:pPr>
-        <w:rPr/>
-      </w:pPr>
-      <w:r>
-        <w:rPr>
-          <w:rtl w:val="0"/>
-        </w:rPr>
-        <w:t xml:space="preserve"> "provider_id": "uuid-as-string",</w:t>
-      </w:r>
-    </w:p>
-    <w:p>
-      <w:pPr>
-        <w:rPr/>
-      </w:pPr>
-      <w:r>
-        <w:rPr>
-          <w:rtl w:val="0"/>
-        </w:rPr>
-        <w:t xml:space="preserve"> "organization_id": "uuid-as-string",</w:t>
-      </w:r>
-    </w:p>
-    <w:p>
-      <w:pPr>
-        <w:rPr/>
-      </w:pPr>
-      <w:r>
-        <w:rPr>
-          <w:rtl w:val="0"/>
-        </w:rPr>
-        <w:t xml:space="preserve"> "payer_id": "uuid-as-string",</w:t>
-      </w:r>
-    </w:p>
-    <w:p>
-      <w:pPr>
-        <w:rPr/>
-      </w:pPr>
-      <w:r>
-        <w:rPr>
-          <w:rtl w:val="0"/>
-        </w:rPr>
-        <w:t xml:space="preserve"> "encounter_class": "ambulatory",</w:t>
-      </w:r>
-    </w:p>
-    <w:p>
-      <w:pPr>
-        <w:rPr/>
-      </w:pPr>
-      <w:r>
-        <w:rPr>
-          <w:rtl w:val="0"/>
-        </w:rPr>
-        <w:t xml:space="preserve"> "code": "text",</w:t>
-      </w:r>
-    </w:p>
-    <w:p>
-      <w:pPr>
-        <w:rPr/>
-      </w:pPr>
-      <w:r>
-        <w:rPr>
-          <w:rtl w:val="0"/>
-        </w:rPr>
-        <w:t xml:space="preserve"> "description": "text",</w:t>
-      </w:r>
-    </w:p>
-    <w:p>
-      <w:pPr>
-        <w:rPr/>
-      </w:pPr>
-      <w:r>
-        <w:rPr>
-          <w:rtl w:val="0"/>
-        </w:rPr>
-        <w:t xml:space="preserve"> "base_encounter_cost": 120.0,</w:t>
-      </w:r>
-    </w:p>
-    <w:p>
-      <w:pPr>
-        <w:rPr/>
-      </w:pPr>
-      <w:r>
-        <w:rPr>
-          <w:rtl w:val="0"/>
-        </w:rPr>
-        <w:t xml:space="preserve"> "total_claim_cost": 350.0,</w:t>
-      </w:r>
-    </w:p>
-    <w:p>
-      <w:pPr>
-        <w:rPr/>
-      </w:pPr>
-      <w:r>
-        <w:rPr>
-          <w:rtl w:val="0"/>
-        </w:rPr>
-        <w:t xml:space="preserve"> "payer_coverage": 280.0,</w:t>
-      </w:r>
-    </w:p>
-    <w:p>
-      <w:pPr>
-        <w:rPr/>
-      </w:pPr>
-      <w:r>
-        <w:rPr>
-          <w:rtl w:val="0"/>
-        </w:rPr>
-        <w:t xml:space="preserve"> "observations": [</w:t>
-      </w:r>
-    </w:p>
-    <w:p>
-      <w:pPr>
-        <w:rPr/>
-      </w:pPr>
-      <w:r>
-        <w:rPr>
-          <w:rtl w:val="0"/>
-        </w:rPr>
-        <w:t xml:space="preserve">   {</w:t>
-      </w:r>
-    </w:p>
-    <w:p>
-      <w:pPr>
-        <w:rPr/>
-      </w:pPr>
-      <w:r>
-        <w:rPr>
-          <w:rtl w:val="0"/>
-        </w:rPr>
-        <w:t xml:space="preserve">     "observation_id": 1,</w:t>
-      </w:r>
-    </w:p>
-    <w:p>
-      <w:pPr>
-        <w:rPr/>
-      </w:pPr>
-      <w:r>
-        <w:rPr>
-          <w:rtl w:val="0"/>
-        </w:rPr>
-        <w:t xml:space="preserve">     "date_ts": "timestamp",</w:t>
-      </w:r>
-    </w:p>
-    <w:p>
-      <w:pPr>
-        <w:rPr/>
-      </w:pPr>
-      <w:r>
-        <w:rPr>
-          <w:rtl w:val="0"/>
-        </w:rPr>
-        <w:t xml:space="preserve">     "category": "vital-signs",</w:t>
-      </w:r>
-    </w:p>
-    <w:p>
-      <w:pPr>
-        <w:rPr/>
-      </w:pPr>
-      <w:r>
-        <w:rPr>
-          <w:rtl w:val="0"/>
-        </w:rPr>
-        <w:t xml:space="preserve">     "code": "29463-7",</w:t>
-      </w:r>
-    </w:p>
-    <w:p>
-      <w:pPr>
-        <w:rPr/>
-      </w:pPr>
-      <w:r>
-        <w:rPr>
-          <w:rtl w:val="0"/>
-        </w:rPr>
-        <w:t xml:space="preserve">     "description": "Body Weight",</w:t>
-      </w:r>
-    </w:p>
-    <w:p>
-      <w:pPr>
-        <w:rPr/>
-      </w:pPr>
-      <w:r>
-        <w:rPr>
-          <w:rtl w:val="0"/>
-        </w:rPr>
-        <w:t xml:space="preserve">     "value": "82",</w:t>
-      </w:r>
-    </w:p>
-    <w:p>
-      <w:pPr>
-        <w:rPr/>
-      </w:pPr>
-      <w:r>
-        <w:rPr>
-          <w:rtl w:val="0"/>
-        </w:rPr>
-        <w:t xml:space="preserve">     "units": "kg",</w:t>
-      </w:r>
-    </w:p>
-    <w:p>
-      <w:pPr>
-        <w:rPr/>
-      </w:pPr>
-      <w:r>
-        <w:rPr>
-          <w:rtl w:val="0"/>
-        </w:rPr>
-        <w:t xml:space="preserve">     "type": "numeric"</w:t>
-      </w:r>
-    </w:p>
-    <w:p>
-      <w:pPr>
-        <w:rPr/>
-      </w:pPr>
-      <w:r>
-        <w:rPr>
-          <w:rtl w:val="0"/>
-        </w:rPr>
-        <w:t xml:space="preserve">   }</w:t>
-      </w:r>
-    </w:p>
-    <w:p>
-      <w:pPr>
-        <w:rPr/>
-      </w:pPr>
-      <w:r>
-        <w:rPr>
-          <w:rtl w:val="0"/>
-        </w:rPr>
-        <w:t xml:space="preserve"> ],</w:t>
-      </w:r>
-    </w:p>
-    <w:p>
-      <w:pPr>
-        <w:rPr/>
-      </w:pPr>
-      <w:r>
-        <w:rPr>
-          <w:rtl w:val="0"/>
-        </w:rPr>
-        <w:t xml:space="preserve"> "procedures": [</w:t>
-      </w:r>
-    </w:p>
-    <w:p>
-      <w:pPr>
-        <w:rPr/>
-      </w:pPr>
-      <w:r>
-        <w:rPr>
-          <w:rtl w:val="0"/>
-        </w:rPr>
-        <w:t xml:space="preserve">   {</w:t>
-      </w:r>
-    </w:p>
-    <w:p>
-      <w:pPr>
-        <w:rPr/>
-      </w:pPr>
-      <w:r>
-        <w:rPr>
-          <w:rtl w:val="0"/>
-        </w:rPr>
-        <w:t xml:space="preserve">     "procedure_id": 1,</w:t>
-      </w:r>
-    </w:p>
-    <w:p>
-      <w:pPr>
-        <w:rPr/>
-      </w:pPr>
-      <w:r>
-        <w:rPr>
-          <w:rtl w:val="0"/>
-        </w:rPr>
-        <w:t xml:space="preserve">     "start_ts": "timestamp",</w:t>
-      </w:r>
-    </w:p>
-    <w:p>
-      <w:pPr>
-        <w:rPr/>
-      </w:pPr>
-      <w:r>
-        <w:rPr>
-          <w:rtl w:val="0"/>
-        </w:rPr>
-        <w:t xml:space="preserve">     "code": "80146002",</w:t>
-      </w:r>
-    </w:p>
-    <w:p>
-      <w:pPr>
-        <w:rPr/>
-      </w:pPr>
-      <w:r>
-        <w:rPr>
-          <w:rtl w:val="0"/>
-        </w:rPr>
-        <w:t xml:space="preserve">     "system": "SNOMED-CT",</w:t>
-      </w:r>
-    </w:p>
-    <w:p>
-      <w:pPr>
-        <w:rPr/>
-      </w:pPr>
-      <w:r>
-        <w:rPr>
-          <w:rtl w:val="0"/>
-        </w:rPr>
-        <w:t xml:space="preserve">     "description": "Appendectomy",</w:t>
-      </w:r>
-    </w:p>
-    <w:p>
-      <w:pPr>
-        <w:rPr/>
-      </w:pPr>
-      <w:r>
-        <w:rPr>
-          <w:rtl w:val="0"/>
-        </w:rPr>
-        <w:t xml:space="preserve">     "base_cost": 450.0</w:t>
-      </w:r>
-    </w:p>
-    <w:p>
-      <w:pPr>
-        <w:rPr/>
-      </w:pPr>
-      <w:r>
-        <w:rPr>
-          <w:rtl w:val="0"/>
-        </w:rPr>
-        <w:t xml:space="preserve">   }</w:t>
-      </w:r>
-    </w:p>
-    <w:p>
-      <w:pPr>
-        <w:rPr/>
-      </w:pPr>
-      <w:r>
-        <w:rPr>
-          <w:rtl w:val="0"/>
-        </w:rPr>
-        <w:t xml:space="preserve"> ],</w:t>
-      </w:r>
-    </w:p>
-    <w:p>
-      <w:pPr>
-        <w:rPr/>
-      </w:pPr>
-      <w:r>
-        <w:rPr>
-          <w:rtl w:val="0"/>
-        </w:rPr>
-        <w:t xml:space="preserve"> "medications": [</w:t>
-      </w:r>
-    </w:p>
-    <w:p>
-      <w:pPr>
-        <w:rPr/>
-      </w:pPr>
-      <w:r>
-        <w:rPr>
-          <w:rtl w:val="0"/>
-        </w:rPr>
-        <w:t xml:space="preserve">   {</w:t>
-      </w:r>
-    </w:p>
-    <w:p>
-      <w:pPr>
-        <w:rPr/>
-      </w:pPr>
-      <w:r>
-        <w:rPr>
-          <w:rtl w:val="0"/>
-        </w:rPr>
-        <w:t xml:space="preserve">     "medication_id": 1,</w:t>
-      </w:r>
-    </w:p>
-    <w:p>
-      <w:pPr>
-        <w:rPr/>
-      </w:pPr>
-      <w:r>
-        <w:rPr>
-          <w:rtl w:val="0"/>
-        </w:rPr>
-        <w:t xml:space="preserve">     "payer_id": "uuid-as-string",</w:t>
-      </w:r>
-    </w:p>
-    <w:p>
-      <w:pPr>
-        <w:rPr/>
-      </w:pPr>
-      <w:r>
-        <w:rPr>
-          <w:rtl w:val="0"/>
-        </w:rPr>
-        <w:t xml:space="preserve">     "start_ts": "timestamp",</w:t>
-      </w:r>
-    </w:p>
-    <w:p>
-      <w:pPr>
-        <w:rPr/>
-      </w:pPr>
-      <w:r>
-        <w:rPr>
-          <w:rtl w:val="0"/>
-        </w:rPr>
-        <w:t xml:space="preserve">     "code": "860975",</w:t>
-      </w:r>
-    </w:p>
-    <w:p>
-      <w:pPr>
-        <w:rPr/>
-      </w:pPr>
-      <w:r>
-        <w:rPr>
-          <w:rtl w:val="0"/>
-        </w:rPr>
-        <w:t xml:space="preserve">     "description": "Metformin",</w:t>
-      </w:r>
-    </w:p>
-    <w:p>
-      <w:pPr>
-        <w:rPr/>
-      </w:pPr>
-      <w:r>
-        <w:rPr>
-          <w:rtl w:val="0"/>
-        </w:rPr>
-        <w:t xml:space="preserve">     "base_cost": 15.0,</w:t>
-      </w:r>
-    </w:p>
-    <w:p>
-      <w:pPr>
-        <w:rPr/>
-      </w:pPr>
-      <w:r>
-        <w:rPr>
-          <w:rtl w:val="0"/>
-        </w:rPr>
-        <w:t xml:space="preserve">     "payer_coverage": 12.0,</w:t>
-      </w:r>
-    </w:p>
-    <w:p>
-      <w:pPr>
-        <w:rPr/>
-      </w:pPr>
-      <w:r>
-        <w:rPr>
-          <w:rtl w:val="0"/>
-        </w:rPr>
-        <w:t xml:space="preserve">     "dispenses": 1,</w:t>
-      </w:r>
-    </w:p>
-    <w:p>
-      <w:pPr>
-        <w:rPr/>
-      </w:pPr>
-      <w:r>
-        <w:rPr>
-          <w:rtl w:val="0"/>
-        </w:rPr>
-        <w:t xml:space="preserve">     "totalcost": 15.0</w:t>
-      </w:r>
-    </w:p>
-    <w:p>
-      <w:pPr>
-        <w:rPr/>
-      </w:pPr>
-      <w:r>
-        <w:rPr>
-          <w:rtl w:val="0"/>
-        </w:rPr>
-        <w:t xml:space="preserve">   }</w:t>
-      </w:r>
-    </w:p>
-    <w:p>
-      <w:pPr>
-        <w:rPr/>
-      </w:pPr>
-      <w:r>
-        <w:rPr>
-          <w:rtl w:val="0"/>
-        </w:rPr>
-        <w:t xml:space="preserve"> ]</w:t>
-      </w:r>
-    </w:p>
-    <w:p>
-      <w:pPr>
-        <w:rPr/>
-      </w:pPr>
-      <w:r>
-        <w:rPr>
-          <w:rtl w:val="0"/>
-        </w:rPr>
-        <w:t xml:space="preserve">}</w:t>
-      </w:r>
-    </w:p>
-    <w:p>
-      <w:pPr>
-        <w:rPr/>
-      </w:pPr>
-      <w:r>
-        <w:rPr>
-          <w:rtl w:val="0"/>
-        </w:rPr>
-      </w:r>
-    </w:p>
-    <w:p>
-      <w:pPr>
-        <w:rPr>
-          <w:b w:val="1"/>
-          <w:bCs w:val="1"/>
-        </w:rPr>
-      </w:pPr>
-      <w:r>
-        <w:rPr>
-          <w:b w:val="1"/>
-          <w:bCs w:val="1"/>
-          <w:rtl w:val="0"/>
-        </w:rPr>
-        <w:t xml:space="preserve">organizations_provider</w:t>
-      </w:r>
-    </w:p>
-    <w:p>
-      <w:pPr>
-        <w:rPr/>
-      </w:pPr>
-      <w:r>
-        <w:rPr>
-          <w:rtl w:val="0"/>
-        </w:rPr>
-        <w:t xml:space="preserve">{</w:t>
-      </w:r>
-    </w:p>
-    <w:p>
-      <w:pPr>
-        <w:rPr/>
-      </w:pPr>
-      <w:r>
-        <w:rPr>
-          <w:rtl w:val="0"/>
-        </w:rPr>
-        <w:t xml:space="preserve"> "provider_id": "uuid-as-string",</w:t>
-      </w:r>
-    </w:p>
-    <w:p>
-      <w:pPr>
-        <w:rPr/>
-      </w:pPr>
-      <w:r>
-        <w:rPr>
-          <w:rtl w:val="0"/>
-        </w:rPr>
-        <w:t xml:space="preserve"> "name": "Dr. Example",</w:t>
-      </w:r>
-    </w:p>
-    <w:p>
-      <w:pPr>
-        <w:rPr/>
-      </w:pPr>
-      <w:r>
-        <w:rPr>
-          <w:rtl w:val="0"/>
-        </w:rPr>
-        <w:t xml:space="preserve"> "gender": "F",</w:t>
-      </w:r>
-    </w:p>
-    <w:p>
-      <w:pPr>
-        <w:rPr/>
-      </w:pPr>
-      <w:r>
-        <w:rPr>
-          <w:rtl w:val="0"/>
-        </w:rPr>
-        <w:t xml:space="preserve"> "speciality": "CARDIOLOGY",</w:t>
-      </w:r>
-    </w:p>
-    <w:p>
-      <w:pPr>
-        <w:rPr/>
-      </w:pPr>
-      <w:r>
-        <w:rPr>
-          <w:rtl w:val="0"/>
-        </w:rPr>
-        <w:t xml:space="preserve"> "city": "Boston",</w:t>
-      </w:r>
-    </w:p>
-    <w:p>
-      <w:pPr>
-        <w:rPr/>
-      </w:pPr>
-      <w:r>
-        <w:rPr>
-          <w:rtl w:val="0"/>
-        </w:rPr>
-        <w:t xml:space="preserve"> "state": "Massachusetts",</w:t>
-      </w:r>
-    </w:p>
-    <w:p>
-      <w:pPr>
-        <w:rPr/>
-      </w:pPr>
-      <w:r>
-        <w:rPr>
-          <w:rtl w:val="0"/>
-        </w:rPr>
-        <w:t xml:space="preserve"> "encounters": 100,</w:t>
-      </w:r>
-    </w:p>
-    <w:p>
-      <w:pPr>
-        <w:rPr/>
-      </w:pPr>
-      <w:r>
-        <w:rPr>
-          <w:rtl w:val="0"/>
-        </w:rPr>
-        <w:t xml:space="preserve"> "procedures": 50,</w:t>
-      </w:r>
-    </w:p>
-    <w:p>
-      <w:pPr>
-        <w:rPr/>
-      </w:pPr>
-      <w:r>
-        <w:rPr>
-          <w:rtl w:val="0"/>
-        </w:rPr>
-        <w:t xml:space="preserve"> "organization": {</w:t>
-      </w:r>
-    </w:p>
-    <w:p>
-      <w:pPr>
-        <w:rPr/>
-      </w:pPr>
-      <w:r>
-        <w:rPr>
-          <w:rtl w:val="0"/>
-        </w:rPr>
-        <w:t xml:space="preserve">   "id": "uuid-as-string",</w:t>
-      </w:r>
-    </w:p>
-    <w:p>
-      <w:pPr>
-        <w:rPr/>
-      </w:pPr>
-      <w:r>
-        <w:rPr>
-          <w:rtl w:val="0"/>
-        </w:rPr>
-        <w:t xml:space="preserve">   "name": "Example Hospital",</w:t>
-      </w:r>
-    </w:p>
-    <w:p>
-      <w:pPr>
-        <w:rPr/>
-      </w:pPr>
-      <w:r>
-        <w:rPr>
-          <w:rtl w:val="0"/>
-        </w:rPr>
-        <w:t xml:space="preserve">   "city": "Boston",</w:t>
-      </w:r>
-    </w:p>
-    <w:p>
-      <w:pPr>
-        <w:rPr/>
-      </w:pPr>
-      <w:r>
-        <w:rPr>
-          <w:rtl w:val="0"/>
-        </w:rPr>
-        <w:t xml:space="preserve">   "state": "Massachusetts",</w:t>
-      </w:r>
-    </w:p>
-    <w:p>
-      <w:pPr>
-        <w:rPr/>
-      </w:pPr>
-      <w:r>
-        <w:rPr>
-          <w:rtl w:val="0"/>
-        </w:rPr>
-        <w:t xml:space="preserve">   "zip": "02118",</w:t>
-      </w:r>
-    </w:p>
-    <w:p>
-      <w:pPr>
-        <w:rPr/>
-      </w:pPr>
-      <w:r>
-        <w:rPr>
-          <w:rtl w:val="0"/>
-        </w:rPr>
-        <w:t xml:space="preserve">   "phone": "555-0000",</w:t>
-      </w:r>
-    </w:p>
-    <w:p>
-      <w:pPr>
-        <w:rPr/>
-      </w:pPr>
-      <w:r>
-        <w:rPr>
-          <w:rtl w:val="0"/>
-        </w:rPr>
-        <w:t xml:space="preserve">   "revenue": 1000000.0,</w:t>
-      </w:r>
-    </w:p>
-    <w:p>
-      <w:pPr>
-        <w:rPr/>
-      </w:pPr>
-      <w:r>
-        <w:rPr>
-          <w:rtl w:val="0"/>
-        </w:rPr>
-        <w:t xml:space="preserve">   "utilization": 400</w:t>
-      </w:r>
-    </w:p>
-    <w:p>
-      <w:pPr>
-        <w:rPr/>
-      </w:pPr>
-      <w:r>
-        <w:rPr>
-          <w:rtl w:val="0"/>
-        </w:rPr>
-        <w:t xml:space="preserve"> }</w:t>
-      </w:r>
-    </w:p>
-    <w:p>
-      <w:pPr>
-        <w:rPr/>
-      </w:pPr>
-      <w:r>
-        <w:rPr>
-          <w:rtl w:val="0"/>
-        </w:rPr>
-        <w:t xml:space="preserve">}</w:t>
-      </w:r>
-    </w:p>
-    <w:p>
-      <w:pPr>
-        <w:rPr/>
-      </w:pPr>
-      <w:r>
-        <w:rPr>
-          <w:rtl w:val="0"/>
-        </w:rPr>
-      </w:r>
-    </w:p>
-    <w:p>
-      <w:pPr>
-        <w:rPr>
-          <w:b w:val="1"/>
-          <w:bCs w:val="1"/>
-        </w:rPr>
-      </w:pPr>
-      <w:r>
-        <w:rPr>
-          <w:b w:val="1"/>
-          <w:bCs w:val="1"/>
-          <w:rtl w:val="0"/>
-        </w:rPr>
-        <w:t xml:space="preserve">payer</w:t>
-      </w:r>
-    </w:p>
-    <w:p>
-      <w:pPr>
-        <w:rPr/>
-      </w:pPr>
-      <w:r>
-        <w:rPr>
-          <w:rtl w:val="0"/>
-        </w:rPr>
-        <w:t xml:space="preserve">{</w:t>
-      </w:r>
-    </w:p>
-    <w:p>
-      <w:pPr>
-        <w:rPr/>
-      </w:pPr>
-      <w:r>
-        <w:rPr>
-          <w:rtl w:val="0"/>
-        </w:rPr>
-        <w:t xml:space="preserve"> "payer_id": "uuid-as-string",</w:t>
-      </w:r>
-    </w:p>
-    <w:p>
-      <w:pPr>
-        <w:rPr/>
-      </w:pPr>
-      <w:r>
-        <w:rPr>
-          <w:rtl w:val="0"/>
-        </w:rPr>
-        <w:t xml:space="preserve"> "name": "Medicare",</w:t>
-      </w:r>
-    </w:p>
-    <w:p>
-      <w:pPr>
-        <w:rPr/>
-      </w:pPr>
-      <w:r>
-        <w:rPr>
-          <w:rtl w:val="0"/>
-        </w:rPr>
-        <w:t xml:space="preserve"> "ownership": "public",</w:t>
-      </w:r>
-    </w:p>
-    <w:p>
-      <w:pPr>
-        <w:rPr/>
-      </w:pPr>
-      <w:r>
-        <w:rPr>
-          <w:rtl w:val="0"/>
-        </w:rPr>
-        <w:t xml:space="preserve"> "city": "Boston",</w:t>
-      </w:r>
-    </w:p>
-    <w:p>
-      <w:pPr>
-        <w:rPr/>
-      </w:pPr>
-      <w:r>
-        <w:rPr>
-          <w:rtl w:val="0"/>
-        </w:rPr>
-        <w:t xml:space="preserve"> "state_headquartered": "Massachusetts",</w:t>
-      </w:r>
-    </w:p>
-    <w:p>
-      <w:pPr>
-        <w:rPr/>
-      </w:pPr>
-      <w:r>
-        <w:rPr>
-          <w:rtl w:val="0"/>
-        </w:rPr>
-        <w:t xml:space="preserve"> "amount_covered": 500000.0,</w:t>
-      </w:r>
-    </w:p>
-    <w:p>
-      <w:pPr>
-        <w:rPr/>
-      </w:pPr>
-      <w:r>
-        <w:rPr>
-          <w:rtl w:val="0"/>
-        </w:rPr>
-        <w:t xml:space="preserve"> "amount_uncovered": 200000.0,</w:t>
-      </w:r>
-    </w:p>
-    <w:p>
-      <w:pPr>
-        <w:rPr/>
-      </w:pPr>
-      <w:r>
-        <w:rPr>
-          <w:rtl w:val="0"/>
-        </w:rPr>
-        <w:t xml:space="preserve"> "revenue": 10000000.0,</w:t>
-      </w:r>
-    </w:p>
-    <w:p>
-      <w:pPr>
-        <w:rPr/>
-      </w:pPr>
-      <w:r>
-        <w:rPr>
-          <w:rtl w:val="0"/>
-        </w:rPr>
-        <w:t xml:space="preserve"> "covered_encounters": 1000,</w:t>
-      </w:r>
-    </w:p>
-    <w:p>
-      <w:pPr>
-        <w:rPr/>
-      </w:pPr>
-      <w:r>
-        <w:rPr>
-          <w:rtl w:val="0"/>
-        </w:rPr>
-        <w:t xml:space="preserve"> "uncovered_encounters": 100,</w:t>
-      </w:r>
-    </w:p>
-    <w:p>
-      <w:pPr>
-        <w:rPr/>
-      </w:pPr>
-      <w:r>
-        <w:rPr>
-          <w:rtl w:val="0"/>
-        </w:rPr>
-        <w:t xml:space="preserve"> "covered_medications": 600,</w:t>
-      </w:r>
-    </w:p>
-    <w:p>
-      <w:pPr>
-        <w:rPr/>
-      </w:pPr>
-      <w:r>
-        <w:rPr>
-          <w:rtl w:val="0"/>
-        </w:rPr>
-        <w:t xml:space="preserve"> "uncovered_medications": 40,</w:t>
-      </w:r>
-    </w:p>
-    <w:p>
-      <w:pPr>
-        <w:rPr/>
-      </w:pPr>
-      <w:r>
-        <w:rPr>
-          <w:rtl w:val="0"/>
-        </w:rPr>
-        <w:t xml:space="preserve"> "covered_procedures": 200,</w:t>
-      </w:r>
-    </w:p>
-    <w:p>
-      <w:pPr>
-        <w:rPr/>
-      </w:pPr>
-      <w:r>
-        <w:rPr>
-          <w:rtl w:val="0"/>
-        </w:rPr>
-        <w:t xml:space="preserve"> "uncovered_procedures": 20,</w:t>
-      </w:r>
-    </w:p>
-    <w:p>
-      <w:pPr>
-        <w:rPr/>
-      </w:pPr>
-      <w:r>
-        <w:rPr>
-          <w:rtl w:val="0"/>
-        </w:rPr>
-        <w:t xml:space="preserve"> "unique_customers": 1500,</w:t>
-      </w:r>
-    </w:p>
-    <w:p>
-      <w:pPr>
-        <w:rPr/>
-      </w:pPr>
-      <w:r>
-        <w:rPr>
-          <w:rtl w:val="0"/>
-        </w:rPr>
-        <w:t xml:space="preserve"> "qols_avg": 0.82,</w:t>
-      </w:r>
-    </w:p>
-    <w:p>
-      <w:pPr>
-        <w:rPr/>
-      </w:pPr>
-      <w:r>
-        <w:rPr>
-          <w:rtl w:val="0"/>
-        </w:rPr>
-        <w:t xml:space="preserve"> "member_months": 12000</w:t>
-      </w:r>
-    </w:p>
-    <w:p>
-      <w:pPr>
-        <w:rPr/>
-      </w:pPr>
-      <w:r>
-        <w:rPr>
-          <w:rtl w:val="0"/>
-        </w:rPr>
-        <w:t xml:space="preserve">}</w:t>
+          <w:rtl w:val="0"/>
+        </w:rPr>
       </w:r>
     </w:p>
     <w:p>
@@ -3400,9 +3804,9 @@
 <w:numbering xmlns:mc="http://schemas.openxmlformats.org/markup-compatibility/2006" xmlns:o="urn:schemas-microsoft-com:office:office" xmlns:r="http://schemas.openxmlformats.org/officeDocument/2006/relationships" xmlns:m="http://schemas.openxmlformats.org/officeDocument/2006/math" xmlns:v="urn:schemas-microsoft-com:vml" xmlns:wp="http://schemas.openxmlformats.org/drawingml/2006/wordprocessingDrawing" xmlns:w10="urn:schemas-microsoft-com:office:word" xmlns:w="http://schemas.openxmlformats.org/wordprocessingml/2006/main" xmlns:wne="http://schemas.microsoft.com/office/word/2006/wordml" xmlns:sl="http://schemas.openxmlformats.org/schemaLibrary/2006/main" xmlns:a="http://schemas.openxmlformats.org/drawingml/2006/main" xmlns:pic="http://schemas.openxmlformats.org/drawingml/2006/picture" xmlns:c="http://schemas.openxmlformats.org/drawingml/2006/chart" xmlns:lc="http://schemas.openxmlformats.org/drawingml/2006/lockedCanvas" xmlns:dgm="http://schemas.openxmlformats.org/drawingml/2006/diagram" xmlns:wps="http://schemas.microsoft.com/office/word/2010/wordprocessingShape" xmlns:wpg="http://schemas.microsoft.com/office/word/2010/wordprocessingGroup" xmlns:w14="http://schemas.microsoft.com/office/word/2010/wordml" xmlns:w15="http://schemas.microsoft.com/office/word/2012/wordml" xmlns:w16="http://schemas.microsoft.com/office/word/2018/wordml" xmlns:w16cex="http://schemas.microsoft.com/office/word/2018/wordml/cex" xmlns:w16cid="http://schemas.microsoft.com/office/word/2016/wordml/cid" xmlns="http://schemas.microsoft.com/office/tasks/2019/documenttasks" xmlns:cr="http://schemas.microsoft.com/office/comments/2020/reactions">
   <w:abstractNum w:abstractNumId="1">
     <w:lvl w:ilvl="0">
-      <w:start w:val="1"/>
-      <w:numFmt w:val="bullet"/>
-      <w:lvlText w:val="●"/>
+      <w:start w:val="2"/>
+      <w:numFmt w:val="decimal"/>
+      <w:lvlText w:val="%1."/>
       <w:lvlJc w:val="left"/>
       <w:pPr>
         <w:ind w:left="720" w:hanging="360"/>
@@ -3413,8 +3817,8 @@
     </w:lvl>
     <w:lvl w:ilvl="1">
       <w:start w:val="1"/>
-      <w:numFmt w:val="bullet"/>
-      <w:lvlText w:val="○"/>
+      <w:numFmt w:val="lowerLetter"/>
+      <w:lvlText w:val="%2."/>
       <w:lvlJc w:val="left"/>
       <w:pPr>
         <w:ind w:left="1440" w:hanging="360"/>
@@ -3425,8 +3829,8 @@
     </w:lvl>
     <w:lvl w:ilvl="2">
       <w:start w:val="1"/>
-      <w:numFmt w:val="bullet"/>
-      <w:lvlText w:val="■"/>
+      <w:numFmt w:val="lowerRoman"/>
+      <w:lvlText w:val="%3."/>
       <w:lvlJc w:val="left"/>
       <w:pPr>
         <w:ind w:left="2160" w:hanging="360"/>
@@ -3437,8 +3841,8 @@
     </w:lvl>
     <w:lvl w:ilvl="3">
       <w:start w:val="1"/>
-      <w:numFmt w:val="bullet"/>
-      <w:lvlText w:val="●"/>
+      <w:numFmt w:val="decimal"/>
+      <w:lvlText w:val="%4."/>
       <w:lvlJc w:val="left"/>
       <w:pPr>
         <w:ind w:left="2880" w:hanging="360"/>
@@ -3449,8 +3853,8 @@
     </w:lvl>
     <w:lvl w:ilvl="4">
       <w:start w:val="1"/>
-      <w:numFmt w:val="bullet"/>
-      <w:lvlText w:val="○"/>
+      <w:numFmt w:val="lowerLetter"/>
+      <w:lvlText w:val="%5."/>
       <w:lvlJc w:val="left"/>
       <w:pPr>
         <w:ind w:left="3600" w:hanging="360"/>
@@ -3461,8 +3865,8 @@
     </w:lvl>
     <w:lvl w:ilvl="5">
       <w:start w:val="1"/>
-      <w:numFmt w:val="bullet"/>
-      <w:lvlText w:val="■"/>
+      <w:numFmt w:val="lowerRoman"/>
+      <w:lvlText w:val="%6."/>
       <w:lvlJc w:val="left"/>
       <w:pPr>
         <w:ind w:left="4320" w:hanging="360"/>
@@ -3473,8 +3877,8 @@
     </w:lvl>
     <w:lvl w:ilvl="6">
       <w:start w:val="1"/>
-      <w:numFmt w:val="bullet"/>
-      <w:lvlText w:val="●"/>
+      <w:numFmt w:val="decimal"/>
+      <w:lvlText w:val="%7."/>
       <w:lvlJc w:val="left"/>
       <w:pPr>
         <w:ind w:left="5040" w:hanging="360"/>
@@ -3485,8 +3889,8 @@
     </w:lvl>
     <w:lvl w:ilvl="7">
       <w:start w:val="1"/>
-      <w:numFmt w:val="bullet"/>
-      <w:lvlText w:val="○"/>
+      <w:numFmt w:val="lowerLetter"/>
+      <w:lvlText w:val="%8."/>
       <w:lvlJc w:val="left"/>
       <w:pPr>
         <w:ind w:left="5760" w:hanging="360"/>
@@ -3497,8 +3901,8 @@
     </w:lvl>
     <w:lvl w:ilvl="8">
       <w:start w:val="1"/>
-      <w:numFmt w:val="bullet"/>
-      <w:lvlText w:val="■"/>
+      <w:numFmt w:val="lowerRoman"/>
+      <w:lvlText w:val="%9."/>
       <w:lvlJc w:val="left"/>
       <w:pPr>
         <w:ind w:left="6480" w:hanging="360"/>
@@ -3510,9 +3914,9 @@
   </w:abstractNum>
   <w:abstractNum w:abstractNumId="2">
     <w:lvl w:ilvl="0">
-      <w:start w:val="1"/>
-      <w:numFmt w:val="bullet"/>
-      <w:lvlText w:val="●"/>
+      <w:start w:val="4"/>
+      <w:numFmt w:val="decimal"/>
+      <w:lvlText w:val="%1."/>
       <w:lvlJc w:val="left"/>
       <w:pPr>
         <w:ind w:left="720" w:hanging="360"/>
@@ -3523,8 +3927,8 @@
     </w:lvl>
     <w:lvl w:ilvl="1">
       <w:start w:val="1"/>
-      <w:numFmt w:val="bullet"/>
-      <w:lvlText w:val="○"/>
+      <w:numFmt w:val="lowerLetter"/>
+      <w:lvlText w:val="%2."/>
       <w:lvlJc w:val="left"/>
       <w:pPr>
         <w:ind w:left="1440" w:hanging="360"/>
@@ -3535,8 +3939,8 @@
     </w:lvl>
     <w:lvl w:ilvl="2">
       <w:start w:val="1"/>
-      <w:numFmt w:val="bullet"/>
-      <w:lvlText w:val="■"/>
+      <w:numFmt w:val="lowerRoman"/>
+      <w:lvlText w:val="%3."/>
       <w:lvlJc w:val="left"/>
       <w:pPr>
         <w:ind w:left="2160" w:hanging="360"/>
@@ -3547,8 +3951,8 @@
     </w:lvl>
     <w:lvl w:ilvl="3">
       <w:start w:val="1"/>
-      <w:numFmt w:val="bullet"/>
-      <w:lvlText w:val="●"/>
+      <w:numFmt w:val="decimal"/>
+      <w:lvlText w:val="%4."/>
       <w:lvlJc w:val="left"/>
       <w:pPr>
         <w:ind w:left="2880" w:hanging="360"/>
@@ -3559,8 +3963,8 @@
     </w:lvl>
     <w:lvl w:ilvl="4">
       <w:start w:val="1"/>
-      <w:numFmt w:val="bullet"/>
-      <w:lvlText w:val="○"/>
+      <w:numFmt w:val="lowerLetter"/>
+      <w:lvlText w:val="%5."/>
       <w:lvlJc w:val="left"/>
       <w:pPr>
         <w:ind w:left="3600" w:hanging="360"/>
@@ -3571,8 +3975,8 @@
     </w:lvl>
     <w:lvl w:ilvl="5">
       <w:start w:val="1"/>
-      <w:numFmt w:val="bullet"/>
-      <w:lvlText w:val="■"/>
+      <w:numFmt w:val="lowerRoman"/>
+      <w:lvlText w:val="%6."/>
       <w:lvlJc w:val="left"/>
       <w:pPr>
         <w:ind w:left="4320" w:hanging="360"/>
@@ -3583,8 +3987,8 @@
     </w:lvl>
     <w:lvl w:ilvl="6">
       <w:start w:val="1"/>
-      <w:numFmt w:val="bullet"/>
-      <w:lvlText w:val="●"/>
+      <w:numFmt w:val="decimal"/>
+      <w:lvlText w:val="%7."/>
       <w:lvlJc w:val="left"/>
       <w:pPr>
         <w:ind w:left="5040" w:hanging="360"/>
@@ -3595,8 +3999,8 @@
     </w:lvl>
     <w:lvl w:ilvl="7">
       <w:start w:val="1"/>
-      <w:numFmt w:val="bullet"/>
-      <w:lvlText w:val="○"/>
+      <w:numFmt w:val="lowerLetter"/>
+      <w:lvlText w:val="%8."/>
       <w:lvlJc w:val="left"/>
       <w:pPr>
         <w:ind w:left="5760" w:hanging="360"/>
@@ -3607,8 +4011,8 @@
     </w:lvl>
     <w:lvl w:ilvl="8">
       <w:start w:val="1"/>
-      <w:numFmt w:val="bullet"/>
-      <w:lvlText w:val="■"/>
+      <w:numFmt w:val="lowerRoman"/>
+      <w:lvlText w:val="%9."/>
       <w:lvlJc w:val="left"/>
       <w:pPr>
         <w:ind w:left="6480" w:hanging="360"/>
@@ -3621,6 +4025,116 @@
   <w:abstractNum w:abstractNumId="3">
     <w:lvl w:ilvl="0">
       <w:start w:val="1"/>
+      <w:numFmt w:val="bullet"/>
+      <w:lvlText w:val="●"/>
+      <w:lvlJc w:val="left"/>
+      <w:pPr>
+        <w:ind w:left="720" w:hanging="360"/>
+      </w:pPr>
+      <w:rPr>
+        <w:u w:val="none"/>
+      </w:rPr>
+    </w:lvl>
+    <w:lvl w:ilvl="1">
+      <w:start w:val="1"/>
+      <w:numFmt w:val="bullet"/>
+      <w:lvlText w:val="○"/>
+      <w:lvlJc w:val="left"/>
+      <w:pPr>
+        <w:ind w:left="1440" w:hanging="360"/>
+      </w:pPr>
+      <w:rPr>
+        <w:u w:val="none"/>
+      </w:rPr>
+    </w:lvl>
+    <w:lvl w:ilvl="2">
+      <w:start w:val="1"/>
+      <w:numFmt w:val="bullet"/>
+      <w:lvlText w:val="■"/>
+      <w:lvlJc w:val="left"/>
+      <w:pPr>
+        <w:ind w:left="2160" w:hanging="360"/>
+      </w:pPr>
+      <w:rPr>
+        <w:u w:val="none"/>
+      </w:rPr>
+    </w:lvl>
+    <w:lvl w:ilvl="3">
+      <w:start w:val="1"/>
+      <w:numFmt w:val="bullet"/>
+      <w:lvlText w:val="●"/>
+      <w:lvlJc w:val="left"/>
+      <w:pPr>
+        <w:ind w:left="2880" w:hanging="360"/>
+      </w:pPr>
+      <w:rPr>
+        <w:u w:val="none"/>
+      </w:rPr>
+    </w:lvl>
+    <w:lvl w:ilvl="4">
+      <w:start w:val="1"/>
+      <w:numFmt w:val="bullet"/>
+      <w:lvlText w:val="○"/>
+      <w:lvlJc w:val="left"/>
+      <w:pPr>
+        <w:ind w:left="3600" w:hanging="360"/>
+      </w:pPr>
+      <w:rPr>
+        <w:u w:val="none"/>
+      </w:rPr>
+    </w:lvl>
+    <w:lvl w:ilvl="5">
+      <w:start w:val="1"/>
+      <w:numFmt w:val="bullet"/>
+      <w:lvlText w:val="■"/>
+      <w:lvlJc w:val="left"/>
+      <w:pPr>
+        <w:ind w:left="4320" w:hanging="360"/>
+      </w:pPr>
+      <w:rPr>
+        <w:u w:val="none"/>
+      </w:rPr>
+    </w:lvl>
+    <w:lvl w:ilvl="6">
+      <w:start w:val="1"/>
+      <w:numFmt w:val="bullet"/>
+      <w:lvlText w:val="●"/>
+      <w:lvlJc w:val="left"/>
+      <w:pPr>
+        <w:ind w:left="5040" w:hanging="360"/>
+      </w:pPr>
+      <w:rPr>
+        <w:u w:val="none"/>
+      </w:rPr>
+    </w:lvl>
+    <w:lvl w:ilvl="7">
+      <w:start w:val="1"/>
+      <w:numFmt w:val="bullet"/>
+      <w:lvlText w:val="○"/>
+      <w:lvlJc w:val="left"/>
+      <w:pPr>
+        <w:ind w:left="5760" w:hanging="360"/>
+      </w:pPr>
+      <w:rPr>
+        <w:u w:val="none"/>
+      </w:rPr>
+    </w:lvl>
+    <w:lvl w:ilvl="8">
+      <w:start w:val="1"/>
+      <w:numFmt w:val="bullet"/>
+      <w:lvlText w:val="■"/>
+      <w:lvlJc w:val="left"/>
+      <w:pPr>
+        <w:ind w:left="6480" w:hanging="360"/>
+      </w:pPr>
+      <w:rPr>
+        <w:u w:val="none"/>
+      </w:rPr>
+    </w:lvl>
+  </w:abstractNum>
+  <w:abstractNum w:abstractNumId="4">
+    <w:lvl w:ilvl="0">
+      <w:start w:val="3"/>
       <w:numFmt w:val="decimal"/>
       <w:lvlText w:val="%1."/>
       <w:lvlJc w:val="left"/>
@@ -3728,7 +4242,227 @@
       </w:rPr>
     </w:lvl>
   </w:abstractNum>
-  <w:abstractNum w:abstractNumId="4">
+  <w:abstractNum w:abstractNumId="5">
+    <w:lvl w:ilvl="0">
+      <w:start w:val="1"/>
+      <w:numFmt w:val="bullet"/>
+      <w:lvlText w:val="●"/>
+      <w:lvlJc w:val="left"/>
+      <w:pPr>
+        <w:ind w:left="720" w:hanging="360"/>
+      </w:pPr>
+      <w:rPr>
+        <w:u w:val="none"/>
+      </w:rPr>
+    </w:lvl>
+    <w:lvl w:ilvl="1">
+      <w:start w:val="1"/>
+      <w:numFmt w:val="bullet"/>
+      <w:lvlText w:val="○"/>
+      <w:lvlJc w:val="left"/>
+      <w:pPr>
+        <w:ind w:left="1440" w:hanging="360"/>
+      </w:pPr>
+      <w:rPr>
+        <w:u w:val="none"/>
+      </w:rPr>
+    </w:lvl>
+    <w:lvl w:ilvl="2">
+      <w:start w:val="1"/>
+      <w:numFmt w:val="bullet"/>
+      <w:lvlText w:val="■"/>
+      <w:lvlJc w:val="left"/>
+      <w:pPr>
+        <w:ind w:left="2160" w:hanging="360"/>
+      </w:pPr>
+      <w:rPr>
+        <w:u w:val="none"/>
+      </w:rPr>
+    </w:lvl>
+    <w:lvl w:ilvl="3">
+      <w:start w:val="1"/>
+      <w:numFmt w:val="bullet"/>
+      <w:lvlText w:val="●"/>
+      <w:lvlJc w:val="left"/>
+      <w:pPr>
+        <w:ind w:left="2880" w:hanging="360"/>
+      </w:pPr>
+      <w:rPr>
+        <w:u w:val="none"/>
+      </w:rPr>
+    </w:lvl>
+    <w:lvl w:ilvl="4">
+      <w:start w:val="1"/>
+      <w:numFmt w:val="bullet"/>
+      <w:lvlText w:val="○"/>
+      <w:lvlJc w:val="left"/>
+      <w:pPr>
+        <w:ind w:left="3600" w:hanging="360"/>
+      </w:pPr>
+      <w:rPr>
+        <w:u w:val="none"/>
+      </w:rPr>
+    </w:lvl>
+    <w:lvl w:ilvl="5">
+      <w:start w:val="1"/>
+      <w:numFmt w:val="bullet"/>
+      <w:lvlText w:val="■"/>
+      <w:lvlJc w:val="left"/>
+      <w:pPr>
+        <w:ind w:left="4320" w:hanging="360"/>
+      </w:pPr>
+      <w:rPr>
+        <w:u w:val="none"/>
+      </w:rPr>
+    </w:lvl>
+    <w:lvl w:ilvl="6">
+      <w:start w:val="1"/>
+      <w:numFmt w:val="bullet"/>
+      <w:lvlText w:val="●"/>
+      <w:lvlJc w:val="left"/>
+      <w:pPr>
+        <w:ind w:left="5040" w:hanging="360"/>
+      </w:pPr>
+      <w:rPr>
+        <w:u w:val="none"/>
+      </w:rPr>
+    </w:lvl>
+    <w:lvl w:ilvl="7">
+      <w:start w:val="1"/>
+      <w:numFmt w:val="bullet"/>
+      <w:lvlText w:val="○"/>
+      <w:lvlJc w:val="left"/>
+      <w:pPr>
+        <w:ind w:left="5760" w:hanging="360"/>
+      </w:pPr>
+      <w:rPr>
+        <w:u w:val="none"/>
+      </w:rPr>
+    </w:lvl>
+    <w:lvl w:ilvl="8">
+      <w:start w:val="1"/>
+      <w:numFmt w:val="bullet"/>
+      <w:lvlText w:val="■"/>
+      <w:lvlJc w:val="left"/>
+      <w:pPr>
+        <w:ind w:left="6480" w:hanging="360"/>
+      </w:pPr>
+      <w:rPr>
+        <w:u w:val="none"/>
+      </w:rPr>
+    </w:lvl>
+  </w:abstractNum>
+  <w:abstractNum w:abstractNumId="6">
+    <w:lvl w:ilvl="0">
+      <w:start w:val="1"/>
+      <w:numFmt w:val="decimal"/>
+      <w:lvlText w:val="%1."/>
+      <w:lvlJc w:val="left"/>
+      <w:pPr>
+        <w:ind w:left="720" w:hanging="360"/>
+      </w:pPr>
+      <w:rPr>
+        <w:u w:val="none"/>
+      </w:rPr>
+    </w:lvl>
+    <w:lvl w:ilvl="1">
+      <w:start w:val="1"/>
+      <w:numFmt w:val="lowerLetter"/>
+      <w:lvlText w:val="%2."/>
+      <w:lvlJc w:val="left"/>
+      <w:pPr>
+        <w:ind w:left="1440" w:hanging="360"/>
+      </w:pPr>
+      <w:rPr>
+        <w:u w:val="none"/>
+      </w:rPr>
+    </w:lvl>
+    <w:lvl w:ilvl="2">
+      <w:start w:val="1"/>
+      <w:numFmt w:val="lowerRoman"/>
+      <w:lvlText w:val="%3."/>
+      <w:lvlJc w:val="left"/>
+      <w:pPr>
+        <w:ind w:left="2160" w:hanging="360"/>
+      </w:pPr>
+      <w:rPr>
+        <w:u w:val="none"/>
+      </w:rPr>
+    </w:lvl>
+    <w:lvl w:ilvl="3">
+      <w:start w:val="1"/>
+      <w:numFmt w:val="decimal"/>
+      <w:lvlText w:val="%4."/>
+      <w:lvlJc w:val="left"/>
+      <w:pPr>
+        <w:ind w:left="2880" w:hanging="360"/>
+      </w:pPr>
+      <w:rPr>
+        <w:u w:val="none"/>
+      </w:rPr>
+    </w:lvl>
+    <w:lvl w:ilvl="4">
+      <w:start w:val="1"/>
+      <w:numFmt w:val="lowerLetter"/>
+      <w:lvlText w:val="%5."/>
+      <w:lvlJc w:val="left"/>
+      <w:pPr>
+        <w:ind w:left="3600" w:hanging="360"/>
+      </w:pPr>
+      <w:rPr>
+        <w:u w:val="none"/>
+      </w:rPr>
+    </w:lvl>
+    <w:lvl w:ilvl="5">
+      <w:start w:val="1"/>
+      <w:numFmt w:val="lowerRoman"/>
+      <w:lvlText w:val="%6."/>
+      <w:lvlJc w:val="left"/>
+      <w:pPr>
+        <w:ind w:left="4320" w:hanging="360"/>
+      </w:pPr>
+      <w:rPr>
+        <w:u w:val="none"/>
+      </w:rPr>
+    </w:lvl>
+    <w:lvl w:ilvl="6">
+      <w:start w:val="1"/>
+      <w:numFmt w:val="decimal"/>
+      <w:lvlText w:val="%7."/>
+      <w:lvlJc w:val="left"/>
+      <w:pPr>
+        <w:ind w:left="5040" w:hanging="360"/>
+      </w:pPr>
+      <w:rPr>
+        <w:u w:val="none"/>
+      </w:rPr>
+    </w:lvl>
+    <w:lvl w:ilvl="7">
+      <w:start w:val="1"/>
+      <w:numFmt w:val="lowerLetter"/>
+      <w:lvlText w:val="%8."/>
+      <w:lvlJc w:val="left"/>
+      <w:pPr>
+        <w:ind w:left="5760" w:hanging="360"/>
+      </w:pPr>
+      <w:rPr>
+        <w:u w:val="none"/>
+      </w:rPr>
+    </w:lvl>
+    <w:lvl w:ilvl="8">
+      <w:start w:val="1"/>
+      <w:numFmt w:val="lowerRoman"/>
+      <w:lvlText w:val="%9."/>
+      <w:lvlJc w:val="left"/>
+      <w:pPr>
+        <w:ind w:left="6480" w:hanging="360"/>
+      </w:pPr>
+      <w:rPr>
+        <w:u w:val="none"/>
+      </w:rPr>
+    </w:lvl>
+  </w:abstractNum>
+  <w:abstractNum w:abstractNumId="7">
     <w:lvl w:ilvl="0">
       <w:start w:val="2"/>
       <w:numFmt w:val="decimal"/>
@@ -3838,7 +4572,227 @@
       </w:rPr>
     </w:lvl>
   </w:abstractNum>
-  <w:abstractNum w:abstractNumId="5">
+  <w:abstractNum w:abstractNumId="8">
+    <w:lvl w:ilvl="0">
+      <w:start w:val="1"/>
+      <w:numFmt w:val="decimal"/>
+      <w:lvlText w:val="%1."/>
+      <w:lvlJc w:val="left"/>
+      <w:pPr>
+        <w:ind w:left="720" w:hanging="360"/>
+      </w:pPr>
+      <w:rPr>
+        <w:u w:val="none"/>
+      </w:rPr>
+    </w:lvl>
+    <w:lvl w:ilvl="1">
+      <w:start w:val="1"/>
+      <w:numFmt w:val="lowerLetter"/>
+      <w:lvlText w:val="%2."/>
+      <w:lvlJc w:val="left"/>
+      <w:pPr>
+        <w:ind w:left="1440" w:hanging="360"/>
+      </w:pPr>
+      <w:rPr>
+        <w:u w:val="none"/>
+      </w:rPr>
+    </w:lvl>
+    <w:lvl w:ilvl="2">
+      <w:start w:val="1"/>
+      <w:numFmt w:val="lowerRoman"/>
+      <w:lvlText w:val="%3."/>
+      <w:lvlJc w:val="left"/>
+      <w:pPr>
+        <w:ind w:left="2160" w:hanging="360"/>
+      </w:pPr>
+      <w:rPr>
+        <w:u w:val="none"/>
+      </w:rPr>
+    </w:lvl>
+    <w:lvl w:ilvl="3">
+      <w:start w:val="1"/>
+      <w:numFmt w:val="decimal"/>
+      <w:lvlText w:val="%4."/>
+      <w:lvlJc w:val="left"/>
+      <w:pPr>
+        <w:ind w:left="2880" w:hanging="360"/>
+      </w:pPr>
+      <w:rPr>
+        <w:u w:val="none"/>
+      </w:rPr>
+    </w:lvl>
+    <w:lvl w:ilvl="4">
+      <w:start w:val="1"/>
+      <w:numFmt w:val="lowerLetter"/>
+      <w:lvlText w:val="%5."/>
+      <w:lvlJc w:val="left"/>
+      <w:pPr>
+        <w:ind w:left="3600" w:hanging="360"/>
+      </w:pPr>
+      <w:rPr>
+        <w:u w:val="none"/>
+      </w:rPr>
+    </w:lvl>
+    <w:lvl w:ilvl="5">
+      <w:start w:val="1"/>
+      <w:numFmt w:val="lowerRoman"/>
+      <w:lvlText w:val="%6."/>
+      <w:lvlJc w:val="left"/>
+      <w:pPr>
+        <w:ind w:left="4320" w:hanging="360"/>
+      </w:pPr>
+      <w:rPr>
+        <w:u w:val="none"/>
+      </w:rPr>
+    </w:lvl>
+    <w:lvl w:ilvl="6">
+      <w:start w:val="1"/>
+      <w:numFmt w:val="decimal"/>
+      <w:lvlText w:val="%7."/>
+      <w:lvlJc w:val="left"/>
+      <w:pPr>
+        <w:ind w:left="5040" w:hanging="360"/>
+      </w:pPr>
+      <w:rPr>
+        <w:u w:val="none"/>
+      </w:rPr>
+    </w:lvl>
+    <w:lvl w:ilvl="7">
+      <w:start w:val="1"/>
+      <w:numFmt w:val="lowerLetter"/>
+      <w:lvlText w:val="%8."/>
+      <w:lvlJc w:val="left"/>
+      <w:pPr>
+        <w:ind w:left="5760" w:hanging="360"/>
+      </w:pPr>
+      <w:rPr>
+        <w:u w:val="none"/>
+      </w:rPr>
+    </w:lvl>
+    <w:lvl w:ilvl="8">
+      <w:start w:val="1"/>
+      <w:numFmt w:val="lowerRoman"/>
+      <w:lvlText w:val="%9."/>
+      <w:lvlJc w:val="left"/>
+      <w:pPr>
+        <w:ind w:left="6480" w:hanging="360"/>
+      </w:pPr>
+      <w:rPr>
+        <w:u w:val="none"/>
+      </w:rPr>
+    </w:lvl>
+  </w:abstractNum>
+  <w:abstractNum w:abstractNumId="9">
+    <w:lvl w:ilvl="0">
+      <w:start w:val="1"/>
+      <w:numFmt w:val="bullet"/>
+      <w:lvlText w:val="●"/>
+      <w:lvlJc w:val="left"/>
+      <w:pPr>
+        <w:ind w:left="720" w:hanging="360"/>
+      </w:pPr>
+      <w:rPr>
+        <w:u w:val="none"/>
+      </w:rPr>
+    </w:lvl>
+    <w:lvl w:ilvl="1">
+      <w:start w:val="1"/>
+      <w:numFmt w:val="bullet"/>
+      <w:lvlText w:val="○"/>
+      <w:lvlJc w:val="left"/>
+      <w:pPr>
+        <w:ind w:left="1440" w:hanging="360"/>
+      </w:pPr>
+      <w:rPr>
+        <w:u w:val="none"/>
+      </w:rPr>
+    </w:lvl>
+    <w:lvl w:ilvl="2">
+      <w:start w:val="1"/>
+      <w:numFmt w:val="bullet"/>
+      <w:lvlText w:val="■"/>
+      <w:lvlJc w:val="left"/>
+      <w:pPr>
+        <w:ind w:left="2160" w:hanging="360"/>
+      </w:pPr>
+      <w:rPr>
+        <w:u w:val="none"/>
+      </w:rPr>
+    </w:lvl>
+    <w:lvl w:ilvl="3">
+      <w:start w:val="1"/>
+      <w:numFmt w:val="bullet"/>
+      <w:lvlText w:val="●"/>
+      <w:lvlJc w:val="left"/>
+      <w:pPr>
+        <w:ind w:left="2880" w:hanging="360"/>
+      </w:pPr>
+      <w:rPr>
+        <w:u w:val="none"/>
+      </w:rPr>
+    </w:lvl>
+    <w:lvl w:ilvl="4">
+      <w:start w:val="1"/>
+      <w:numFmt w:val="bullet"/>
+      <w:lvlText w:val="○"/>
+      <w:lvlJc w:val="left"/>
+      <w:pPr>
+        <w:ind w:left="3600" w:hanging="360"/>
+      </w:pPr>
+      <w:rPr>
+        <w:u w:val="none"/>
+      </w:rPr>
+    </w:lvl>
+    <w:lvl w:ilvl="5">
+      <w:start w:val="1"/>
+      <w:numFmt w:val="bullet"/>
+      <w:lvlText w:val="■"/>
+      <w:lvlJc w:val="left"/>
+      <w:pPr>
+        <w:ind w:left="4320" w:hanging="360"/>
+      </w:pPr>
+      <w:rPr>
+        <w:u w:val="none"/>
+      </w:rPr>
+    </w:lvl>
+    <w:lvl w:ilvl="6">
+      <w:start w:val="1"/>
+      <w:numFmt w:val="bullet"/>
+      <w:lvlText w:val="●"/>
+      <w:lvlJc w:val="left"/>
+      <w:pPr>
+        <w:ind w:left="5040" w:hanging="360"/>
+      </w:pPr>
+      <w:rPr>
+        <w:u w:val="none"/>
+      </w:rPr>
+    </w:lvl>
+    <w:lvl w:ilvl="7">
+      <w:start w:val="1"/>
+      <w:numFmt w:val="bullet"/>
+      <w:lvlText w:val="○"/>
+      <w:lvlJc w:val="left"/>
+      <w:pPr>
+        <w:ind w:left="5760" w:hanging="360"/>
+      </w:pPr>
+      <w:rPr>
+        <w:u w:val="none"/>
+      </w:rPr>
+    </w:lvl>
+    <w:lvl w:ilvl="8">
+      <w:start w:val="1"/>
+      <w:numFmt w:val="bullet"/>
+      <w:lvlText w:val="■"/>
+      <w:lvlJc w:val="left"/>
+      <w:pPr>
+        <w:ind w:left="6480" w:hanging="360"/>
+      </w:pPr>
+      <w:rPr>
+        <w:u w:val="none"/>
+      </w:rPr>
+    </w:lvl>
+  </w:abstractNum>
+  <w:abstractNum w:abstractNumId="10">
     <w:lvl w:ilvl="0">
       <w:start w:val="1"/>
       <w:numFmt w:val="decimal"/>
@@ -3948,7 +4902,7 @@
       </w:rPr>
     </w:lvl>
   </w:abstractNum>
-  <w:abstractNum w:abstractNumId="6">
+  <w:abstractNum w:abstractNumId="11">
     <w:lvl w:ilvl="0">
       <w:start w:val="3"/>
       <w:numFmt w:val="decimal"/>
@@ -4058,7 +5012,7 @@
       </w:rPr>
     </w:lvl>
   </w:abstractNum>
-  <w:abstractNum w:abstractNumId="7">
+  <w:abstractNum w:abstractNumId="12">
     <w:lvl w:ilvl="0">
       <w:start w:val="1"/>
       <w:numFmt w:val="bullet"/>
@@ -4168,7 +5122,7 @@
       </w:rPr>
     </w:lvl>
   </w:abstractNum>
-  <w:abstractNum w:abstractNumId="8">
+  <w:abstractNum w:abstractNumId="13">
     <w:lvl w:ilvl="0">
       <w:start w:val="1"/>
       <w:numFmt w:val="bullet"/>
@@ -4278,7 +5232,7 @@
       </w:rPr>
     </w:lvl>
   </w:abstractNum>
-  <w:abstractNum w:abstractNumId="9">
+  <w:abstractNum w:abstractNumId="14">
     <w:lvl w:ilvl="0">
       <w:start w:val="4"/>
       <w:numFmt w:val="decimal"/>
@@ -4388,7 +5342,7 @@
       </w:rPr>
     </w:lvl>
   </w:abstractNum>
-  <w:abstractNum w:abstractNumId="10">
+  <w:abstractNum w:abstractNumId="15">
     <w:lvl w:ilvl="0">
       <w:start w:val="1"/>
       <w:numFmt w:val="bullet"/>
@@ -4498,10 +5452,340 @@
       </w:rPr>
     </w:lvl>
   </w:abstractNum>
-  <w:abstractNum w:abstractNumId="11">
+  <w:abstractNum w:abstractNumId="16">
     <w:lvl w:ilvl="0">
       <w:start w:val="1"/>
       <w:numFmt w:val="bullet"/>
+      <w:lvlText w:val="●"/>
+      <w:lvlJc w:val="left"/>
+      <w:pPr>
+        <w:ind w:left="720" w:hanging="360"/>
+      </w:pPr>
+      <w:rPr>
+        <w:u w:val="none"/>
+      </w:rPr>
+    </w:lvl>
+    <w:lvl w:ilvl="1">
+      <w:start w:val="1"/>
+      <w:numFmt w:val="bullet"/>
+      <w:lvlText w:val="○"/>
+      <w:lvlJc w:val="left"/>
+      <w:pPr>
+        <w:ind w:left="1440" w:hanging="360"/>
+      </w:pPr>
+      <w:rPr>
+        <w:u w:val="none"/>
+      </w:rPr>
+    </w:lvl>
+    <w:lvl w:ilvl="2">
+      <w:start w:val="1"/>
+      <w:numFmt w:val="bullet"/>
+      <w:lvlText w:val="■"/>
+      <w:lvlJc w:val="left"/>
+      <w:pPr>
+        <w:ind w:left="2160" w:hanging="360"/>
+      </w:pPr>
+      <w:rPr>
+        <w:u w:val="none"/>
+      </w:rPr>
+    </w:lvl>
+    <w:lvl w:ilvl="3">
+      <w:start w:val="1"/>
+      <w:numFmt w:val="bullet"/>
+      <w:lvlText w:val="●"/>
+      <w:lvlJc w:val="left"/>
+      <w:pPr>
+        <w:ind w:left="2880" w:hanging="360"/>
+      </w:pPr>
+      <w:rPr>
+        <w:u w:val="none"/>
+      </w:rPr>
+    </w:lvl>
+    <w:lvl w:ilvl="4">
+      <w:start w:val="1"/>
+      <w:numFmt w:val="bullet"/>
+      <w:lvlText w:val="○"/>
+      <w:lvlJc w:val="left"/>
+      <w:pPr>
+        <w:ind w:left="3600" w:hanging="360"/>
+      </w:pPr>
+      <w:rPr>
+        <w:u w:val="none"/>
+      </w:rPr>
+    </w:lvl>
+    <w:lvl w:ilvl="5">
+      <w:start w:val="1"/>
+      <w:numFmt w:val="bullet"/>
+      <w:lvlText w:val="■"/>
+      <w:lvlJc w:val="left"/>
+      <w:pPr>
+        <w:ind w:left="4320" w:hanging="360"/>
+      </w:pPr>
+      <w:rPr>
+        <w:u w:val="none"/>
+      </w:rPr>
+    </w:lvl>
+    <w:lvl w:ilvl="6">
+      <w:start w:val="1"/>
+      <w:numFmt w:val="bullet"/>
+      <w:lvlText w:val="●"/>
+      <w:lvlJc w:val="left"/>
+      <w:pPr>
+        <w:ind w:left="5040" w:hanging="360"/>
+      </w:pPr>
+      <w:rPr>
+        <w:u w:val="none"/>
+      </w:rPr>
+    </w:lvl>
+    <w:lvl w:ilvl="7">
+      <w:start w:val="1"/>
+      <w:numFmt w:val="bullet"/>
+      <w:lvlText w:val="○"/>
+      <w:lvlJc w:val="left"/>
+      <w:pPr>
+        <w:ind w:left="5760" w:hanging="360"/>
+      </w:pPr>
+      <w:rPr>
+        <w:u w:val="none"/>
+      </w:rPr>
+    </w:lvl>
+    <w:lvl w:ilvl="8">
+      <w:start w:val="1"/>
+      <w:numFmt w:val="bullet"/>
+      <w:lvlText w:val="■"/>
+      <w:lvlJc w:val="left"/>
+      <w:pPr>
+        <w:ind w:left="6480" w:hanging="360"/>
+      </w:pPr>
+      <w:rPr>
+        <w:u w:val="none"/>
+      </w:rPr>
+    </w:lvl>
+  </w:abstractNum>
+  <w:abstractNum w:abstractNumId="17">
+    <w:lvl w:ilvl="0">
+      <w:start w:val="1"/>
+      <w:numFmt w:val="bullet"/>
+      <w:lvlText w:val="●"/>
+      <w:lvlJc w:val="left"/>
+      <w:pPr>
+        <w:ind w:left="720" w:hanging="360"/>
+      </w:pPr>
+      <w:rPr>
+        <w:u w:val="none"/>
+      </w:rPr>
+    </w:lvl>
+    <w:lvl w:ilvl="1">
+      <w:start w:val="1"/>
+      <w:numFmt w:val="bullet"/>
+      <w:lvlText w:val="○"/>
+      <w:lvlJc w:val="left"/>
+      <w:pPr>
+        <w:ind w:left="1440" w:hanging="360"/>
+      </w:pPr>
+      <w:rPr>
+        <w:u w:val="none"/>
+      </w:rPr>
+    </w:lvl>
+    <w:lvl w:ilvl="2">
+      <w:start w:val="1"/>
+      <w:numFmt w:val="bullet"/>
+      <w:lvlText w:val="■"/>
+      <w:lvlJc w:val="left"/>
+      <w:pPr>
+        <w:ind w:left="2160" w:hanging="360"/>
+      </w:pPr>
+      <w:rPr>
+        <w:u w:val="none"/>
+      </w:rPr>
+    </w:lvl>
+    <w:lvl w:ilvl="3">
+      <w:start w:val="1"/>
+      <w:numFmt w:val="bullet"/>
+      <w:lvlText w:val="●"/>
+      <w:lvlJc w:val="left"/>
+      <w:pPr>
+        <w:ind w:left="2880" w:hanging="360"/>
+      </w:pPr>
+      <w:rPr>
+        <w:u w:val="none"/>
+      </w:rPr>
+    </w:lvl>
+    <w:lvl w:ilvl="4">
+      <w:start w:val="1"/>
+      <w:numFmt w:val="bullet"/>
+      <w:lvlText w:val="○"/>
+      <w:lvlJc w:val="left"/>
+      <w:pPr>
+        <w:ind w:left="3600" w:hanging="360"/>
+      </w:pPr>
+      <w:rPr>
+        <w:u w:val="none"/>
+      </w:rPr>
+    </w:lvl>
+    <w:lvl w:ilvl="5">
+      <w:start w:val="1"/>
+      <w:numFmt w:val="bullet"/>
+      <w:lvlText w:val="■"/>
+      <w:lvlJc w:val="left"/>
+      <w:pPr>
+        <w:ind w:left="4320" w:hanging="360"/>
+      </w:pPr>
+      <w:rPr>
+        <w:u w:val="none"/>
+      </w:rPr>
+    </w:lvl>
+    <w:lvl w:ilvl="6">
+      <w:start w:val="1"/>
+      <w:numFmt w:val="bullet"/>
+      <w:lvlText w:val="●"/>
+      <w:lvlJc w:val="left"/>
+      <w:pPr>
+        <w:ind w:left="5040" w:hanging="360"/>
+      </w:pPr>
+      <w:rPr>
+        <w:u w:val="none"/>
+      </w:rPr>
+    </w:lvl>
+    <w:lvl w:ilvl="7">
+      <w:start w:val="1"/>
+      <w:numFmt w:val="bullet"/>
+      <w:lvlText w:val="○"/>
+      <w:lvlJc w:val="left"/>
+      <w:pPr>
+        <w:ind w:left="5760" w:hanging="360"/>
+      </w:pPr>
+      <w:rPr>
+        <w:u w:val="none"/>
+      </w:rPr>
+    </w:lvl>
+    <w:lvl w:ilvl="8">
+      <w:start w:val="1"/>
+      <w:numFmt w:val="bullet"/>
+      <w:lvlText w:val="■"/>
+      <w:lvlJc w:val="left"/>
+      <w:pPr>
+        <w:ind w:left="6480" w:hanging="360"/>
+      </w:pPr>
+      <w:rPr>
+        <w:u w:val="none"/>
+      </w:rPr>
+    </w:lvl>
+  </w:abstractNum>
+  <w:abstractNum w:abstractNumId="18">
+    <w:lvl w:ilvl="0">
+      <w:start w:val="1"/>
+      <w:numFmt w:val="bullet"/>
+      <w:lvlText w:val="●"/>
+      <w:lvlJc w:val="left"/>
+      <w:pPr>
+        <w:ind w:left="720" w:hanging="360"/>
+      </w:pPr>
+      <w:rPr>
+        <w:u w:val="none"/>
+      </w:rPr>
+    </w:lvl>
+    <w:lvl w:ilvl="1">
+      <w:start w:val="1"/>
+      <w:numFmt w:val="bullet"/>
+      <w:lvlText w:val="○"/>
+      <w:lvlJc w:val="left"/>
+      <w:pPr>
+        <w:ind w:left="1440" w:hanging="360"/>
+      </w:pPr>
+      <w:rPr>
+        <w:u w:val="none"/>
+      </w:rPr>
+    </w:lvl>
+    <w:lvl w:ilvl="2">
+      <w:start w:val="1"/>
+      <w:numFmt w:val="bullet"/>
+      <w:lvlText w:val="■"/>
+      <w:lvlJc w:val="left"/>
+      <w:pPr>
+        <w:ind w:left="2160" w:hanging="360"/>
+      </w:pPr>
+      <w:rPr>
+        <w:u w:val="none"/>
+      </w:rPr>
+    </w:lvl>
+    <w:lvl w:ilvl="3">
+      <w:start w:val="1"/>
+      <w:numFmt w:val="bullet"/>
+      <w:lvlText w:val="●"/>
+      <w:lvlJc w:val="left"/>
+      <w:pPr>
+        <w:ind w:left="2880" w:hanging="360"/>
+      </w:pPr>
+      <w:rPr>
+        <w:u w:val="none"/>
+      </w:rPr>
+    </w:lvl>
+    <w:lvl w:ilvl="4">
+      <w:start w:val="1"/>
+      <w:numFmt w:val="bullet"/>
+      <w:lvlText w:val="○"/>
+      <w:lvlJc w:val="left"/>
+      <w:pPr>
+        <w:ind w:left="3600" w:hanging="360"/>
+      </w:pPr>
+      <w:rPr>
+        <w:u w:val="none"/>
+      </w:rPr>
+    </w:lvl>
+    <w:lvl w:ilvl="5">
+      <w:start w:val="1"/>
+      <w:numFmt w:val="bullet"/>
+      <w:lvlText w:val="■"/>
+      <w:lvlJc w:val="left"/>
+      <w:pPr>
+        <w:ind w:left="4320" w:hanging="360"/>
+      </w:pPr>
+      <w:rPr>
+        <w:u w:val="none"/>
+      </w:rPr>
+    </w:lvl>
+    <w:lvl w:ilvl="6">
+      <w:start w:val="1"/>
+      <w:numFmt w:val="bullet"/>
+      <w:lvlText w:val="●"/>
+      <w:lvlJc w:val="left"/>
+      <w:pPr>
+        <w:ind w:left="5040" w:hanging="360"/>
+      </w:pPr>
+      <w:rPr>
+        <w:u w:val="none"/>
+      </w:rPr>
+    </w:lvl>
+    <w:lvl w:ilvl="7">
+      <w:start w:val="1"/>
+      <w:numFmt w:val="bullet"/>
+      <w:lvlText w:val="○"/>
+      <w:lvlJc w:val="left"/>
+      <w:pPr>
+        <w:ind w:left="5760" w:hanging="360"/>
+      </w:pPr>
+      <w:rPr>
+        <w:u w:val="none"/>
+      </w:rPr>
+    </w:lvl>
+    <w:lvl w:ilvl="8">
+      <w:start w:val="1"/>
+      <w:numFmt w:val="bullet"/>
+      <w:lvlText w:val="■"/>
+      <w:lvlJc w:val="left"/>
+      <w:pPr>
+        <w:ind w:left="6480" w:hanging="360"/>
+      </w:pPr>
+      <w:rPr>
+        <w:u w:val="none"/>
+      </w:rPr>
+    </w:lvl>
+  </w:abstractNum>
+  <w:abstractNum w:abstractNumId="19">
+    <w:lvl w:ilvl="0">
+      <w:start w:val="1"/>
+      <w:numFmt w:val="bullet"/>
       <w:lvlText w:val="-"/>
       <w:lvlJc w:val="left"/>
       <w:pPr>
@@ -4608,7 +5892,7 @@
       </w:rPr>
     </w:lvl>
   </w:abstractNum>
-  <w:abstractNum w:abstractNumId="12">
+  <w:abstractNum w:abstractNumId="20">
     <w:lvl w:ilvl="0">
       <w:start w:val="1"/>
       <w:numFmt w:val="bullet"/>
@@ -4753,6 +6037,30 @@
   </w:num>
   <w:num w:numId="12">
     <w:abstractNumId w:val="12"/>
+  </w:num>
+  <w:num w:numId="13">
+    <w:abstractNumId w:val="13"/>
+  </w:num>
+  <w:num w:numId="14">
+    <w:abstractNumId w:val="14"/>
+  </w:num>
+  <w:num w:numId="15">
+    <w:abstractNumId w:val="15"/>
+  </w:num>
+  <w:num w:numId="16">
+    <w:abstractNumId w:val="16"/>
+  </w:num>
+  <w:num w:numId="17">
+    <w:abstractNumId w:val="17"/>
+  </w:num>
+  <w:num w:numId="18">
+    <w:abstractNumId w:val="18"/>
+  </w:num>
+  <w:num w:numId="19">
+    <w:abstractNumId w:val="19"/>
+  </w:num>
+  <w:num w:numId="20">
+    <w:abstractNumId w:val="20"/>
   </w:num>
 </w:numbering>
 </file>
